--- a/00_management/projektplan_umstellung_kernsystem.docx
+++ b/00_management/projektplan_umstellung_kernsystem.docx
@@ -284,7 +284,7 @@
                 <w:sz w:val="18"/>
                 <w:szCs w:val="18"/>
               </w:rPr>
-              <w:t xml:space="preserve">Kinnovis oder Stora – Entscheidung im Rahmen dieses Plans (Meilenstein M5)</w:t>
+              <w:t xml:space="preserve">Kinnovis, Stora oder Store365 (Store-IT) – Entscheidung im Rahmen dieses Plans (Meilenstein M5)</w:t>
             </w:r>
           </w:p>
         </w:tc>
@@ -4915,7 +4915,7 @@
                 <w:sz w:val="18"/>
                 <w:szCs w:val="18"/>
               </w:rPr>
-              <w:t xml:space="preserve">Fragenkatalog an Kinnovis und Stora versenden, Demo-Termine für W3 fixieren</w:t>
+              <w:t xml:space="preserve">Fragenkatalog an alle drei Anbieter versenden, Demo-Termine für W3 fixieren</w:t>
             </w:r>
           </w:p>
         </w:tc>
@@ -6199,7 +6199,7 @@
                 <w:sz w:val="18"/>
                 <w:szCs w:val="18"/>
               </w:rPr>
-              <w:t xml:space="preserve">3.3</w:t>
+              <w:t xml:space="preserve">3.2b</w:t>
             </w:r>
           </w:p>
         </w:tc>
@@ -6223,7 +6223,7 @@
                 <w:sz w:val="18"/>
                 <w:szCs w:val="18"/>
               </w:rPr>
-              <w:t xml:space="preserve">Musterexporte an die Steuerberatung, Testimport in RZL</w:t>
+              <w:t xml:space="preserve">Demo Store365 nach Drehbuch, mit eigenen Testfällen</w:t>
             </w:r>
           </w:p>
         </w:tc>
@@ -6247,7 +6247,7 @@
                 <w:sz w:val="18"/>
                 <w:szCs w:val="18"/>
               </w:rPr>
-              <w:t xml:space="preserve">Steuerberatung</w:t>
+              <w:t xml:space="preserve">alle</w:t>
             </w:r>
           </w:p>
         </w:tc>
@@ -6271,7 +6271,7 @@
                 <w:sz w:val="18"/>
                 <w:szCs w:val="18"/>
               </w:rPr>
-              <w:t xml:space="preserve">Importergebnis schriftlich</w:t>
+              <w:t xml:space="preserve">Bewertungsbögen</w:t>
             </w:r>
           </w:p>
         </w:tc>
@@ -6322,7 +6322,7 @@
                 <w:sz w:val="18"/>
                 <w:szCs w:val="18"/>
               </w:rPr>
-              <w:t xml:space="preserve">3.4</w:t>
+              <w:t xml:space="preserve">3.3</w:t>
             </w:r>
           </w:p>
         </w:tc>
@@ -6347,7 +6347,7 @@
                 <w:sz w:val="18"/>
                 <w:szCs w:val="18"/>
               </w:rPr>
-              <w:t xml:space="preserve">Zahlungsfragen klären: eigene Gläubiger-ID, Mandatsimport, SEPA-Datei, Kontoauszugsimport</w:t>
+              <w:t xml:space="preserve">Musterexporte aller drei Anbieter an die Steuerberatung, Testimport in RZL</w:t>
             </w:r>
           </w:p>
         </w:tc>
@@ -6372,7 +6372,7 @@
                 <w:sz w:val="18"/>
                 <w:szCs w:val="18"/>
               </w:rPr>
-              <w:t xml:space="preserve">Finanzen, Beratung</w:t>
+              <w:t xml:space="preserve">Steuerberatung</w:t>
             </w:r>
           </w:p>
         </w:tc>
@@ -6397,7 +6397,7 @@
                 <w:sz w:val="18"/>
                 <w:szCs w:val="18"/>
               </w:rPr>
-              <w:t xml:space="preserve">Antworten schriftlich</w:t>
+              <w:t xml:space="preserve">Importergebnis schriftlich</w:t>
             </w:r>
           </w:p>
         </w:tc>
@@ -6448,7 +6448,7 @@
                 <w:sz w:val="18"/>
                 <w:szCs w:val="18"/>
               </w:rPr>
-              <w:t xml:space="preserve">3.5</w:t>
+              <w:t xml:space="preserve">3.4</w:t>
             </w:r>
           </w:p>
         </w:tc>
@@ -6472,7 +6472,7 @@
                 <w:sz w:val="18"/>
                 <w:szCs w:val="18"/>
               </w:rPr>
-              <w:t xml:space="preserve">Referenzgespräche führen</w:t>
+              <w:t xml:space="preserve">Zahlungsfragen klären: eigene Gläubiger-ID, Mandatsimport, SEPA-Datei, Kontoauszugsimport</w:t>
             </w:r>
           </w:p>
         </w:tc>
@@ -6496,7 +6496,7 @@
                 <w:sz w:val="18"/>
                 <w:szCs w:val="18"/>
               </w:rPr>
-              <w:t xml:space="preserve">Beratung</w:t>
+              <w:t xml:space="preserve">Finanzen, Beratung</w:t>
             </w:r>
           </w:p>
         </w:tc>
@@ -6520,7 +6520,7 @@
                 <w:sz w:val="18"/>
                 <w:szCs w:val="18"/>
               </w:rPr>
-              <w:t xml:space="preserve">Gesprächsnotizen</w:t>
+              <w:t xml:space="preserve">Antworten schriftlich</w:t>
             </w:r>
           </w:p>
         </w:tc>
@@ -6544,7 +6544,7 @@
                 <w:sz w:val="18"/>
                 <w:szCs w:val="18"/>
               </w:rPr>
-              <w:t xml:space="preserve">nein</w:t>
+              <w:t xml:space="preserve">ja</w:t>
             </w:r>
           </w:p>
         </w:tc>
@@ -6571,7 +6571,7 @@
                 <w:sz w:val="18"/>
                 <w:szCs w:val="18"/>
               </w:rPr>
-              <w:t xml:space="preserve">3.6</w:t>
+              <w:t xml:space="preserve">3.5</w:t>
             </w:r>
           </w:p>
         </w:tc>
@@ -6596,7 +6596,7 @@
                 <w:sz w:val="18"/>
                 <w:szCs w:val="18"/>
               </w:rPr>
-              <w:t xml:space="preserve">Umstellungsaktion für Überweiser vorbereiten (Anschreiben, Formular)</w:t>
+              <w:t xml:space="preserve">Referenzgespräche führen</w:t>
             </w:r>
           </w:p>
         </w:tc>
@@ -6621,7 +6621,7 @@
                 <w:sz w:val="18"/>
                 <w:szCs w:val="18"/>
               </w:rPr>
-              <w:t xml:space="preserve">Finanzen</w:t>
+              <w:t xml:space="preserve">Beratung</w:t>
             </w:r>
           </w:p>
         </w:tc>
@@ -6646,7 +6646,7 @@
                 <w:sz w:val="18"/>
                 <w:szCs w:val="18"/>
               </w:rPr>
-              <w:t xml:space="preserve">Anschreiben freigegeben</w:t>
+              <w:t xml:space="preserve">Gesprächsnotizen</w:t>
             </w:r>
           </w:p>
         </w:tc>
@@ -6697,6 +6697,129 @@
                 <w:sz w:val="18"/>
                 <w:szCs w:val="18"/>
               </w:rPr>
+              <w:t xml:space="preserve">3.6</w:t>
+            </w:r>
+          </w:p>
+        </w:tc>
+        <w:tc>
+          <w:tcPr>
+            <w:tcW w:type="dxa" w:w="3900"/>
+            <w:tcMar>
+              <w:top w:type="dxa" w:w="60"/>
+              <w:left w:type="dxa" w:w="90"/>
+              <w:bottom w:type="dxa" w:w="60"/>
+              <w:right w:type="dxa" w:w="90"/>
+            </w:tcMar>
+          </w:tcPr>
+          <w:p>
+            <w:pPr>
+              <w:spacing w:after="0" w:line="250"/>
+            </w:pPr>
+            <w:r>
+              <w:rPr>
+                <w:rFonts w:ascii="Calibri" w:cs="Calibri" w:eastAsia="Calibri" w:hAnsi="Calibri"/>
+                <w:sz w:val="18"/>
+                <w:szCs w:val="18"/>
+              </w:rPr>
+              <w:t xml:space="preserve">Umstellungsaktion für Überweiser vorbereiten (Anschreiben, Formular)</w:t>
+            </w:r>
+          </w:p>
+        </w:tc>
+        <w:tc>
+          <w:tcPr>
+            <w:tcW w:type="dxa" w:w="1500"/>
+            <w:tcMar>
+              <w:top w:type="dxa" w:w="60"/>
+              <w:left w:type="dxa" w:w="90"/>
+              <w:bottom w:type="dxa" w:w="60"/>
+              <w:right w:type="dxa" w:w="90"/>
+            </w:tcMar>
+          </w:tcPr>
+          <w:p>
+            <w:pPr>
+              <w:spacing w:after="0" w:line="250"/>
+            </w:pPr>
+            <w:r>
+              <w:rPr>
+                <w:rFonts w:ascii="Calibri" w:cs="Calibri" w:eastAsia="Calibri" w:hAnsi="Calibri"/>
+                <w:sz w:val="18"/>
+                <w:szCs w:val="18"/>
+              </w:rPr>
+              <w:t xml:space="preserve">Finanzen</w:t>
+            </w:r>
+          </w:p>
+        </w:tc>
+        <w:tc>
+          <w:tcPr>
+            <w:tcW w:type="dxa" w:w="2438"/>
+            <w:tcMar>
+              <w:top w:type="dxa" w:w="60"/>
+              <w:left w:type="dxa" w:w="90"/>
+              <w:bottom w:type="dxa" w:w="60"/>
+              <w:right w:type="dxa" w:w="90"/>
+            </w:tcMar>
+          </w:tcPr>
+          <w:p>
+            <w:pPr>
+              <w:spacing w:after="0" w:line="250"/>
+            </w:pPr>
+            <w:r>
+              <w:rPr>
+                <w:rFonts w:ascii="Calibri" w:cs="Calibri" w:eastAsia="Calibri" w:hAnsi="Calibri"/>
+                <w:sz w:val="18"/>
+                <w:szCs w:val="18"/>
+              </w:rPr>
+              <w:t xml:space="preserve">Anschreiben freigegeben</w:t>
+            </w:r>
+          </w:p>
+        </w:tc>
+        <w:tc>
+          <w:tcPr>
+            <w:tcW w:type="dxa" w:w="1000"/>
+            <w:tcMar>
+              <w:top w:type="dxa" w:w="60"/>
+              <w:left w:type="dxa" w:w="90"/>
+              <w:bottom w:type="dxa" w:w="60"/>
+              <w:right w:type="dxa" w:w="90"/>
+            </w:tcMar>
+          </w:tcPr>
+          <w:p>
+            <w:pPr>
+              <w:spacing w:after="0" w:line="250"/>
+            </w:pPr>
+            <w:r>
+              <w:rPr>
+                <w:rFonts w:ascii="Calibri" w:cs="Calibri" w:eastAsia="Calibri" w:hAnsi="Calibri"/>
+                <w:sz w:val="18"/>
+                <w:szCs w:val="18"/>
+              </w:rPr>
+              <w:t xml:space="preserve">nein</w:t>
+            </w:r>
+          </w:p>
+        </w:tc>
+      </w:tr>
+      <w:tr>
+        <w:tc>
+          <w:tcPr>
+            <w:tcW w:type="dxa" w:w="800"/>
+            <w:shd w:fill="FAFAFA" w:color="auto" w:val="clear"/>
+            <w:tcMar>
+              <w:top w:type="dxa" w:w="60"/>
+              <w:left w:type="dxa" w:w="90"/>
+              <w:bottom w:type="dxa" w:w="60"/>
+              <w:right w:type="dxa" w:w="90"/>
+            </w:tcMar>
+          </w:tcPr>
+          <w:p>
+            <w:pPr>
+              <w:spacing w:after="0" w:line="250"/>
+            </w:pPr>
+            <w:r>
+              <w:rPr>
+                <w:rFonts w:ascii="Calibri" w:cs="Calibri" w:eastAsia="Calibri" w:hAnsi="Calibri"/>
+                <w:sz w:val="18"/>
+                <w:szCs w:val="18"/>
+              </w:rPr>
               <w:t xml:space="preserve">3.7</w:t>
             </w:r>
           </w:p>
@@ -6704,6 +6827,7 @@
         <w:tc>
           <w:tcPr>
             <w:tcW w:type="dxa" w:w="3900"/>
+            <w:shd w:fill="FAFAFA" w:color="auto" w:val="clear"/>
             <w:tcMar>
               <w:top w:type="dxa" w:w="60"/>
               <w:left w:type="dxa" w:w="90"/>
@@ -6728,6 +6852,7 @@
         <w:tc>
           <w:tcPr>
             <w:tcW w:type="dxa" w:w="1500"/>
+            <w:shd w:fill="FAFAFA" w:color="auto" w:val="clear"/>
             <w:tcMar>
               <w:top w:type="dxa" w:w="60"/>
               <w:left w:type="dxa" w:w="90"/>
@@ -6752,6 +6877,7 @@
         <w:tc>
           <w:tcPr>
             <w:tcW w:type="dxa" w:w="2438"/>
+            <w:shd w:fill="FAFAFA" w:color="auto" w:val="clear"/>
             <w:tcMar>
               <w:top w:type="dxa" w:w="60"/>
               <w:left w:type="dxa" w:w="90"/>
@@ -6776,6 +6902,7 @@
         <w:tc>
           <w:tcPr>
             <w:tcW w:type="dxa" w:w="1000"/>
+            <w:shd w:fill="FAFAFA" w:color="auto" w:val="clear"/>
             <w:tcMar>
               <w:top w:type="dxa" w:w="60"/>
               <w:left w:type="dxa" w:w="90"/>
@@ -19568,9 +19695,10 @@
         </w:tblBorders>
       </w:tblPr>
       <w:tblGrid>
-        <w:gridCol w:w="2400"/>
-        <w:gridCol w:w="3600"/>
-        <w:gridCol w:w="3638"/>
+        <w:gridCol w:w="2000"/>
+        <w:gridCol w:w="2600"/>
+        <w:gridCol w:w="2519"/>
+        <w:gridCol w:w="2519"/>
       </w:tblGrid>
       <w:tr>
         <w:trPr>
@@ -19578,7 +19706,7 @@
         </w:trPr>
         <w:tc>
           <w:tcPr>
-            <w:tcW w:type="dxa" w:w="2400"/>
+            <w:tcW w:type="dxa" w:w="2000"/>
             <w:shd w:fill="1F3864" w:color="auto" w:val="clear"/>
             <w:tcMar>
               <w:top w:type="dxa" w:w="60"/>
@@ -19606,7 +19734,7 @@
         </w:tc>
         <w:tc>
           <w:tcPr>
-            <w:tcW w:type="dxa" w:w="3600"/>
+            <w:tcW w:type="dxa" w:w="2600"/>
             <w:shd w:fill="1F3864" w:color="auto" w:val="clear"/>
             <w:tcMar>
               <w:top w:type="dxa" w:w="60"/>
@@ -19634,7 +19762,7 @@
         </w:tc>
         <w:tc>
           <w:tcPr>
-            <w:tcW w:type="dxa" w:w="3638"/>
+            <w:tcW w:type="dxa" w:w="2519"/>
             <w:shd w:fill="1F3864" w:color="auto" w:val="clear"/>
             <w:tcMar>
               <w:top w:type="dxa" w:w="60"/>
@@ -19660,11 +19788,39 @@
             </w:r>
           </w:p>
         </w:tc>
+        <w:tc>
+          <w:tcPr>
+            <w:tcW w:type="dxa" w:w="2519"/>
+            <w:shd w:fill="1F3864" w:color="auto" w:val="clear"/>
+            <w:tcMar>
+              <w:top w:type="dxa" w:w="60"/>
+              <w:left w:type="dxa" w:w="90"/>
+              <w:bottom w:type="dxa" w:w="60"/>
+              <w:right w:type="dxa" w:w="90"/>
+            </w:tcMar>
+          </w:tcPr>
+          <w:p>
+            <w:pPr>
+              <w:spacing w:after="0" w:line="250"/>
+            </w:pPr>
+            <w:r>
+              <w:rPr>
+                <w:rFonts w:ascii="Calibri" w:cs="Calibri" w:eastAsia="Calibri" w:hAnsi="Calibri"/>
+                <w:b/>
+                <w:bCs/>
+                <w:color w:val="FFFFFF"/>
+                <w:sz w:val="18"/>
+                <w:szCs w:val="18"/>
+              </w:rPr>
+              <w:t xml:space="preserve">Bei Store365</w:t>
+            </w:r>
+          </w:p>
+        </w:tc>
       </w:tr>
       <w:tr>
         <w:tc>
           <w:tcPr>
-            <w:tcW w:type="dxa" w:w="2400"/>
+            <w:tcW w:type="dxa" w:w="2000"/>
             <w:tcMar>
               <w:top w:type="dxa" w:w="60"/>
               <w:left w:type="dxa" w:w="90"/>
@@ -19688,31 +19844,31 @@
         </w:tc>
         <w:tc>
           <w:tcPr>
-            <w:tcW w:type="dxa" w:w="3600"/>
-            <w:tcMar>
-              <w:top w:type="dxa" w:w="60"/>
-              <w:left w:type="dxa" w:w="90"/>
-              <w:bottom w:type="dxa" w:w="60"/>
-              <w:right w:type="dxa" w:w="90"/>
-            </w:tcMar>
-          </w:tcPr>
-          <w:p>
-            <w:pPr>
-              <w:spacing w:after="0" w:line="250"/>
-            </w:pPr>
-            <w:r>
-              <w:rPr>
-                <w:rFonts w:ascii="Calibri" w:cs="Calibri" w:eastAsia="Calibri" w:hAnsi="Calibri"/>
-                <w:sz w:val="18"/>
-                <w:szCs w:val="18"/>
-              </w:rPr>
-              <w:t xml:space="preserve">SEPA-Datei für die eigene Bank einrichten, Bestand läuft unverändert weiter</w:t>
-            </w:r>
-          </w:p>
-        </w:tc>
-        <w:tc>
-          <w:tcPr>
-            <w:tcW w:type="dxa" w:w="3638"/>
+            <w:tcW w:type="dxa" w:w="2600"/>
+            <w:tcMar>
+              <w:top w:type="dxa" w:w="60"/>
+              <w:left w:type="dxa" w:w="90"/>
+              <w:bottom w:type="dxa" w:w="60"/>
+              <w:right w:type="dxa" w:w="90"/>
+            </w:tcMar>
+          </w:tcPr>
+          <w:p>
+            <w:pPr>
+              <w:spacing w:after="0" w:line="250"/>
+            </w:pPr>
+            <w:r>
+              <w:rPr>
+                <w:rFonts w:ascii="Calibri" w:cs="Calibri" w:eastAsia="Calibri" w:hAnsi="Calibri"/>
+                <w:sz w:val="18"/>
+                <w:szCs w:val="18"/>
+              </w:rPr>
+              <w:t xml:space="preserve">SEPA-Datei für die eigene Bank, Bestand läuft unverändert weiter</w:t>
+            </w:r>
+          </w:p>
+        </w:tc>
+        <w:tc>
+          <w:tcPr>
+            <w:tcW w:type="dxa" w:w="2519"/>
             <w:tcMar>
               <w:top w:type="dxa" w:w="60"/>
               <w:left w:type="dxa" w:w="90"/>
@@ -19731,6 +19887,30 @@
                 <w:szCs w:val="18"/>
               </w:rPr>
               <w:t xml:space="preserve">vollständige Umstellung auf Stripe erforderlich</w:t>
+            </w:r>
+          </w:p>
+        </w:tc>
+        <w:tc>
+          <w:tcPr>
+            <w:tcW w:type="dxa" w:w="2519"/>
+            <w:tcMar>
+              <w:top w:type="dxa" w:w="60"/>
+              <w:left w:type="dxa" w:w="90"/>
+              <w:bottom w:type="dxa" w:w="60"/>
+              <w:right w:type="dxa" w:w="90"/>
+            </w:tcMar>
+          </w:tcPr>
+          <w:p>
+            <w:pPr>
+              <w:spacing w:after="0" w:line="250"/>
+            </w:pPr>
+            <w:r>
+              <w:rPr>
+                <w:rFonts w:ascii="Calibri" w:cs="Calibri" w:eastAsia="Calibri" w:hAnsi="Calibri"/>
+                <w:sz w:val="18"/>
+                <w:szCs w:val="18"/>
+              </w:rPr>
+              <w:t xml:space="preserve">abhängig von der Antwort auf Frage S-01 – Bankweg oder Dienstleister</w:t>
             </w:r>
           </w:p>
         </w:tc>
@@ -19738,7 +19918,7 @@
       <w:tr>
         <w:tc>
           <w:tcPr>
-            <w:tcW w:type="dxa" w:w="2400"/>
+            <w:tcW w:type="dxa" w:w="2000"/>
             <w:shd w:fill="FAFAFA" w:color="auto" w:val="clear"/>
             <w:tcMar>
               <w:top w:type="dxa" w:w="60"/>
@@ -19763,51 +19943,76 @@
         </w:tc>
         <w:tc>
           <w:tcPr>
-            <w:tcW w:type="dxa" w:w="3600"/>
-            <w:shd w:fill="FAFAFA" w:color="auto" w:val="clear"/>
-            <w:tcMar>
-              <w:top w:type="dxa" w:w="60"/>
-              <w:left w:type="dxa" w:w="90"/>
-              <w:bottom w:type="dxa" w:w="60"/>
-              <w:right w:type="dxa" w:w="90"/>
-            </w:tcMar>
-          </w:tcPr>
-          <w:p>
-            <w:pPr>
-              <w:spacing w:after="0" w:line="250"/>
-            </w:pPr>
-            <w:r>
-              <w:rPr>
-                <w:rFonts w:ascii="Calibri" w:cs="Calibri" w:eastAsia="Calibri" w:hAnsi="Calibri"/>
-                <w:sz w:val="18"/>
-                <w:szCs w:val="18"/>
-              </w:rPr>
-              <w:t xml:space="preserve">bleibt bei deinPlatz, keine Sonderaufgabe</w:t>
-            </w:r>
-          </w:p>
-        </w:tc>
-        <w:tc>
-          <w:tcPr>
-            <w:tcW w:type="dxa" w:w="3638"/>
-            <w:shd w:fill="FAFAFA" w:color="auto" w:val="clear"/>
-            <w:tcMar>
-              <w:top w:type="dxa" w:w="60"/>
-              <w:left w:type="dxa" w:w="90"/>
-              <w:bottom w:type="dxa" w:w="60"/>
-              <w:right w:type="dxa" w:w="90"/>
-            </w:tcMar>
-          </w:tcPr>
-          <w:p>
-            <w:pPr>
-              <w:spacing w:after="0" w:line="250"/>
-            </w:pPr>
-            <w:r>
-              <w:rPr>
-                <w:rFonts w:ascii="Calibri" w:cs="Calibri" w:eastAsia="Calibri" w:hAnsi="Calibri"/>
-                <w:sz w:val="18"/>
-                <w:szCs w:val="18"/>
-              </w:rPr>
-              <w:t xml:space="preserve">eigene Gläubiger-ID muss vor der ersten Live-Zahlung in Stripe hinterlegt werden – danach nicht mehr änderbar</w:t>
+            <w:tcW w:type="dxa" w:w="2600"/>
+            <w:shd w:fill="FAFAFA" w:color="auto" w:val="clear"/>
+            <w:tcMar>
+              <w:top w:type="dxa" w:w="60"/>
+              <w:left w:type="dxa" w:w="90"/>
+              <w:bottom w:type="dxa" w:w="60"/>
+              <w:right w:type="dxa" w:w="90"/>
+            </w:tcMar>
+          </w:tcPr>
+          <w:p>
+            <w:pPr>
+              <w:spacing w:after="0" w:line="250"/>
+            </w:pPr>
+            <w:r>
+              <w:rPr>
+                <w:rFonts w:ascii="Calibri" w:cs="Calibri" w:eastAsia="Calibri" w:hAnsi="Calibri"/>
+                <w:sz w:val="18"/>
+                <w:szCs w:val="18"/>
+              </w:rPr>
+              <w:t xml:space="preserve">bleibt bei deinPlatz</w:t>
+            </w:r>
+          </w:p>
+        </w:tc>
+        <w:tc>
+          <w:tcPr>
+            <w:tcW w:type="dxa" w:w="2519"/>
+            <w:shd w:fill="FAFAFA" w:color="auto" w:val="clear"/>
+            <w:tcMar>
+              <w:top w:type="dxa" w:w="60"/>
+              <w:left w:type="dxa" w:w="90"/>
+              <w:bottom w:type="dxa" w:w="60"/>
+              <w:right w:type="dxa" w:w="90"/>
+            </w:tcMar>
+          </w:tcPr>
+          <w:p>
+            <w:pPr>
+              <w:spacing w:after="0" w:line="250"/>
+            </w:pPr>
+            <w:r>
+              <w:rPr>
+                <w:rFonts w:ascii="Calibri" w:cs="Calibri" w:eastAsia="Calibri" w:hAnsi="Calibri"/>
+                <w:sz w:val="18"/>
+                <w:szCs w:val="18"/>
+              </w:rPr>
+              <w:t xml:space="preserve">eigene Gläubiger-ID muss vor der ersten Live-Zahlung in Stripe hinterlegt werden, danach nicht mehr änderbar</w:t>
+            </w:r>
+          </w:p>
+        </w:tc>
+        <w:tc>
+          <w:tcPr>
+            <w:tcW w:type="dxa" w:w="2519"/>
+            <w:shd w:fill="FAFAFA" w:color="auto" w:val="clear"/>
+            <w:tcMar>
+              <w:top w:type="dxa" w:w="60"/>
+              <w:left w:type="dxa" w:w="90"/>
+              <w:bottom w:type="dxa" w:w="60"/>
+              <w:right w:type="dxa" w:w="90"/>
+            </w:tcMar>
+          </w:tcPr>
+          <w:p>
+            <w:pPr>
+              <w:spacing w:after="0" w:line="250"/>
+            </w:pPr>
+            <w:r>
+              <w:rPr>
+                <w:rFonts w:ascii="Calibri" w:cs="Calibri" w:eastAsia="Calibri" w:hAnsi="Calibri"/>
+                <w:sz w:val="18"/>
+                <w:szCs w:val="18"/>
+              </w:rPr>
+              <w:t xml:space="preserve">bei Bankweg unverändert, bei Dienstleister dieselbe Regel wie bei Stripe</w:t>
             </w:r>
           </w:p>
         </w:tc>
@@ -19815,7 +20020,7 @@
       <w:tr>
         <w:tc>
           <w:tcPr>
-            <w:tcW w:type="dxa" w:w="2400"/>
+            <w:tcW w:type="dxa" w:w="2000"/>
             <w:tcMar>
               <w:top w:type="dxa" w:w="60"/>
               <w:left w:type="dxa" w:w="90"/>
@@ -19839,7 +20044,7 @@
         </w:tc>
         <w:tc>
           <w:tcPr>
-            <w:tcW w:type="dxa" w:w="3600"/>
+            <w:tcW w:type="dxa" w:w="2600"/>
             <w:tcMar>
               <w:top w:type="dxa" w:w="60"/>
               <w:left w:type="dxa" w:w="90"/>
@@ -19863,25 +20068,49 @@
         </w:tc>
         <w:tc>
           <w:tcPr>
-            <w:tcW w:type="dxa" w:w="3638"/>
-            <w:tcMar>
-              <w:top w:type="dxa" w:w="60"/>
-              <w:left w:type="dxa" w:w="90"/>
-              <w:bottom w:type="dxa" w:w="60"/>
-              <w:right w:type="dxa" w:w="90"/>
-            </w:tcMar>
-          </w:tcPr>
-          <w:p>
-            <w:pPr>
-              <w:spacing w:after="0" w:line="250"/>
-            </w:pPr>
-            <w:r>
-              <w:rPr>
-                <w:rFonts w:ascii="Calibri" w:cs="Calibri" w:eastAsia="Calibri" w:hAnsi="Calibri"/>
-                <w:sz w:val="18"/>
-                <w:szCs w:val="18"/>
-              </w:rPr>
-              <w:t xml:space="preserve">Portierung der Mandate zu Stripe, Vorlauf beim Dienstleister einplanen</w:t>
+            <w:tcW w:type="dxa" w:w="2519"/>
+            <w:tcMar>
+              <w:top w:type="dxa" w:w="60"/>
+              <w:left w:type="dxa" w:w="90"/>
+              <w:bottom w:type="dxa" w:w="60"/>
+              <w:right w:type="dxa" w:w="90"/>
+            </w:tcMar>
+          </w:tcPr>
+          <w:p>
+            <w:pPr>
+              <w:spacing w:after="0" w:line="250"/>
+            </w:pPr>
+            <w:r>
+              <w:rPr>
+                <w:rFonts w:ascii="Calibri" w:cs="Calibri" w:eastAsia="Calibri" w:hAnsi="Calibri"/>
+                <w:sz w:val="18"/>
+                <w:szCs w:val="18"/>
+              </w:rPr>
+              <w:t xml:space="preserve">Portierung zu Stripe, Vorlauf einplanen</w:t>
+            </w:r>
+          </w:p>
+        </w:tc>
+        <w:tc>
+          <w:tcPr>
+            <w:tcW w:type="dxa" w:w="2519"/>
+            <w:tcMar>
+              <w:top w:type="dxa" w:w="60"/>
+              <w:left w:type="dxa" w:w="90"/>
+              <w:bottom w:type="dxa" w:w="60"/>
+              <w:right w:type="dxa" w:w="90"/>
+            </w:tcMar>
+          </w:tcPr>
+          <w:p>
+            <w:pPr>
+              <w:spacing w:after="0" w:line="250"/>
+            </w:pPr>
+            <w:r>
+              <w:rPr>
+                <w:rFonts w:ascii="Calibri" w:cs="Calibri" w:eastAsia="Calibri" w:hAnsi="Calibri"/>
+                <w:sz w:val="18"/>
+                <w:szCs w:val="18"/>
+              </w:rPr>
+              <w:t xml:space="preserve">Mandatsimport erfragen</w:t>
             </w:r>
           </w:p>
         </w:tc>
@@ -19889,7 +20118,7 @@
       <w:tr>
         <w:tc>
           <w:tcPr>
-            <w:tcW w:type="dxa" w:w="2400"/>
+            <w:tcW w:type="dxa" w:w="2000"/>
             <w:shd w:fill="FAFAFA" w:color="auto" w:val="clear"/>
             <w:tcMar>
               <w:top w:type="dxa" w:w="60"/>
@@ -19914,7 +20143,7 @@
         </w:tc>
         <w:tc>
           <w:tcPr>
-            <w:tcW w:type="dxa" w:w="3600"/>
+            <w:tcW w:type="dxa" w:w="2600"/>
             <w:shd w:fill="FAFAFA" w:color="auto" w:val="clear"/>
             <w:tcMar>
               <w:top w:type="dxa" w:w="60"/>
@@ -19939,26 +20168,51 @@
         </w:tc>
         <w:tc>
           <w:tcPr>
-            <w:tcW w:type="dxa" w:w="3638"/>
-            <w:shd w:fill="FAFAFA" w:color="auto" w:val="clear"/>
-            <w:tcMar>
-              <w:top w:type="dxa" w:w="60"/>
-              <w:left w:type="dxa" w:w="90"/>
-              <w:bottom w:type="dxa" w:w="60"/>
-              <w:right w:type="dxa" w:w="90"/>
-            </w:tcMar>
-          </w:tcPr>
-          <w:p>
-            <w:pPr>
-              <w:spacing w:after="0" w:line="250"/>
-            </w:pPr>
-            <w:r>
-              <w:rPr>
-                <w:rFonts w:ascii="Calibri" w:cs="Calibri" w:eastAsia="Calibri" w:hAnsi="Calibri"/>
-                <w:sz w:val="18"/>
-                <w:szCs w:val="18"/>
-              </w:rPr>
-              <w:t xml:space="preserve">ein bis zwei Wochen für Stripe-Konto, Verifizierung und Mandatsportierung – beginnt unmittelbar nach M5</w:t>
+            <w:tcW w:type="dxa" w:w="2519"/>
+            <w:shd w:fill="FAFAFA" w:color="auto" w:val="clear"/>
+            <w:tcMar>
+              <w:top w:type="dxa" w:w="60"/>
+              <w:left w:type="dxa" w:w="90"/>
+              <w:bottom w:type="dxa" w:w="60"/>
+              <w:right w:type="dxa" w:w="90"/>
+            </w:tcMar>
+          </w:tcPr>
+          <w:p>
+            <w:pPr>
+              <w:spacing w:after="0" w:line="250"/>
+            </w:pPr>
+            <w:r>
+              <w:rPr>
+                <w:rFonts w:ascii="Calibri" w:cs="Calibri" w:eastAsia="Calibri" w:hAnsi="Calibri"/>
+                <w:sz w:val="18"/>
+                <w:szCs w:val="18"/>
+              </w:rPr>
+              <w:t xml:space="preserve">ein bis zwei Wochen für Konto, Verifizierung und Mandatsportierung</w:t>
+            </w:r>
+          </w:p>
+        </w:tc>
+        <w:tc>
+          <w:tcPr>
+            <w:tcW w:type="dxa" w:w="2519"/>
+            <w:shd w:fill="FAFAFA" w:color="auto" w:val="clear"/>
+            <w:tcMar>
+              <w:top w:type="dxa" w:w="60"/>
+              <w:left w:type="dxa" w:w="90"/>
+              <w:bottom w:type="dxa" w:w="60"/>
+              <w:right w:type="dxa" w:w="90"/>
+            </w:tcMar>
+          </w:tcPr>
+          <w:p>
+            <w:pPr>
+              <w:spacing w:after="0" w:line="250"/>
+            </w:pPr>
+            <w:r>
+              <w:rPr>
+                <w:rFonts w:ascii="Calibri" w:cs="Calibri" w:eastAsia="Calibri" w:hAnsi="Calibri"/>
+                <w:sz w:val="18"/>
+                <w:szCs w:val="18"/>
+              </w:rPr>
+              <w:t xml:space="preserve">gering bis mittel, je nach Zahlungsweg</w:t>
             </w:r>
           </w:p>
         </w:tc>
@@ -19966,7 +20220,7 @@
       <w:tr>
         <w:tc>
           <w:tcPr>
-            <w:tcW w:type="dxa" w:w="2400"/>
+            <w:tcW w:type="dxa" w:w="2000"/>
             <w:tcMar>
               <w:top w:type="dxa" w:w="60"/>
               <w:left w:type="dxa" w:w="90"/>
@@ -19990,7 +20244,7 @@
         </w:tc>
         <w:tc>
           <w:tcPr>
-            <w:tcW w:type="dxa" w:w="3600"/>
+            <w:tcW w:type="dxa" w:w="2600"/>
             <w:tcMar>
               <w:top w:type="dxa" w:w="60"/>
               <w:left w:type="dxa" w:w="90"/>
@@ -20014,7 +20268,7 @@
         </w:tc>
         <w:tc>
           <w:tcPr>
-            <w:tcW w:type="dxa" w:w="3638"/>
+            <w:tcW w:type="dxa" w:w="2519"/>
             <w:tcMar>
               <w:top w:type="dxa" w:w="60"/>
               <w:left w:type="dxa" w:w="90"/>
@@ -20033,6 +20287,30 @@
                 <w:szCs w:val="18"/>
               </w:rPr>
               <w:t xml:space="preserve">Exportformat für RZL muss aufgebaut werden</w:t>
+            </w:r>
+          </w:p>
+        </w:tc>
+        <w:tc>
+          <w:tcPr>
+            <w:tcW w:type="dxa" w:w="2519"/>
+            <w:tcMar>
+              <w:top w:type="dxa" w:w="60"/>
+              <w:left w:type="dxa" w:w="90"/>
+              <w:bottom w:type="dxa" w:w="60"/>
+              <w:right w:type="dxa" w:w="90"/>
+            </w:tcMar>
+          </w:tcPr>
+          <w:p>
+            <w:pPr>
+              <w:spacing w:after="0" w:line="250"/>
+            </w:pPr>
+            <w:r>
+              <w:rPr>
+                <w:rFonts w:ascii="Calibri" w:cs="Calibri" w:eastAsia="Calibri" w:hAnsi="Calibri"/>
+                <w:sz w:val="18"/>
+                <w:szCs w:val="18"/>
+              </w:rPr>
+              <w:t xml:space="preserve">Buchhaltungsintegration und offene API, Format für RZL zu klären</w:t>
             </w:r>
           </w:p>
         </w:tc>
@@ -20040,7 +20318,7 @@
       <w:tr>
         <w:tc>
           <w:tcPr>
-            <w:tcW w:type="dxa" w:w="2400"/>
+            <w:tcW w:type="dxa" w:w="2000"/>
             <w:shd w:fill="FAFAFA" w:color="auto" w:val="clear"/>
             <w:tcMar>
               <w:top w:type="dxa" w:w="60"/>
@@ -20065,7 +20343,7 @@
         </w:tc>
         <w:tc>
           <w:tcPr>
-            <w:tcW w:type="dxa" w:w="3600"/>
+            <w:tcW w:type="dxa" w:w="2600"/>
             <w:shd w:fill="FAFAFA" w:color="auto" w:val="clear"/>
             <w:tcMar>
               <w:top w:type="dxa" w:w="60"/>
@@ -20090,7 +20368,7 @@
         </w:tc>
         <w:tc>
           <w:tcPr>
-            <w:tcW w:type="dxa" w:w="3638"/>
+            <w:tcW w:type="dxa" w:w="2519"/>
             <w:shd w:fill="FAFAFA" w:color="auto" w:val="clear"/>
             <w:tcMar>
               <w:top w:type="dxa" w:w="60"/>
@@ -20110,6 +20388,31 @@
                 <w:szCs w:val="18"/>
               </w:rPr>
               <w:t xml:space="preserve">30.10. nur haltbar, wenn das Stripe-Setup in W6 abgeschlossen ist</w:t>
+            </w:r>
+          </w:p>
+        </w:tc>
+        <w:tc>
+          <w:tcPr>
+            <w:tcW w:type="dxa" w:w="2519"/>
+            <w:shd w:fill="FAFAFA" w:color="auto" w:val="clear"/>
+            <w:tcMar>
+              <w:top w:type="dxa" w:w="60"/>
+              <w:left w:type="dxa" w:w="90"/>
+              <w:bottom w:type="dxa" w:w="60"/>
+              <w:right w:type="dxa" w:w="90"/>
+            </w:tcMar>
+          </w:tcPr>
+          <w:p>
+            <w:pPr>
+              <w:spacing w:after="0" w:line="250"/>
+            </w:pPr>
+            <w:r>
+              <w:rPr>
+                <w:rFonts w:ascii="Calibri" w:cs="Calibri" w:eastAsia="Calibri" w:hAnsi="Calibri"/>
+                <w:sz w:val="18"/>
+                <w:szCs w:val="18"/>
+              </w:rPr>
+              <w:t xml:space="preserve">30.10. planbar, sofern der Zahlungsweg in W5 feststeht</w:t>
             </w:r>
           </w:p>
         </w:tc>
@@ -20140,7 +20443,7 @@
           <w:sz w:val="21"/>
           <w:szCs w:val="21"/>
         </w:rPr>
-        <w:t xml:space="preserve">Fällt die Entscheidung auf Stora, wird das Stripe-Setup zum zweiten kritischen Strang und muss am Tag nach der Beauftragung starten. Das ist machbar, verträgt aber keine Verzögerung bei der Kontoverifizierung.</w:t>
+        <w:t xml:space="preserve">Fällt die Entscheidung auf Stora, wird das Stripe-Setup zum zweiten kritischen Strang und muss am Tag nach der Beauftragung starten. Bei Store365 hängt der Terminbedarf am Zahlungsweg – deshalb gehört diese Frage bereits in die Demo, nicht erst in die Einrichtung.</w:t>
       </w:r>
     </w:p>
     <w:p>
@@ -24729,7 +25032,7 @@
                 <w:sz w:val="18"/>
                 <w:szCs w:val="18"/>
               </w:rPr>
-              <w:t xml:space="preserve">Mo 21.09. / Di 22.09.</w:t>
+              <w:t xml:space="preserve">Mo 21.09. bis Mi 23.09.</w:t>
             </w:r>
           </w:p>
         </w:tc>
@@ -24754,7 +25057,7 @@
                 <w:sz w:val="18"/>
                 <w:szCs w:val="18"/>
               </w:rPr>
-              <w:t xml:space="preserve">Demos Kinnovis und Stora</w:t>
+              <w:t xml:space="preserve">Demos Kinnovis, Stora und Store365</w:t>
             </w:r>
           </w:p>
         </w:tc>
@@ -26089,7 +26392,7 @@
                 <w:sz w:val="18"/>
                 <w:szCs w:val="18"/>
               </w:rPr>
-              <w:t xml:space="preserve">30_markt/benchmark_kinnovis_stora.md</w:t>
+              <w:t xml:space="preserve">30_markt/benchmark_kinnovis_stora_store365.md</w:t>
             </w:r>
           </w:p>
         </w:tc>
@@ -26114,7 +26417,7 @@
                 <w:sz w:val="18"/>
                 <w:szCs w:val="18"/>
               </w:rPr>
-              <w:t xml:space="preserve">Produktvergleich der beiden Kandidaten</w:t>
+              <w:t xml:space="preserve">Produktvergleich der drei Kandidaten</w:t>
             </w:r>
           </w:p>
         </w:tc>
@@ -26140,7 +26443,7 @@
                 <w:sz w:val="18"/>
                 <w:szCs w:val="18"/>
               </w:rPr>
-              <w:t xml:space="preserve">30_markt/benchmark_kinnovis_stora_zahlungsabwicklung.docx</w:t>
+              <w:t xml:space="preserve">30_markt/benchmark_kinnovis_stora_store365_zahlungsabwicklung.docx</w:t>
             </w:r>
           </w:p>
         </w:tc>

--- a/00_management/projektplan_umstellung_kernsystem.docx
+++ b/00_management/projektplan_umstellung_kernsystem.docx
@@ -34,7 +34,7 @@
           <w:sz w:val="36"/>
           <w:szCs w:val="36"/>
         </w:rPr>
-        <w:t xml:space="preserve">Umstellung des Kernsystems bis Ende Oktober 2026</w:t>
+        <w:t xml:space="preserve">Umstellung des Kernsystems – Go-Live 1. November 2026</w:t>
       </w:r>
     </w:p>
     <w:p>
@@ -57,7 +57,7 @@
           <w:sz w:val="24"/>
           <w:szCs w:val="24"/>
         </w:rPr>
-        <w:t xml:space="preserve">Acht Wochen von der Ist-Aufnahme bis zum Go-Live, mit Meilensteinen, kritischem Pfad und Rückfallebenen</w:t>
+        <w:t xml:space="preserve">Acht Wochen von der Ist-Aufnahme bis zum Go-Live, anschließend Parallelbetrieb bis zum Jahreswechsel und Sundown des Altsystems im Januar</w:t>
       </w:r>
     </w:p>
     <w:tbl>
@@ -386,7 +386,7 @@
                 <w:sz w:val="18"/>
                 <w:szCs w:val="18"/>
               </w:rPr>
-              <w:t xml:space="preserve">Freitag, 30.10.2026 (KW 44)</w:t>
+              <w:t xml:space="preserve">Sonntag, 01.11.2026 – operativer Start Montag, 02.11.2026</w:t>
             </w:r>
           </w:p>
         </w:tc>
@@ -438,7 +438,7 @@
                 <w:sz w:val="18"/>
                 <w:szCs w:val="18"/>
               </w:rPr>
-              <w:t xml:space="preserve">November 2026</w:t>
+              <w:t xml:space="preserve">November 2026, Lauf in der Woche ab 02.11.</w:t>
             </w:r>
           </w:p>
         </w:tc>
@@ -464,7 +464,7 @@
                 <w:sz w:val="18"/>
                 <w:szCs w:val="18"/>
               </w:rPr>
-              <w:t xml:space="preserve">Version / Stand</w:t>
+              <w:t xml:space="preserve">Absicherungsphase</w:t>
             </w:r>
           </w:p>
         </w:tc>
@@ -488,7 +488,7 @@
                 <w:sz w:val="18"/>
                 <w:szCs w:val="18"/>
               </w:rPr>
-              <w:t xml:space="preserve">1.0 / 06.09.2026</w:t>
+              <w:t xml:space="preserve">Zoho bleibt als Vergleichs- und Rückfallstand bis 31.12.2026 verfügbar, Sundown im Januar 2027</w:t>
             </w:r>
           </w:p>
         </w:tc>
@@ -515,6 +515,57 @@
                 <w:sz w:val="18"/>
                 <w:szCs w:val="18"/>
               </w:rPr>
+              <w:t xml:space="preserve">Version / Stand</w:t>
+            </w:r>
+          </w:p>
+        </w:tc>
+        <w:tc>
+          <w:tcPr>
+            <w:tcW w:type="dxa" w:w="7038"/>
+            <w:shd w:fill="FAFAFA" w:color="auto" w:val="clear"/>
+            <w:tcMar>
+              <w:top w:type="dxa" w:w="60"/>
+              <w:left w:type="dxa" w:w="90"/>
+              <w:bottom w:type="dxa" w:w="60"/>
+              <w:right w:type="dxa" w:w="90"/>
+            </w:tcMar>
+          </w:tcPr>
+          <w:p>
+            <w:pPr>
+              <w:spacing w:after="0" w:line="250"/>
+            </w:pPr>
+            <w:r>
+              <w:rPr>
+                <w:rFonts w:ascii="Calibri" w:cs="Calibri" w:eastAsia="Calibri" w:hAnsi="Calibri"/>
+                <w:sz w:val="18"/>
+                <w:szCs w:val="18"/>
+              </w:rPr>
+              <w:t xml:space="preserve">1.2 / 07.09.2026 – Beschlüsse des Stakeholder-Termins eingearbeitet</w:t>
+            </w:r>
+          </w:p>
+        </w:tc>
+      </w:tr>
+      <w:tr>
+        <w:tc>
+          <w:tcPr>
+            <w:tcW w:type="dxa" w:w="2600"/>
+            <w:tcMar>
+              <w:top w:type="dxa" w:w="60"/>
+              <w:left w:type="dxa" w:w="90"/>
+              <w:bottom w:type="dxa" w:w="60"/>
+              <w:right w:type="dxa" w:w="90"/>
+            </w:tcMar>
+          </w:tcPr>
+          <w:p>
+            <w:pPr>
+              <w:spacing w:after="0" w:line="250"/>
+            </w:pPr>
+            <w:r>
+              <w:rPr>
+                <w:rFonts w:ascii="Calibri" w:cs="Calibri" w:eastAsia="Calibri" w:hAnsi="Calibri"/>
+                <w:sz w:val="18"/>
+                <w:szCs w:val="18"/>
+              </w:rPr>
               <w:t xml:space="preserve">Erstellt von</w:t>
             </w:r>
           </w:p>
@@ -522,7 +573,6 @@
         <w:tc>
           <w:tcPr>
             <w:tcW w:type="dxa" w:w="7038"/>
-            <w:shd w:fill="FAFAFA" w:color="auto" w:val="clear"/>
             <w:tcMar>
               <w:top w:type="dxa" w:w="60"/>
               <w:left w:type="dxa" w:w="90"/>
@@ -606,7 +656,20 @@
           <w:sz w:val="21"/>
           <w:szCs w:val="21"/>
         </w:rPr>
-        <w:t xml:space="preserve">Bis zum 30. Oktober 2026 wird das heutige Kernsystem Zoho Subscriptions durch ein Self-Storage-Fachsystem ersetzt. Zum Go-Live müssen Kundenstamm, Einheiten, Mietverträge, Abrechnung, Zahlungen und Mahnwesen produktiv laufen; die erste vollständige Abrechnung für den Monat November wird aus dem neuen System erzeugt.</w:t>
+        <w:t xml:space="preserve">Zum 1. November 2026 wird das heutige Kernsystem Zoho Subscriptions durch ein Self-Storage-Fachsystem ersetzt. Zum Go-Live müssen Kundenstamm, Einheiten, Mietverträge, Abrechnung, Zahlungen und Mahnwesen produktiv laufen; die erste vollständige Abrechnung für den Monat November wird aus dem neuen System erzeugt.</w:t>
+      </w:r>
+    </w:p>
+    <w:p>
+      <w:pPr>
+        <w:spacing w:after="120" w:line="276"/>
+      </w:pPr>
+      <w:r>
+        <w:rPr>
+          <w:rFonts w:ascii="Calibri" w:cs="Calibri" w:eastAsia="Calibri" w:hAnsi="Calibri"/>
+          <w:sz w:val="21"/>
+          <w:szCs w:val="21"/>
+        </w:rPr>
+        <w:t xml:space="preserve">Der Stakeholder-Termin vom 07.09.2026 hat zusätzlich beschlossen, das Altsystem nicht sofort abzuschalten: Zoho bleibt bis zum Jahreswechsel, längstens bis Januar 2027, als Vergleichs- und Rückfallstand verfügbar. Der Projektplan endet deshalb nicht mit dem Go-Live, sondern mit dem Sundown des Altsystems.</w:t>
       </w:r>
     </w:p>
     <w:p>
@@ -1490,7 +1553,238 @@
                 <w:sz w:val="18"/>
                 <w:szCs w:val="18"/>
               </w:rPr>
-              <w:t xml:space="preserve">Cutover, Go-Live, erster Abrechnungslauf, Hypercare</w:t>
+              <w:t xml:space="preserve">Migration, Abgleich, Freigabe, Datenannahmestopp in Zoho</w:t>
+            </w:r>
+          </w:p>
+        </w:tc>
+      </w:tr>
+      <w:tr>
+        <w:tc>
+          <w:tcPr>
+            <w:tcW w:type="dxa" w:w="1100"/>
+            <w:tcMar>
+              <w:top w:type="dxa" w:w="60"/>
+              <w:left w:type="dxa" w:w="90"/>
+              <w:bottom w:type="dxa" w:w="60"/>
+              <w:right w:type="dxa" w:w="90"/>
+            </w:tcMar>
+          </w:tcPr>
+          <w:p>
+            <w:pPr>
+              <w:spacing w:after="0" w:line="250"/>
+            </w:pPr>
+            <w:r>
+              <w:rPr>
+                <w:rFonts w:ascii="Calibri" w:cs="Calibri" w:eastAsia="Calibri" w:hAnsi="Calibri"/>
+                <w:b/>
+                <w:bCs/>
+                <w:sz w:val="18"/>
+                <w:szCs w:val="18"/>
+              </w:rPr>
+              <w:t xml:space="preserve">Go-Live</w:t>
+            </w:r>
+          </w:p>
+        </w:tc>
+        <w:tc>
+          <w:tcPr>
+            <w:tcW w:type="dxa" w:w="2100"/>
+            <w:tcMar>
+              <w:top w:type="dxa" w:w="60"/>
+              <w:left w:type="dxa" w:w="90"/>
+              <w:bottom w:type="dxa" w:w="60"/>
+              <w:right w:type="dxa" w:w="90"/>
+            </w:tcMar>
+          </w:tcPr>
+          <w:p>
+            <w:pPr>
+              <w:spacing w:after="0" w:line="250"/>
+            </w:pPr>
+            <w:r>
+              <w:rPr>
+                <w:rFonts w:ascii="Calibri" w:cs="Calibri" w:eastAsia="Calibri" w:hAnsi="Calibri"/>
+                <w:sz w:val="18"/>
+                <w:szCs w:val="18"/>
+              </w:rPr>
+              <w:t xml:space="preserve">So 01.11.</w:t>
+            </w:r>
+          </w:p>
+        </w:tc>
+        <w:tc>
+          <w:tcPr>
+            <w:tcW w:type="dxa" w:w="6438"/>
+            <w:tcMar>
+              <w:top w:type="dxa" w:w="60"/>
+              <w:left w:type="dxa" w:w="90"/>
+              <w:bottom w:type="dxa" w:w="60"/>
+              <w:right w:type="dxa" w:w="90"/>
+            </w:tcMar>
+          </w:tcPr>
+          <w:p>
+            <w:pPr>
+              <w:spacing w:after="0" w:line="250"/>
+            </w:pPr>
+            <w:r>
+              <w:rPr>
+                <w:rFonts w:ascii="Calibri" w:cs="Calibri" w:eastAsia="Calibri" w:hAnsi="Calibri"/>
+                <w:sz w:val="18"/>
+                <w:szCs w:val="18"/>
+              </w:rPr>
+              <w:t xml:space="preserve">Stichtag; operativer Start Montag, 02.11.</w:t>
+            </w:r>
+          </w:p>
+        </w:tc>
+      </w:tr>
+      <w:tr>
+        <w:tc>
+          <w:tcPr>
+            <w:tcW w:type="dxa" w:w="1100"/>
+            <w:shd w:fill="FAFAFA" w:color="auto" w:val="clear"/>
+            <w:tcMar>
+              <w:top w:type="dxa" w:w="60"/>
+              <w:left w:type="dxa" w:w="90"/>
+              <w:bottom w:type="dxa" w:w="60"/>
+              <w:right w:type="dxa" w:w="90"/>
+            </w:tcMar>
+          </w:tcPr>
+          <w:p>
+            <w:pPr>
+              <w:spacing w:after="0" w:line="250"/>
+            </w:pPr>
+            <w:r>
+              <w:rPr>
+                <w:rFonts w:ascii="Calibri" w:cs="Calibri" w:eastAsia="Calibri" w:hAnsi="Calibri"/>
+                <w:b/>
+                <w:bCs/>
+                <w:sz w:val="18"/>
+                <w:szCs w:val="18"/>
+              </w:rPr>
+              <w:t xml:space="preserve">W9–W13</w:t>
+            </w:r>
+          </w:p>
+        </w:tc>
+        <w:tc>
+          <w:tcPr>
+            <w:tcW w:type="dxa" w:w="2100"/>
+            <w:shd w:fill="FAFAFA" w:color="auto" w:val="clear"/>
+            <w:tcMar>
+              <w:top w:type="dxa" w:w="60"/>
+              <w:left w:type="dxa" w:w="90"/>
+              <w:bottom w:type="dxa" w:w="60"/>
+              <w:right w:type="dxa" w:w="90"/>
+            </w:tcMar>
+          </w:tcPr>
+          <w:p>
+            <w:pPr>
+              <w:spacing w:after="0" w:line="250"/>
+            </w:pPr>
+            <w:r>
+              <w:rPr>
+                <w:rFonts w:ascii="Calibri" w:cs="Calibri" w:eastAsia="Calibri" w:hAnsi="Calibri"/>
+                <w:sz w:val="18"/>
+                <w:szCs w:val="18"/>
+              </w:rPr>
+              <w:t xml:space="preserve">Nov bis Dez</w:t>
+            </w:r>
+          </w:p>
+        </w:tc>
+        <w:tc>
+          <w:tcPr>
+            <w:tcW w:type="dxa" w:w="6438"/>
+            <w:shd w:fill="FAFAFA" w:color="auto" w:val="clear"/>
+            <w:tcMar>
+              <w:top w:type="dxa" w:w="60"/>
+              <w:left w:type="dxa" w:w="90"/>
+              <w:bottom w:type="dxa" w:w="60"/>
+              <w:right w:type="dxa" w:w="90"/>
+            </w:tcMar>
+          </w:tcPr>
+          <w:p>
+            <w:pPr>
+              <w:spacing w:after="0" w:line="250"/>
+            </w:pPr>
+            <w:r>
+              <w:rPr>
+                <w:rFonts w:ascii="Calibri" w:cs="Calibri" w:eastAsia="Calibri" w:hAnsi="Calibri"/>
+                <w:sz w:val="18"/>
+                <w:szCs w:val="18"/>
+              </w:rPr>
+              <w:t xml:space="preserve">Erster Abrechnungslauf, Parallelbetrieb, drei Abgleichtermine</w:t>
+            </w:r>
+          </w:p>
+        </w:tc>
+      </w:tr>
+      <w:tr>
+        <w:tc>
+          <w:tcPr>
+            <w:tcW w:type="dxa" w:w="1100"/>
+            <w:tcMar>
+              <w:top w:type="dxa" w:w="60"/>
+              <w:left w:type="dxa" w:w="90"/>
+              <w:bottom w:type="dxa" w:w="60"/>
+              <w:right w:type="dxa" w:w="90"/>
+            </w:tcMar>
+          </w:tcPr>
+          <w:p>
+            <w:pPr>
+              <w:spacing w:after="0" w:line="250"/>
+            </w:pPr>
+            <w:r>
+              <w:rPr>
+                <w:rFonts w:ascii="Calibri" w:cs="Calibri" w:eastAsia="Calibri" w:hAnsi="Calibri"/>
+                <w:b/>
+                <w:bCs/>
+                <w:sz w:val="18"/>
+                <w:szCs w:val="18"/>
+              </w:rPr>
+              <w:t xml:space="preserve">Januar</w:t>
+            </w:r>
+          </w:p>
+        </w:tc>
+        <w:tc>
+          <w:tcPr>
+            <w:tcW w:type="dxa" w:w="2100"/>
+            <w:tcMar>
+              <w:top w:type="dxa" w:w="60"/>
+              <w:left w:type="dxa" w:w="90"/>
+              <w:bottom w:type="dxa" w:w="60"/>
+              <w:right w:type="dxa" w:w="90"/>
+            </w:tcMar>
+          </w:tcPr>
+          <w:p>
+            <w:pPr>
+              <w:spacing w:after="0" w:line="250"/>
+            </w:pPr>
+            <w:r>
+              <w:rPr>
+                <w:rFonts w:ascii="Calibri" w:cs="Calibri" w:eastAsia="Calibri" w:hAnsi="Calibri"/>
+                <w:sz w:val="18"/>
+                <w:szCs w:val="18"/>
+              </w:rPr>
+              <w:t xml:space="preserve">bis 31.01.2027</w:t>
+            </w:r>
+          </w:p>
+        </w:tc>
+        <w:tc>
+          <w:tcPr>
+            <w:tcW w:type="dxa" w:w="6438"/>
+            <w:tcMar>
+              <w:top w:type="dxa" w:w="60"/>
+              <w:left w:type="dxa" w:w="90"/>
+              <w:bottom w:type="dxa" w:w="60"/>
+              <w:right w:type="dxa" w:w="90"/>
+            </w:tcMar>
+          </w:tcPr>
+          <w:p>
+            <w:pPr>
+              <w:spacing w:after="0" w:line="250"/>
+            </w:pPr>
+            <w:r>
+              <w:rPr>
+                <w:rFonts w:ascii="Calibri" w:cs="Calibri" w:eastAsia="Calibri" w:hAnsi="Calibri"/>
+                <w:sz w:val="18"/>
+                <w:szCs w:val="18"/>
+              </w:rPr>
+              <w:t xml:space="preserve">Sundown von Zoho, Langzeitarchivierung, Preisanpassung zum 01.01.</w:t>
             </w:r>
           </w:p>
         </w:tc>
@@ -1522,7 +1816,7 @@
           <w:sz w:val="21"/>
           <w:szCs w:val="21"/>
         </w:rPr>
-        <w:t xml:space="preserve">Montag, 26.10.2026 ist Nationalfeiertag. Die Cutover-Woche hat damit nur vier Arbeitstage. Der Tagesplan in Kapitel 9 berücksichtigt das.</w:t>
+        <w:t xml:space="preserve">Montag, 26.10.2026 ist Nationalfeiertag, Sonntag, 01.11.2026 ist Allerheiligen. Die Cutover-Woche hat damit vier Arbeitstage, und der Go-Live-Stichtag fällt auf ein Wochenende. Der Tagesplan in Kapitel 9 berücksichtigt beides.</w:t>
       </w:r>
     </w:p>
     <w:p>
@@ -1742,7 +2036,7 @@
                 <w:sz w:val="18"/>
                 <w:szCs w:val="18"/>
               </w:rPr>
-              <w:t xml:space="preserve">Datenmenge (Annahme)</w:t>
+              <w:t xml:space="preserve">Datenmenge</w:t>
             </w:r>
           </w:p>
         </w:tc>
@@ -1766,7 +2060,7 @@
                 <w:sz w:val="18"/>
                 <w:szCs w:val="18"/>
               </w:rPr>
-              <w:t xml:space="preserve">rund 120 aktive Verträge, ein Standort, Einheiten von 2,5 bis 50 m²</w:t>
+              <w:t xml:space="preserve">rund 250 aktive Verträge (Stand 07.09.2026), ein Standort, Einheiten von 2,5 bis 50 m²</w:t>
             </w:r>
           </w:p>
         </w:tc>
@@ -1818,7 +2112,7 @@
                 <w:sz w:val="18"/>
                 <w:szCs w:val="18"/>
               </w:rPr>
-              <w:t xml:space="preserve">Empfehlung Hybrid: Bestand weiter über die eigene Bank, Neuverträge über Zahlungsdienstleister</w:t>
+              <w:t xml:space="preserve">Beschluss B4: Zahlungsdienstleister zunächst nur für künftige Kunden, der Bestand bleibt beim Einzug über die eigene Bank</w:t>
             </w:r>
           </w:p>
         </w:tc>
@@ -1868,7 +2162,7 @@
                 <w:sz w:val="18"/>
                 <w:szCs w:val="18"/>
               </w:rPr>
-              <w:t xml:space="preserve">bleiben gültig, da deinPlatz selbst Gläubiger ist; IBAN und Referenzen werden aus den eigenen Unterlagen rekonstruiert</w:t>
+              <w:t xml:space="preserve">bleiben gültig, solange der Gläubiger derselbe ist; offen ist der Übergang auf die GmbH – Klärung mit Bank und Steuerberatung in KW 38</w:t>
             </w:r>
           </w:p>
         </w:tc>
@@ -2048,6 +2342,57 @@
                 <w:sz w:val="18"/>
                 <w:szCs w:val="18"/>
               </w:rPr>
+              <w:t xml:space="preserve">Übergang</w:t>
+            </w:r>
+          </w:p>
+        </w:tc>
+        <w:tc>
+          <w:tcPr>
+            <w:tcW w:type="dxa" w:w="6638"/>
+            <w:tcMar>
+              <w:top w:type="dxa" w:w="60"/>
+              <w:left w:type="dxa" w:w="90"/>
+              <w:bottom w:type="dxa" w:w="60"/>
+              <w:right w:type="dxa" w:w="90"/>
+            </w:tcMar>
+          </w:tcPr>
+          <w:p>
+            <w:pPr>
+              <w:spacing w:after="0" w:line="250"/>
+            </w:pPr>
+            <w:r>
+              <w:rPr>
+                <w:rFonts w:ascii="Calibri" w:cs="Calibri" w:eastAsia="Calibri" w:hAnsi="Calibri"/>
+                <w:sz w:val="18"/>
+                <w:szCs w:val="18"/>
+              </w:rPr>
+              <w:t xml:space="preserve">Kein harter Schnitt: Zoho bleibt bis 31.12.2026 als Vergleichsstand verfügbar, Sundown im Januar 2027</w:t>
+            </w:r>
+          </w:p>
+        </w:tc>
+      </w:tr>
+      <w:tr>
+        <w:tc>
+          <w:tcPr>
+            <w:tcW w:type="dxa" w:w="3000"/>
+            <w:shd w:fill="FAFAFA" w:color="auto" w:val="clear"/>
+            <w:tcMar>
+              <w:top w:type="dxa" w:w="60"/>
+              <w:left w:type="dxa" w:w="90"/>
+              <w:bottom w:type="dxa" w:w="60"/>
+              <w:right w:type="dxa" w:w="90"/>
+            </w:tcMar>
+          </w:tcPr>
+          <w:p>
+            <w:pPr>
+              <w:spacing w:after="0" w:line="250"/>
+            </w:pPr>
+            <w:r>
+              <w:rPr>
+                <w:rFonts w:ascii="Calibri" w:cs="Calibri" w:eastAsia="Calibri" w:hAnsi="Calibri"/>
+                <w:sz w:val="18"/>
+                <w:szCs w:val="18"/>
+              </w:rPr>
               <w:t xml:space="preserve">Puffer</w:t>
             </w:r>
           </w:p>
@@ -2055,6 +2400,7 @@
         <w:tc>
           <w:tcPr>
             <w:tcW w:type="dxa" w:w="6638"/>
+            <w:shd w:fill="FAFAFA" w:color="auto" w:val="clear"/>
             <w:tcMar>
               <w:top w:type="dxa" w:w="60"/>
               <w:left w:type="dxa" w:w="90"/>
@@ -3262,7 +3608,7 @@
                 <w:sz w:val="18"/>
                 <w:szCs w:val="18"/>
               </w:rPr>
-              <w:t xml:space="preserve">Fr 30.10.</w:t>
+              <w:t xml:space="preserve">So 01.11.</w:t>
             </w:r>
           </w:p>
         </w:tc>
@@ -3287,7 +3633,7 @@
                 <w:sz w:val="18"/>
                 <w:szCs w:val="18"/>
               </w:rPr>
-              <w:t xml:space="preserve">Produktivdaten migriert, Betrieb umgestellt, Abrechnungslauf November erzeugt</w:t>
+              <w:t xml:space="preserve">Produktivdaten migriert, Betrieb umgestellt; operativer Start Mo 02.11.</w:t>
             </w:r>
           </w:p>
         </w:tc>
@@ -3312,7 +3658,260 @@
                 <w:sz w:val="18"/>
                 <w:szCs w:val="18"/>
               </w:rPr>
-              <w:t xml:space="preserve">Fr 30.10.</w:t>
+              <w:t xml:space="preserve">So 01.11.</w:t>
+            </w:r>
+          </w:p>
+        </w:tc>
+      </w:tr>
+      <w:tr>
+        <w:tc>
+          <w:tcPr>
+            <w:tcW w:type="dxa" w:w="700"/>
+            <w:tcMar>
+              <w:top w:type="dxa" w:w="60"/>
+              <w:left w:type="dxa" w:w="90"/>
+              <w:bottom w:type="dxa" w:w="60"/>
+              <w:right w:type="dxa" w:w="90"/>
+            </w:tcMar>
+          </w:tcPr>
+          <w:p>
+            <w:pPr>
+              <w:spacing w:after="0" w:line="250"/>
+            </w:pPr>
+            <w:r>
+              <w:rPr>
+                <w:rFonts w:ascii="Calibri" w:cs="Calibri" w:eastAsia="Calibri" w:hAnsi="Calibri"/>
+                <w:b/>
+                <w:bCs/>
+                <w:sz w:val="18"/>
+                <w:szCs w:val="18"/>
+              </w:rPr>
+              <w:t xml:space="preserve">M9</w:t>
+            </w:r>
+          </w:p>
+        </w:tc>
+        <w:tc>
+          <w:tcPr>
+            <w:tcW w:type="dxa" w:w="2500"/>
+            <w:tcMar>
+              <w:top w:type="dxa" w:w="60"/>
+              <w:left w:type="dxa" w:w="90"/>
+              <w:bottom w:type="dxa" w:w="60"/>
+              <w:right w:type="dxa" w:w="90"/>
+            </w:tcMar>
+          </w:tcPr>
+          <w:p>
+            <w:pPr>
+              <w:spacing w:after="0" w:line="250"/>
+            </w:pPr>
+            <w:r>
+              <w:rPr>
+                <w:rFonts w:ascii="Calibri" w:cs="Calibri" w:eastAsia="Calibri" w:hAnsi="Calibri"/>
+                <w:sz w:val="18"/>
+                <w:szCs w:val="18"/>
+              </w:rPr>
+              <w:t xml:space="preserve">Parallelbetrieb abgeschlossen</w:t>
+            </w:r>
+          </w:p>
+        </w:tc>
+        <w:tc>
+          <w:tcPr>
+            <w:tcW w:type="dxa" w:w="1250"/>
+            <w:tcMar>
+              <w:top w:type="dxa" w:w="60"/>
+              <w:left w:type="dxa" w:w="90"/>
+              <w:bottom w:type="dxa" w:w="60"/>
+              <w:right w:type="dxa" w:w="90"/>
+            </w:tcMar>
+          </w:tcPr>
+          <w:p>
+            <w:pPr>
+              <w:spacing w:after="0" w:line="250"/>
+            </w:pPr>
+            <w:r>
+              <w:rPr>
+                <w:rFonts w:ascii="Calibri" w:cs="Calibri" w:eastAsia="Calibri" w:hAnsi="Calibri"/>
+                <w:sz w:val="18"/>
+                <w:szCs w:val="18"/>
+              </w:rPr>
+              <w:t xml:space="preserve">Do 31.12.</w:t>
+            </w:r>
+          </w:p>
+        </w:tc>
+        <w:tc>
+          <w:tcPr>
+            <w:tcW w:type="dxa" w:w="3888"/>
+            <w:tcMar>
+              <w:top w:type="dxa" w:w="60"/>
+              <w:left w:type="dxa" w:w="90"/>
+              <w:bottom w:type="dxa" w:w="60"/>
+              <w:right w:type="dxa" w:w="90"/>
+            </w:tcMar>
+          </w:tcPr>
+          <w:p>
+            <w:pPr>
+              <w:spacing w:after="0" w:line="250"/>
+            </w:pPr>
+            <w:r>
+              <w:rPr>
+                <w:rFonts w:ascii="Calibri" w:cs="Calibri" w:eastAsia="Calibri" w:hAnsi="Calibri"/>
+                <w:sz w:val="18"/>
+                <w:szCs w:val="18"/>
+              </w:rPr>
+              <w:t xml:space="preserve">Abgleiche zum 05.11., 30.11. und 31.12. sauber, Abweichungen geklärt</w:t>
+            </w:r>
+          </w:p>
+        </w:tc>
+        <w:tc>
+          <w:tcPr>
+            <w:tcW w:type="dxa" w:w="1300"/>
+            <w:tcMar>
+              <w:top w:type="dxa" w:w="60"/>
+              <w:left w:type="dxa" w:w="90"/>
+              <w:bottom w:type="dxa" w:w="60"/>
+              <w:right w:type="dxa" w:w="90"/>
+            </w:tcMar>
+          </w:tcPr>
+          <w:p>
+            <w:pPr>
+              <w:spacing w:after="0" w:line="250"/>
+            </w:pPr>
+            <w:r>
+              <w:rPr>
+                <w:rFonts w:ascii="Calibri" w:cs="Calibri" w:eastAsia="Calibri" w:hAnsi="Calibri"/>
+                <w:sz w:val="18"/>
+                <w:szCs w:val="18"/>
+              </w:rPr>
+              <w:t xml:space="preserve">Do 31.12.</w:t>
+            </w:r>
+          </w:p>
+        </w:tc>
+      </w:tr>
+      <w:tr>
+        <w:tc>
+          <w:tcPr>
+            <w:tcW w:type="dxa" w:w="700"/>
+            <w:shd w:fill="FAFAFA" w:color="auto" w:val="clear"/>
+            <w:tcMar>
+              <w:top w:type="dxa" w:w="60"/>
+              <w:left w:type="dxa" w:w="90"/>
+              <w:bottom w:type="dxa" w:w="60"/>
+              <w:right w:type="dxa" w:w="90"/>
+            </w:tcMar>
+          </w:tcPr>
+          <w:p>
+            <w:pPr>
+              <w:spacing w:after="0" w:line="250"/>
+            </w:pPr>
+            <w:r>
+              <w:rPr>
+                <w:rFonts w:ascii="Calibri" w:cs="Calibri" w:eastAsia="Calibri" w:hAnsi="Calibri"/>
+                <w:b/>
+                <w:bCs/>
+                <w:sz w:val="18"/>
+                <w:szCs w:val="18"/>
+              </w:rPr>
+              <w:t xml:space="preserve">M10</w:t>
+            </w:r>
+          </w:p>
+        </w:tc>
+        <w:tc>
+          <w:tcPr>
+            <w:tcW w:type="dxa" w:w="2500"/>
+            <w:shd w:fill="FAFAFA" w:color="auto" w:val="clear"/>
+            <w:tcMar>
+              <w:top w:type="dxa" w:w="60"/>
+              <w:left w:type="dxa" w:w="90"/>
+              <w:bottom w:type="dxa" w:w="60"/>
+              <w:right w:type="dxa" w:w="90"/>
+            </w:tcMar>
+          </w:tcPr>
+          <w:p>
+            <w:pPr>
+              <w:spacing w:after="0" w:line="250"/>
+            </w:pPr>
+            <w:r>
+              <w:rPr>
+                <w:rFonts w:ascii="Calibri" w:cs="Calibri" w:eastAsia="Calibri" w:hAnsi="Calibri"/>
+                <w:sz w:val="18"/>
+                <w:szCs w:val="18"/>
+              </w:rPr>
+              <w:t xml:space="preserve">Sundown Zoho</w:t>
+            </w:r>
+          </w:p>
+        </w:tc>
+        <w:tc>
+          <w:tcPr>
+            <w:tcW w:type="dxa" w:w="1250"/>
+            <w:shd w:fill="FAFAFA" w:color="auto" w:val="clear"/>
+            <w:tcMar>
+              <w:top w:type="dxa" w:w="60"/>
+              <w:left w:type="dxa" w:w="90"/>
+              <w:bottom w:type="dxa" w:w="60"/>
+              <w:right w:type="dxa" w:w="90"/>
+            </w:tcMar>
+          </w:tcPr>
+          <w:p>
+            <w:pPr>
+              <w:spacing w:after="0" w:line="250"/>
+            </w:pPr>
+            <w:r>
+              <w:rPr>
+                <w:rFonts w:ascii="Calibri" w:cs="Calibri" w:eastAsia="Calibri" w:hAnsi="Calibri"/>
+                <w:sz w:val="18"/>
+                <w:szCs w:val="18"/>
+              </w:rPr>
+              <w:t xml:space="preserve">So 31.01.2027</w:t>
+            </w:r>
+          </w:p>
+        </w:tc>
+        <w:tc>
+          <w:tcPr>
+            <w:tcW w:type="dxa" w:w="3888"/>
+            <w:shd w:fill="FAFAFA" w:color="auto" w:val="clear"/>
+            <w:tcMar>
+              <w:top w:type="dxa" w:w="60"/>
+              <w:left w:type="dxa" w:w="90"/>
+              <w:bottom w:type="dxa" w:w="60"/>
+              <w:right w:type="dxa" w:w="90"/>
+            </w:tcMar>
+          </w:tcPr>
+          <w:p>
+            <w:pPr>
+              <w:spacing w:after="0" w:line="250"/>
+            </w:pPr>
+            <w:r>
+              <w:rPr>
+                <w:rFonts w:ascii="Calibri" w:cs="Calibri" w:eastAsia="Calibri" w:hAnsi="Calibri"/>
+                <w:sz w:val="18"/>
+                <w:szCs w:val="18"/>
+              </w:rPr>
+              <w:t xml:space="preserve">Archiv gesichert und geprüft, Abonnement gekündigt, erster Januarlauf korrekt</w:t>
+            </w:r>
+          </w:p>
+        </w:tc>
+        <w:tc>
+          <w:tcPr>
+            <w:tcW w:type="dxa" w:w="1300"/>
+            <w:shd w:fill="FAFAFA" w:color="auto" w:val="clear"/>
+            <w:tcMar>
+              <w:top w:type="dxa" w:w="60"/>
+              <w:left w:type="dxa" w:w="90"/>
+              <w:bottom w:type="dxa" w:w="60"/>
+              <w:right w:type="dxa" w:w="90"/>
+            </w:tcMar>
+          </w:tcPr>
+          <w:p>
+            <w:pPr>
+              <w:spacing w:after="0" w:line="250"/>
+            </w:pPr>
+            <w:r>
+              <w:rPr>
+                <w:rFonts w:ascii="Calibri" w:cs="Calibri" w:eastAsia="Calibri" w:hAnsi="Calibri"/>
+                <w:sz w:val="18"/>
+                <w:szCs w:val="18"/>
+              </w:rPr>
+              <w:t xml:space="preserve">So 31.01.2027</w:t>
             </w:r>
           </w:p>
         </w:tc>
@@ -3344,7 +3943,7 @@
           <w:sz w:val="21"/>
           <w:szCs w:val="21"/>
         </w:rPr>
-        <w:t xml:space="preserve">Jeder Tag Verzug bei der Beauftragung verschiebt den Go-Live um denselben Tag – die drei Wochen für Konfiguration, Migration, Test und Cutover lassen sich nicht komprimieren.</w:t>
+        <w:t xml:space="preserve">Jeder Tag Verzug bei der Beauftragung verschiebt den Go-Live um denselben Tag – die drei Wochen für Konfiguration, Migration, Test und Cutover lassen sich nicht komprimieren. Der Parallelbetrieb danach ist eine Absicherung, kein Puffer für die Einführung.</w:t>
       </w:r>
     </w:p>
     <w:p>
@@ -11052,7 +11651,7 @@
           <w:sz w:val="24"/>
           <w:szCs w:val="24"/>
         </w:rPr>
-        <w:t xml:space="preserve">W8 · KW 44 · 26.–30.10.  Cutover und Go-Live</w:t>
+        <w:t xml:space="preserve">W8 · KW 44 · 26.–30.10.  Migration und Freigabe</w:t>
       </w:r>
     </w:p>
     <w:tbl>
@@ -11388,7 +11987,7 @@
                 <w:sz w:val="18"/>
                 <w:szCs w:val="18"/>
               </w:rPr>
-              <w:t xml:space="preserve">Di: Datenannahmestopp in Zoho, finaler Vollexport, Deltaliste beginnen</w:t>
+              <w:t xml:space="preserve">Di: finaler Vollexport aus Zoho, produktive Migration</w:t>
             </w:r>
           </w:p>
         </w:tc>
@@ -11413,7 +12012,7 @@
                 <w:sz w:val="18"/>
                 <w:szCs w:val="18"/>
               </w:rPr>
-              <w:t xml:space="preserve">Beratung, Betrieb</w:t>
+              <w:t xml:space="preserve">Beratung</w:t>
             </w:r>
           </w:p>
         </w:tc>
@@ -11438,7 +12037,7 @@
                 <w:sz w:val="18"/>
                 <w:szCs w:val="18"/>
               </w:rPr>
-              <w:t xml:space="preserve">Altsystem lesend</w:t>
+              <w:t xml:space="preserve">Produktivdaten im Zielsystem</w:t>
             </w:r>
           </w:p>
         </w:tc>
@@ -11513,7 +12112,7 @@
                 <w:sz w:val="18"/>
                 <w:szCs w:val="18"/>
               </w:rPr>
-              <w:t xml:space="preserve">Di: produktive Migration, Abgleich, schriftliche Freigabe durch Finanzen</w:t>
+              <w:t xml:space="preserve">Mi: Abgleich nach den Prüfkriterien, schriftliche Freigabe durch Finanzen</w:t>
             </w:r>
           </w:p>
         </w:tc>
@@ -11537,7 +12136,7 @@
                 <w:sz w:val="18"/>
                 <w:szCs w:val="18"/>
               </w:rPr>
-              <w:t xml:space="preserve">Beratung, Finanzen</w:t>
+              <w:t xml:space="preserve">Finanzen</w:t>
             </w:r>
           </w:p>
         </w:tc>
@@ -11561,7 +12160,7 @@
                 <w:sz w:val="18"/>
                 <w:szCs w:val="18"/>
               </w:rPr>
-              <w:t xml:space="preserve">Produktivdaten migriert</w:t>
+              <w:t xml:space="preserve">Migration freigegeben</w:t>
             </w:r>
           </w:p>
         </w:tc>
@@ -11637,7 +12236,7 @@
                 <w:sz w:val="18"/>
                 <w:szCs w:val="18"/>
               </w:rPr>
-              <w:t xml:space="preserve">Mi: Go-Live, alle Neuvorgänge im neuen System, Kundeninformation versenden</w:t>
+              <w:t xml:space="preserve">Do: Restkonfiguration, Zutrittsberechtigungen stichprobenartig vor Ort prüfen</w:t>
             </w:r>
           </w:p>
         </w:tc>
@@ -11662,7 +12261,7 @@
                 <w:sz w:val="18"/>
                 <w:szCs w:val="18"/>
               </w:rPr>
-              <w:t xml:space="preserve">alle</w:t>
+              <w:t xml:space="preserve">Betrieb</w:t>
             </w:r>
           </w:p>
         </w:tc>
@@ -11687,7 +12286,7 @@
                 <w:sz w:val="18"/>
                 <w:szCs w:val="18"/>
               </w:rPr>
-              <w:t xml:space="preserve">Betrieb umgestellt</w:t>
+              <w:t xml:space="preserve">Zutritt bestätigt</w:t>
             </w:r>
           </w:p>
         </w:tc>
@@ -11762,7 +12361,7 @@
                 <w:sz w:val="18"/>
                 <w:szCs w:val="18"/>
               </w:rPr>
-              <w:t xml:space="preserve">Mi: Zutrittsberechtigungen stichprobenartig vor Ort prüfen</w:t>
+              <w:t xml:space="preserve">Do: Kundeninformation versenden – ein Schreiben, reine Information</w:t>
             </w:r>
           </w:p>
         </w:tc>
@@ -11786,7 +12385,7 @@
                 <w:sz w:val="18"/>
                 <w:szCs w:val="18"/>
               </w:rPr>
-              <w:t xml:space="preserve">Betrieb</w:t>
+              <w:t xml:space="preserve">GF</w:t>
             </w:r>
           </w:p>
         </w:tc>
@@ -11810,7 +12409,7 @@
                 <w:sz w:val="18"/>
                 <w:szCs w:val="18"/>
               </w:rPr>
-              <w:t xml:space="preserve">Zutritt bestätigt</w:t>
+              <w:t xml:space="preserve">Kunden informiert</w:t>
             </w:r>
           </w:p>
         </w:tc>
@@ -11834,7 +12433,7 @@
                 <w:sz w:val="18"/>
                 <w:szCs w:val="18"/>
               </w:rPr>
-              <w:t xml:space="preserve">ja</w:t>
+              <w:t xml:space="preserve">nein</w:t>
             </w:r>
           </w:p>
         </w:tc>
@@ -11886,7 +12485,7 @@
                 <w:sz w:val="18"/>
                 <w:szCs w:val="18"/>
               </w:rPr>
-              <w:t xml:space="preserve">Do: erster Abrechnungslauf für November im Vier-Augen-Prinzip, Versand</w:t>
+              <w:t xml:space="preserve">Fr: Datenannahmestopp in Zoho, Deltaliste beginnen, Bereitschaft für den Stichtag</w:t>
             </w:r>
           </w:p>
         </w:tc>
@@ -11911,7 +12510,7 @@
                 <w:sz w:val="18"/>
                 <w:szCs w:val="18"/>
               </w:rPr>
-              <w:t xml:space="preserve">Finanzen, PL</w:t>
+              <w:t xml:space="preserve">alle</w:t>
             </w:r>
           </w:p>
         </w:tc>
@@ -11936,7 +12535,7 @@
                 <w:sz w:val="18"/>
                 <w:szCs w:val="18"/>
               </w:rPr>
-              <w:t xml:space="preserve">Rechnungen versendet</w:t>
+              <w:t xml:space="preserve">Altsystem eingefroren</w:t>
             </w:r>
           </w:p>
         </w:tc>
@@ -12011,7 +12610,7 @@
                 <w:sz w:val="18"/>
                 <w:szCs w:val="18"/>
               </w:rPr>
-              <w:t xml:space="preserve">Fr: Zahlungslauf beziehungsweise SEPA-Datei erzeugen und einreichen</w:t>
+              <w:t xml:space="preserve">So 01.11.: Go-Live-Stichtag – Vertrags- und Abrechnungsstand im neuen System</w:t>
             </w:r>
           </w:p>
         </w:tc>
@@ -12035,7 +12634,7 @@
                 <w:sz w:val="18"/>
                 <w:szCs w:val="18"/>
               </w:rPr>
-              <w:t xml:space="preserve">Finanzen</w:t>
+              <w:t xml:space="preserve">PL</w:t>
             </w:r>
           </w:p>
         </w:tc>
@@ -12059,7 +12658,7 @@
                 <w:sz w:val="18"/>
                 <w:szCs w:val="18"/>
               </w:rPr>
-              <w:t xml:space="preserve">Einzug beauftragt</w:t>
+              <w:t xml:space="preserve">M8 erreicht</w:t>
             </w:r>
           </w:p>
         </w:tc>
@@ -12084,6 +12683,193 @@
                 <w:szCs w:val="18"/>
               </w:rPr>
               <w:t xml:space="preserve">ja</w:t>
+            </w:r>
+          </w:p>
+        </w:tc>
+      </w:tr>
+    </w:tbl>
+    <w:p>
+      <w:pPr>
+        <w:spacing w:after="140"/>
+      </w:pPr>
+    </w:p>
+    <w:p>
+      <w:pPr>
+        <w:pStyle w:val="Heading2"/>
+        <w:spacing w:after="140" w:before="260"/>
+      </w:pPr>
+      <w:r>
+        <w:rPr>
+          <w:rFonts w:ascii="Calibri" w:cs="Calibri" w:eastAsia="Calibri" w:hAnsi="Calibri"/>
+          <w:b/>
+          <w:bCs/>
+          <w:color w:val="1F3864"/>
+          <w:sz w:val="24"/>
+          <w:szCs w:val="24"/>
+        </w:rPr>
+        <w:t xml:space="preserve">W9 · KW 45 · ab 02.11.  Operativer Start und erster Lauf</w:t>
+      </w:r>
+    </w:p>
+    <w:tbl>
+      <w:tblPr>
+        <w:tblW w:type="dxa" w:w="9638"/>
+        <w:tblBorders>
+          <w:top w:val="single" w:color="BFBFBF" w:sz="4"/>
+          <w:left w:val="single" w:color="BFBFBF" w:sz="4"/>
+          <w:bottom w:val="single" w:color="BFBFBF" w:sz="4"/>
+          <w:right w:val="single" w:color="BFBFBF" w:sz="4"/>
+          <w:insideH w:val="single" w:color="BFBFBF" w:sz="4"/>
+          <w:insideV w:val="single" w:color="BFBFBF" w:sz="4"/>
+        </w:tblBorders>
+      </w:tblPr>
+      <w:tblGrid>
+        <w:gridCol w:w="800"/>
+        <w:gridCol w:w="3900"/>
+        <w:gridCol w:w="1500"/>
+        <w:gridCol w:w="2438"/>
+        <w:gridCol w:w="1000"/>
+      </w:tblGrid>
+      <w:tr>
+        <w:trPr>
+          <w:tblHeader/>
+        </w:trPr>
+        <w:tc>
+          <w:tcPr>
+            <w:tcW w:type="dxa" w:w="800"/>
+            <w:shd w:fill="1F3864" w:color="auto" w:val="clear"/>
+            <w:tcMar>
+              <w:top w:type="dxa" w:w="60"/>
+              <w:left w:type="dxa" w:w="90"/>
+              <w:bottom w:type="dxa" w:w="60"/>
+              <w:right w:type="dxa" w:w="90"/>
+            </w:tcMar>
+          </w:tcPr>
+          <w:p>
+            <w:pPr>
+              <w:spacing w:after="0" w:line="250"/>
+            </w:pPr>
+            <w:r>
+              <w:rPr>
+                <w:rFonts w:ascii="Calibri" w:cs="Calibri" w:eastAsia="Calibri" w:hAnsi="Calibri"/>
+                <w:b/>
+                <w:bCs/>
+                <w:color w:val="FFFFFF"/>
+                <w:sz w:val="18"/>
+                <w:szCs w:val="18"/>
+              </w:rPr>
+              <w:t xml:space="preserve">Nr.</w:t>
+            </w:r>
+          </w:p>
+        </w:tc>
+        <w:tc>
+          <w:tcPr>
+            <w:tcW w:type="dxa" w:w="3900"/>
+            <w:shd w:fill="1F3864" w:color="auto" w:val="clear"/>
+            <w:tcMar>
+              <w:top w:type="dxa" w:w="60"/>
+              <w:left w:type="dxa" w:w="90"/>
+              <w:bottom w:type="dxa" w:w="60"/>
+              <w:right w:type="dxa" w:w="90"/>
+            </w:tcMar>
+          </w:tcPr>
+          <w:p>
+            <w:pPr>
+              <w:spacing w:after="0" w:line="250"/>
+            </w:pPr>
+            <w:r>
+              <w:rPr>
+                <w:rFonts w:ascii="Calibri" w:cs="Calibri" w:eastAsia="Calibri" w:hAnsi="Calibri"/>
+                <w:b/>
+                <w:bCs/>
+                <w:color w:val="FFFFFF"/>
+                <w:sz w:val="18"/>
+                <w:szCs w:val="18"/>
+              </w:rPr>
+              <w:t xml:space="preserve">Arbeitspaket</w:t>
+            </w:r>
+          </w:p>
+        </w:tc>
+        <w:tc>
+          <w:tcPr>
+            <w:tcW w:type="dxa" w:w="1500"/>
+            <w:shd w:fill="1F3864" w:color="auto" w:val="clear"/>
+            <w:tcMar>
+              <w:top w:type="dxa" w:w="60"/>
+              <w:left w:type="dxa" w:w="90"/>
+              <w:bottom w:type="dxa" w:w="60"/>
+              <w:right w:type="dxa" w:w="90"/>
+            </w:tcMar>
+          </w:tcPr>
+          <w:p>
+            <w:pPr>
+              <w:spacing w:after="0" w:line="250"/>
+            </w:pPr>
+            <w:r>
+              <w:rPr>
+                <w:rFonts w:ascii="Calibri" w:cs="Calibri" w:eastAsia="Calibri" w:hAnsi="Calibri"/>
+                <w:b/>
+                <w:bCs/>
+                <w:color w:val="FFFFFF"/>
+                <w:sz w:val="18"/>
+                <w:szCs w:val="18"/>
+              </w:rPr>
+              <w:t xml:space="preserve">Verantwortlich</w:t>
+            </w:r>
+          </w:p>
+        </w:tc>
+        <w:tc>
+          <w:tcPr>
+            <w:tcW w:type="dxa" w:w="2438"/>
+            <w:shd w:fill="1F3864" w:color="auto" w:val="clear"/>
+            <w:tcMar>
+              <w:top w:type="dxa" w:w="60"/>
+              <w:left w:type="dxa" w:w="90"/>
+              <w:bottom w:type="dxa" w:w="60"/>
+              <w:right w:type="dxa" w:w="90"/>
+            </w:tcMar>
+          </w:tcPr>
+          <w:p>
+            <w:pPr>
+              <w:spacing w:after="0" w:line="250"/>
+            </w:pPr>
+            <w:r>
+              <w:rPr>
+                <w:rFonts w:ascii="Calibri" w:cs="Calibri" w:eastAsia="Calibri" w:hAnsi="Calibri"/>
+                <w:b/>
+                <w:bCs/>
+                <w:color w:val="FFFFFF"/>
+                <w:sz w:val="18"/>
+                <w:szCs w:val="18"/>
+              </w:rPr>
+              <w:t xml:space="preserve">Ergebnis</w:t>
+            </w:r>
+          </w:p>
+        </w:tc>
+        <w:tc>
+          <w:tcPr>
+            <w:tcW w:type="dxa" w:w="1000"/>
+            <w:shd w:fill="1F3864" w:color="auto" w:val="clear"/>
+            <w:tcMar>
+              <w:top w:type="dxa" w:w="60"/>
+              <w:left w:type="dxa" w:w="90"/>
+              <w:bottom w:type="dxa" w:w="60"/>
+              <w:right w:type="dxa" w:w="90"/>
+            </w:tcMar>
+          </w:tcPr>
+          <w:p>
+            <w:pPr>
+              <w:spacing w:after="0" w:line="250"/>
+            </w:pPr>
+            <w:r>
+              <w:rPr>
+                <w:rFonts w:ascii="Calibri" w:cs="Calibri" w:eastAsia="Calibri" w:hAnsi="Calibri"/>
+                <w:b/>
+                <w:bCs/>
+                <w:color w:val="FFFFFF"/>
+                <w:sz w:val="18"/>
+                <w:szCs w:val="18"/>
+              </w:rPr>
+              <w:t xml:space="preserve">Kritisch</w:t>
             </w:r>
           </w:p>
         </w:tc>
@@ -12092,125 +12878,120 @@
         <w:tc>
           <w:tcPr>
             <w:tcW w:type="dxa" w:w="800"/>
-            <w:shd w:fill="FAFAFA" w:color="auto" w:val="clear"/>
-            <w:tcMar>
-              <w:top w:type="dxa" w:w="60"/>
-              <w:left w:type="dxa" w:w="90"/>
-              <w:bottom w:type="dxa" w:w="60"/>
-              <w:right w:type="dxa" w:w="90"/>
-            </w:tcMar>
-          </w:tcPr>
-          <w:p>
-            <w:pPr>
-              <w:spacing w:after="0" w:line="250"/>
-            </w:pPr>
-            <w:r>
-              <w:rPr>
-                <w:rFonts w:ascii="Calibri" w:cs="Calibri" w:eastAsia="Calibri" w:hAnsi="Calibri"/>
-                <w:sz w:val="18"/>
-                <w:szCs w:val="18"/>
-              </w:rPr>
-              <w:t xml:space="preserve">8.7</w:t>
+            <w:tcMar>
+              <w:top w:type="dxa" w:w="60"/>
+              <w:left w:type="dxa" w:w="90"/>
+              <w:bottom w:type="dxa" w:w="60"/>
+              <w:right w:type="dxa" w:w="90"/>
+            </w:tcMar>
+          </w:tcPr>
+          <w:p>
+            <w:pPr>
+              <w:spacing w:after="0" w:line="250"/>
+            </w:pPr>
+            <w:r>
+              <w:rPr>
+                <w:rFonts w:ascii="Calibri" w:cs="Calibri" w:eastAsia="Calibri" w:hAnsi="Calibri"/>
+                <w:sz w:val="18"/>
+                <w:szCs w:val="18"/>
+              </w:rPr>
+              <w:t xml:space="preserve">9.1</w:t>
             </w:r>
           </w:p>
         </w:tc>
         <w:tc>
           <w:tcPr>
             <w:tcW w:type="dxa" w:w="3900"/>
-            <w:shd w:fill="FAFAFA" w:color="auto" w:val="clear"/>
-            <w:tcMar>
-              <w:top w:type="dxa" w:w="60"/>
-              <w:left w:type="dxa" w:w="90"/>
-              <w:bottom w:type="dxa" w:w="60"/>
-              <w:right w:type="dxa" w:w="90"/>
-            </w:tcMar>
-          </w:tcPr>
-          <w:p>
-            <w:pPr>
-              <w:spacing w:after="0" w:line="250"/>
-            </w:pPr>
-            <w:r>
-              <w:rPr>
-                <w:rFonts w:ascii="Calibri" w:cs="Calibri" w:eastAsia="Calibri" w:hAnsi="Calibri"/>
-                <w:sz w:val="18"/>
-                <w:szCs w:val="18"/>
-              </w:rPr>
-              <w:t xml:space="preserve">Fr: Hypercare starten, tägliches Kurz-Standup, Fehlerliste</w:t>
+            <w:tcMar>
+              <w:top w:type="dxa" w:w="60"/>
+              <w:left w:type="dxa" w:w="90"/>
+              <w:bottom w:type="dxa" w:w="60"/>
+              <w:right w:type="dxa" w:w="90"/>
+            </w:tcMar>
+          </w:tcPr>
+          <w:p>
+            <w:pPr>
+              <w:spacing w:after="0" w:line="250"/>
+            </w:pPr>
+            <w:r>
+              <w:rPr>
+                <w:rFonts w:ascii="Calibri" w:cs="Calibri" w:eastAsia="Calibri" w:hAnsi="Calibri"/>
+                <w:sz w:val="18"/>
+                <w:szCs w:val="18"/>
+              </w:rPr>
+              <w:t xml:space="preserve">Mo: operativer Start, alle Neuvorgänge ausschließlich im neuen System</w:t>
             </w:r>
           </w:p>
         </w:tc>
         <w:tc>
           <w:tcPr>
             <w:tcW w:type="dxa" w:w="1500"/>
-            <w:shd w:fill="FAFAFA" w:color="auto" w:val="clear"/>
-            <w:tcMar>
-              <w:top w:type="dxa" w:w="60"/>
-              <w:left w:type="dxa" w:w="90"/>
-              <w:bottom w:type="dxa" w:w="60"/>
-              <w:right w:type="dxa" w:w="90"/>
-            </w:tcMar>
-          </w:tcPr>
-          <w:p>
-            <w:pPr>
-              <w:spacing w:after="0" w:line="250"/>
-            </w:pPr>
-            <w:r>
-              <w:rPr>
-                <w:rFonts w:ascii="Calibri" w:cs="Calibri" w:eastAsia="Calibri" w:hAnsi="Calibri"/>
-                <w:sz w:val="18"/>
-                <w:szCs w:val="18"/>
-              </w:rPr>
-              <w:t xml:space="preserve">PL</w:t>
+            <w:tcMar>
+              <w:top w:type="dxa" w:w="60"/>
+              <w:left w:type="dxa" w:w="90"/>
+              <w:bottom w:type="dxa" w:w="60"/>
+              <w:right w:type="dxa" w:w="90"/>
+            </w:tcMar>
+          </w:tcPr>
+          <w:p>
+            <w:pPr>
+              <w:spacing w:after="0" w:line="250"/>
+            </w:pPr>
+            <w:r>
+              <w:rPr>
+                <w:rFonts w:ascii="Calibri" w:cs="Calibri" w:eastAsia="Calibri" w:hAnsi="Calibri"/>
+                <w:sz w:val="18"/>
+                <w:szCs w:val="18"/>
+              </w:rPr>
+              <w:t xml:space="preserve">alle</w:t>
             </w:r>
           </w:p>
         </w:tc>
         <w:tc>
           <w:tcPr>
             <w:tcW w:type="dxa" w:w="2438"/>
-            <w:shd w:fill="FAFAFA" w:color="auto" w:val="clear"/>
-            <w:tcMar>
-              <w:top w:type="dxa" w:w="60"/>
-              <w:left w:type="dxa" w:w="90"/>
-              <w:bottom w:type="dxa" w:w="60"/>
-              <w:right w:type="dxa" w:w="90"/>
-            </w:tcMar>
-          </w:tcPr>
-          <w:p>
-            <w:pPr>
-              <w:spacing w:after="0" w:line="250"/>
-            </w:pPr>
-            <w:r>
-              <w:rPr>
-                <w:rFonts w:ascii="Calibri" w:cs="Calibri" w:eastAsia="Calibri" w:hAnsi="Calibri"/>
-                <w:sz w:val="18"/>
-                <w:szCs w:val="18"/>
-              </w:rPr>
-              <w:t xml:space="preserve">Hypercare läuft</w:t>
+            <w:tcMar>
+              <w:top w:type="dxa" w:w="60"/>
+              <w:left w:type="dxa" w:w="90"/>
+              <w:bottom w:type="dxa" w:w="60"/>
+              <w:right w:type="dxa" w:w="90"/>
+            </w:tcMar>
+          </w:tcPr>
+          <w:p>
+            <w:pPr>
+              <w:spacing w:after="0" w:line="250"/>
+            </w:pPr>
+            <w:r>
+              <w:rPr>
+                <w:rFonts w:ascii="Calibri" w:cs="Calibri" w:eastAsia="Calibri" w:hAnsi="Calibri"/>
+                <w:sz w:val="18"/>
+                <w:szCs w:val="18"/>
+              </w:rPr>
+              <w:t xml:space="preserve">Betrieb umgestellt</w:t>
             </w:r>
           </w:p>
         </w:tc>
         <w:tc>
           <w:tcPr>
             <w:tcW w:type="dxa" w:w="1000"/>
-            <w:shd w:fill="FAFAFA" w:color="auto" w:val="clear"/>
-            <w:tcMar>
-              <w:top w:type="dxa" w:w="60"/>
-              <w:left w:type="dxa" w:w="90"/>
-              <w:bottom w:type="dxa" w:w="60"/>
-              <w:right w:type="dxa" w:w="90"/>
-            </w:tcMar>
-          </w:tcPr>
-          <w:p>
-            <w:pPr>
-              <w:spacing w:after="0" w:line="250"/>
-            </w:pPr>
-            <w:r>
-              <w:rPr>
-                <w:rFonts w:ascii="Calibri" w:cs="Calibri" w:eastAsia="Calibri" w:hAnsi="Calibri"/>
-                <w:sz w:val="18"/>
-                <w:szCs w:val="18"/>
-              </w:rPr>
-              <w:t xml:space="preserve">nein</w:t>
+            <w:tcMar>
+              <w:top w:type="dxa" w:w="60"/>
+              <w:left w:type="dxa" w:w="90"/>
+              <w:bottom w:type="dxa" w:w="60"/>
+              <w:right w:type="dxa" w:w="90"/>
+            </w:tcMar>
+          </w:tcPr>
+          <w:p>
+            <w:pPr>
+              <w:spacing w:after="0" w:line="250"/>
+            </w:pPr>
+            <w:r>
+              <w:rPr>
+                <w:rFonts w:ascii="Calibri" w:cs="Calibri" w:eastAsia="Calibri" w:hAnsi="Calibri"/>
+                <w:sz w:val="18"/>
+                <w:szCs w:val="18"/>
+              </w:rPr>
+              <w:t xml:space="preserve">ja</w:t>
             </w:r>
           </w:p>
         </w:tc>
@@ -12219,102 +13000,478 @@
         <w:tc>
           <w:tcPr>
             <w:tcW w:type="dxa" w:w="800"/>
-            <w:tcMar>
-              <w:top w:type="dxa" w:w="60"/>
-              <w:left w:type="dxa" w:w="90"/>
-              <w:bottom w:type="dxa" w:w="60"/>
-              <w:right w:type="dxa" w:w="90"/>
-            </w:tcMar>
-          </w:tcPr>
-          <w:p>
-            <w:pPr>
-              <w:spacing w:after="0" w:line="250"/>
-            </w:pPr>
-            <w:r>
-              <w:rPr>
-                <w:rFonts w:ascii="Calibri" w:cs="Calibri" w:eastAsia="Calibri" w:hAnsi="Calibri"/>
-                <w:sz w:val="18"/>
-                <w:szCs w:val="18"/>
-              </w:rPr>
-              <w:t xml:space="preserve">8.8</w:t>
+            <w:shd w:fill="FAFAFA" w:color="auto" w:val="clear"/>
+            <w:tcMar>
+              <w:top w:type="dxa" w:w="60"/>
+              <w:left w:type="dxa" w:w="90"/>
+              <w:bottom w:type="dxa" w:w="60"/>
+              <w:right w:type="dxa" w:w="90"/>
+            </w:tcMar>
+          </w:tcPr>
+          <w:p>
+            <w:pPr>
+              <w:spacing w:after="0" w:line="250"/>
+            </w:pPr>
+            <w:r>
+              <w:rPr>
+                <w:rFonts w:ascii="Calibri" w:cs="Calibri" w:eastAsia="Calibri" w:hAnsi="Calibri"/>
+                <w:sz w:val="18"/>
+                <w:szCs w:val="18"/>
+              </w:rPr>
+              <w:t xml:space="preserve">9.2</w:t>
             </w:r>
           </w:p>
         </w:tc>
         <w:tc>
           <w:tcPr>
             <w:tcW w:type="dxa" w:w="3900"/>
-            <w:tcMar>
-              <w:top w:type="dxa" w:w="60"/>
-              <w:left w:type="dxa" w:w="90"/>
-              <w:bottom w:type="dxa" w:w="60"/>
-              <w:right w:type="dxa" w:w="90"/>
-            </w:tcMar>
-          </w:tcPr>
-          <w:p>
-            <w:pPr>
-              <w:spacing w:after="0" w:line="250"/>
-            </w:pPr>
-            <w:r>
-              <w:rPr>
-                <w:rFonts w:ascii="Calibri" w:cs="Calibri" w:eastAsia="Calibri" w:hAnsi="Calibri"/>
-                <w:sz w:val="18"/>
-                <w:szCs w:val="18"/>
-              </w:rPr>
-              <w:t xml:space="preserve">Fr: Archiv des Altsystems prüfen und dokumentieren</w:t>
+            <w:shd w:fill="FAFAFA" w:color="auto" w:val="clear"/>
+            <w:tcMar>
+              <w:top w:type="dxa" w:w="60"/>
+              <w:left w:type="dxa" w:w="90"/>
+              <w:bottom w:type="dxa" w:w="60"/>
+              <w:right w:type="dxa" w:w="90"/>
+            </w:tcMar>
+          </w:tcPr>
+          <w:p>
+            <w:pPr>
+              <w:spacing w:after="0" w:line="250"/>
+            </w:pPr>
+            <w:r>
+              <w:rPr>
+                <w:rFonts w:ascii="Calibri" w:cs="Calibri" w:eastAsia="Calibri" w:hAnsi="Calibri"/>
+                <w:sz w:val="18"/>
+                <w:szCs w:val="18"/>
+              </w:rPr>
+              <w:t xml:space="preserve">Di/Mi: erster Abrechnungslauf für November, Vorschau prüfen, Freigabe im Vier-Augen-Prinzip</w:t>
             </w:r>
           </w:p>
         </w:tc>
         <w:tc>
           <w:tcPr>
             <w:tcW w:type="dxa" w:w="1500"/>
-            <w:tcMar>
-              <w:top w:type="dxa" w:w="60"/>
-              <w:left w:type="dxa" w:w="90"/>
-              <w:bottom w:type="dxa" w:w="60"/>
-              <w:right w:type="dxa" w:w="90"/>
-            </w:tcMar>
-          </w:tcPr>
-          <w:p>
-            <w:pPr>
-              <w:spacing w:after="0" w:line="250"/>
-            </w:pPr>
-            <w:r>
-              <w:rPr>
-                <w:rFonts w:ascii="Calibri" w:cs="Calibri" w:eastAsia="Calibri" w:hAnsi="Calibri"/>
-                <w:sz w:val="18"/>
-                <w:szCs w:val="18"/>
-              </w:rPr>
-              <w:t xml:space="preserve">Beratung</w:t>
+            <w:shd w:fill="FAFAFA" w:color="auto" w:val="clear"/>
+            <w:tcMar>
+              <w:top w:type="dxa" w:w="60"/>
+              <w:left w:type="dxa" w:w="90"/>
+              <w:bottom w:type="dxa" w:w="60"/>
+              <w:right w:type="dxa" w:w="90"/>
+            </w:tcMar>
+          </w:tcPr>
+          <w:p>
+            <w:pPr>
+              <w:spacing w:after="0" w:line="250"/>
+            </w:pPr>
+            <w:r>
+              <w:rPr>
+                <w:rFonts w:ascii="Calibri" w:cs="Calibri" w:eastAsia="Calibri" w:hAnsi="Calibri"/>
+                <w:sz w:val="18"/>
+                <w:szCs w:val="18"/>
+              </w:rPr>
+              <w:t xml:space="preserve">Finanzen, PL</w:t>
             </w:r>
           </w:p>
         </w:tc>
         <w:tc>
           <w:tcPr>
             <w:tcW w:type="dxa" w:w="2438"/>
-            <w:tcMar>
-              <w:top w:type="dxa" w:w="60"/>
-              <w:left w:type="dxa" w:w="90"/>
-              <w:bottom w:type="dxa" w:w="60"/>
-              <w:right w:type="dxa" w:w="90"/>
-            </w:tcMar>
-          </w:tcPr>
-          <w:p>
-            <w:pPr>
-              <w:spacing w:after="0" w:line="250"/>
-            </w:pPr>
-            <w:r>
-              <w:rPr>
-                <w:rFonts w:ascii="Calibri" w:cs="Calibri" w:eastAsia="Calibri" w:hAnsi="Calibri"/>
-                <w:sz w:val="18"/>
-                <w:szCs w:val="18"/>
-              </w:rPr>
-              <w:t xml:space="preserve">Archiv gesichert</w:t>
+            <w:shd w:fill="FAFAFA" w:color="auto" w:val="clear"/>
+            <w:tcMar>
+              <w:top w:type="dxa" w:w="60"/>
+              <w:left w:type="dxa" w:w="90"/>
+              <w:bottom w:type="dxa" w:w="60"/>
+              <w:right w:type="dxa" w:w="90"/>
+            </w:tcMar>
+          </w:tcPr>
+          <w:p>
+            <w:pPr>
+              <w:spacing w:after="0" w:line="250"/>
+            </w:pPr>
+            <w:r>
+              <w:rPr>
+                <w:rFonts w:ascii="Calibri" w:cs="Calibri" w:eastAsia="Calibri" w:hAnsi="Calibri"/>
+                <w:sz w:val="18"/>
+                <w:szCs w:val="18"/>
+              </w:rPr>
+              <w:t xml:space="preserve">Rechnungen versendet</w:t>
             </w:r>
           </w:p>
         </w:tc>
         <w:tc>
           <w:tcPr>
             <w:tcW w:type="dxa" w:w="1000"/>
+            <w:shd w:fill="FAFAFA" w:color="auto" w:val="clear"/>
+            <w:tcMar>
+              <w:top w:type="dxa" w:w="60"/>
+              <w:left w:type="dxa" w:w="90"/>
+              <w:bottom w:type="dxa" w:w="60"/>
+              <w:right w:type="dxa" w:w="90"/>
+            </w:tcMar>
+          </w:tcPr>
+          <w:p>
+            <w:pPr>
+              <w:spacing w:after="0" w:line="250"/>
+            </w:pPr>
+            <w:r>
+              <w:rPr>
+                <w:rFonts w:ascii="Calibri" w:cs="Calibri" w:eastAsia="Calibri" w:hAnsi="Calibri"/>
+                <w:sz w:val="18"/>
+                <w:szCs w:val="18"/>
+              </w:rPr>
+              <w:t xml:space="preserve">ja</w:t>
+            </w:r>
+          </w:p>
+        </w:tc>
+      </w:tr>
+      <w:tr>
+        <w:tc>
+          <w:tcPr>
+            <w:tcW w:type="dxa" w:w="800"/>
+            <w:tcMar>
+              <w:top w:type="dxa" w:w="60"/>
+              <w:left w:type="dxa" w:w="90"/>
+              <w:bottom w:type="dxa" w:w="60"/>
+              <w:right w:type="dxa" w:w="90"/>
+            </w:tcMar>
+          </w:tcPr>
+          <w:p>
+            <w:pPr>
+              <w:spacing w:after="0" w:line="250"/>
+            </w:pPr>
+            <w:r>
+              <w:rPr>
+                <w:rFonts w:ascii="Calibri" w:cs="Calibri" w:eastAsia="Calibri" w:hAnsi="Calibri"/>
+                <w:sz w:val="18"/>
+                <w:szCs w:val="18"/>
+              </w:rPr>
+              <w:t xml:space="preserve">9.3</w:t>
+            </w:r>
+          </w:p>
+        </w:tc>
+        <w:tc>
+          <w:tcPr>
+            <w:tcW w:type="dxa" w:w="3900"/>
+            <w:tcMar>
+              <w:top w:type="dxa" w:w="60"/>
+              <w:left w:type="dxa" w:w="90"/>
+              <w:bottom w:type="dxa" w:w="60"/>
+              <w:right w:type="dxa" w:w="90"/>
+            </w:tcMar>
+          </w:tcPr>
+          <w:p>
+            <w:pPr>
+              <w:spacing w:after="0" w:line="250"/>
+            </w:pPr>
+            <w:r>
+              <w:rPr>
+                <w:rFonts w:ascii="Calibri" w:cs="Calibri" w:eastAsia="Calibri" w:hAnsi="Calibri"/>
+                <w:sz w:val="18"/>
+                <w:szCs w:val="18"/>
+              </w:rPr>
+              <w:t xml:space="preserve">Do: SEPA-Einzug beziehungsweise Zahlungslauf auslösen, Vorabinformationsfrist beachten</w:t>
+            </w:r>
+          </w:p>
+        </w:tc>
+        <w:tc>
+          <w:tcPr>
+            <w:tcW w:type="dxa" w:w="1500"/>
+            <w:tcMar>
+              <w:top w:type="dxa" w:w="60"/>
+              <w:left w:type="dxa" w:w="90"/>
+              <w:bottom w:type="dxa" w:w="60"/>
+              <w:right w:type="dxa" w:w="90"/>
+            </w:tcMar>
+          </w:tcPr>
+          <w:p>
+            <w:pPr>
+              <w:spacing w:after="0" w:line="250"/>
+            </w:pPr>
+            <w:r>
+              <w:rPr>
+                <w:rFonts w:ascii="Calibri" w:cs="Calibri" w:eastAsia="Calibri" w:hAnsi="Calibri"/>
+                <w:sz w:val="18"/>
+                <w:szCs w:val="18"/>
+              </w:rPr>
+              <w:t xml:space="preserve">Finanzen</w:t>
+            </w:r>
+          </w:p>
+        </w:tc>
+        <w:tc>
+          <w:tcPr>
+            <w:tcW w:type="dxa" w:w="2438"/>
+            <w:tcMar>
+              <w:top w:type="dxa" w:w="60"/>
+              <w:left w:type="dxa" w:w="90"/>
+              <w:bottom w:type="dxa" w:w="60"/>
+              <w:right w:type="dxa" w:w="90"/>
+            </w:tcMar>
+          </w:tcPr>
+          <w:p>
+            <w:pPr>
+              <w:spacing w:after="0" w:line="250"/>
+            </w:pPr>
+            <w:r>
+              <w:rPr>
+                <w:rFonts w:ascii="Calibri" w:cs="Calibri" w:eastAsia="Calibri" w:hAnsi="Calibri"/>
+                <w:sz w:val="18"/>
+                <w:szCs w:val="18"/>
+              </w:rPr>
+              <w:t xml:space="preserve">Einzug beauftragt</w:t>
+            </w:r>
+          </w:p>
+        </w:tc>
+        <w:tc>
+          <w:tcPr>
+            <w:tcW w:type="dxa" w:w="1000"/>
+            <w:tcMar>
+              <w:top w:type="dxa" w:w="60"/>
+              <w:left w:type="dxa" w:w="90"/>
+              <w:bottom w:type="dxa" w:w="60"/>
+              <w:right w:type="dxa" w:w="90"/>
+            </w:tcMar>
+          </w:tcPr>
+          <w:p>
+            <w:pPr>
+              <w:spacing w:after="0" w:line="250"/>
+            </w:pPr>
+            <w:r>
+              <w:rPr>
+                <w:rFonts w:ascii="Calibri" w:cs="Calibri" w:eastAsia="Calibri" w:hAnsi="Calibri"/>
+                <w:sz w:val="18"/>
+                <w:szCs w:val="18"/>
+              </w:rPr>
+              <w:t xml:space="preserve">ja</w:t>
+            </w:r>
+          </w:p>
+        </w:tc>
+      </w:tr>
+      <w:tr>
+        <w:tc>
+          <w:tcPr>
+            <w:tcW w:type="dxa" w:w="800"/>
+            <w:shd w:fill="FAFAFA" w:color="auto" w:val="clear"/>
+            <w:tcMar>
+              <w:top w:type="dxa" w:w="60"/>
+              <w:left w:type="dxa" w:w="90"/>
+              <w:bottom w:type="dxa" w:w="60"/>
+              <w:right w:type="dxa" w:w="90"/>
+            </w:tcMar>
+          </w:tcPr>
+          <w:p>
+            <w:pPr>
+              <w:spacing w:after="0" w:line="250"/>
+            </w:pPr>
+            <w:r>
+              <w:rPr>
+                <w:rFonts w:ascii="Calibri" w:cs="Calibri" w:eastAsia="Calibri" w:hAnsi="Calibri"/>
+                <w:sz w:val="18"/>
+                <w:szCs w:val="18"/>
+              </w:rPr>
+              <w:t xml:space="preserve">9.4</w:t>
+            </w:r>
+          </w:p>
+        </w:tc>
+        <w:tc>
+          <w:tcPr>
+            <w:tcW w:type="dxa" w:w="3900"/>
+            <w:shd w:fill="FAFAFA" w:color="auto" w:val="clear"/>
+            <w:tcMar>
+              <w:top w:type="dxa" w:w="60"/>
+              <w:left w:type="dxa" w:w="90"/>
+              <w:bottom w:type="dxa" w:w="60"/>
+              <w:right w:type="dxa" w:w="90"/>
+            </w:tcMar>
+          </w:tcPr>
+          <w:p>
+            <w:pPr>
+              <w:spacing w:after="0" w:line="250"/>
+            </w:pPr>
+            <w:r>
+              <w:rPr>
+                <w:rFonts w:ascii="Calibri" w:cs="Calibri" w:eastAsia="Calibri" w:hAnsi="Calibri"/>
+                <w:sz w:val="18"/>
+                <w:szCs w:val="18"/>
+              </w:rPr>
+              <w:t xml:space="preserve">Do 05.11.: erster Abgleich gegen den eingefrorenen Zoho-Stand</w:t>
+            </w:r>
+          </w:p>
+        </w:tc>
+        <w:tc>
+          <w:tcPr>
+            <w:tcW w:type="dxa" w:w="1500"/>
+            <w:shd w:fill="FAFAFA" w:color="auto" w:val="clear"/>
+            <w:tcMar>
+              <w:top w:type="dxa" w:w="60"/>
+              <w:left w:type="dxa" w:w="90"/>
+              <w:bottom w:type="dxa" w:w="60"/>
+              <w:right w:type="dxa" w:w="90"/>
+            </w:tcMar>
+          </w:tcPr>
+          <w:p>
+            <w:pPr>
+              <w:spacing w:after="0" w:line="250"/>
+            </w:pPr>
+            <w:r>
+              <w:rPr>
+                <w:rFonts w:ascii="Calibri" w:cs="Calibri" w:eastAsia="Calibri" w:hAnsi="Calibri"/>
+                <w:sz w:val="18"/>
+                <w:szCs w:val="18"/>
+              </w:rPr>
+              <w:t xml:space="preserve">Beratung, Finanzen</w:t>
+            </w:r>
+          </w:p>
+        </w:tc>
+        <w:tc>
+          <w:tcPr>
+            <w:tcW w:type="dxa" w:w="2438"/>
+            <w:shd w:fill="FAFAFA" w:color="auto" w:val="clear"/>
+            <w:tcMar>
+              <w:top w:type="dxa" w:w="60"/>
+              <w:left w:type="dxa" w:w="90"/>
+              <w:bottom w:type="dxa" w:w="60"/>
+              <w:right w:type="dxa" w:w="90"/>
+            </w:tcMar>
+          </w:tcPr>
+          <w:p>
+            <w:pPr>
+              <w:spacing w:after="0" w:line="250"/>
+            </w:pPr>
+            <w:r>
+              <w:rPr>
+                <w:rFonts w:ascii="Calibri" w:cs="Calibri" w:eastAsia="Calibri" w:hAnsi="Calibri"/>
+                <w:sz w:val="18"/>
+                <w:szCs w:val="18"/>
+              </w:rPr>
+              <w:t xml:space="preserve">Abgleichprotokoll</w:t>
+            </w:r>
+          </w:p>
+        </w:tc>
+        <w:tc>
+          <w:tcPr>
+            <w:tcW w:type="dxa" w:w="1000"/>
+            <w:shd w:fill="FAFAFA" w:color="auto" w:val="clear"/>
+            <w:tcMar>
+              <w:top w:type="dxa" w:w="60"/>
+              <w:left w:type="dxa" w:w="90"/>
+              <w:bottom w:type="dxa" w:w="60"/>
+              <w:right w:type="dxa" w:w="90"/>
+            </w:tcMar>
+          </w:tcPr>
+          <w:p>
+            <w:pPr>
+              <w:spacing w:after="0" w:line="250"/>
+            </w:pPr>
+            <w:r>
+              <w:rPr>
+                <w:rFonts w:ascii="Calibri" w:cs="Calibri" w:eastAsia="Calibri" w:hAnsi="Calibri"/>
+                <w:sz w:val="18"/>
+                <w:szCs w:val="18"/>
+              </w:rPr>
+              <w:t xml:space="preserve">ja</w:t>
+            </w:r>
+          </w:p>
+        </w:tc>
+      </w:tr>
+      <w:tr>
+        <w:tc>
+          <w:tcPr>
+            <w:tcW w:type="dxa" w:w="800"/>
+            <w:tcMar>
+              <w:top w:type="dxa" w:w="60"/>
+              <w:left w:type="dxa" w:w="90"/>
+              <w:bottom w:type="dxa" w:w="60"/>
+              <w:right w:type="dxa" w:w="90"/>
+            </w:tcMar>
+          </w:tcPr>
+          <w:p>
+            <w:pPr>
+              <w:spacing w:after="0" w:line="250"/>
+            </w:pPr>
+            <w:r>
+              <w:rPr>
+                <w:rFonts w:ascii="Calibri" w:cs="Calibri" w:eastAsia="Calibri" w:hAnsi="Calibri"/>
+                <w:sz w:val="18"/>
+                <w:szCs w:val="18"/>
+              </w:rPr>
+              <w:t xml:space="preserve">9.5</w:t>
+            </w:r>
+          </w:p>
+        </w:tc>
+        <w:tc>
+          <w:tcPr>
+            <w:tcW w:type="dxa" w:w="3900"/>
+            <w:tcMar>
+              <w:top w:type="dxa" w:w="60"/>
+              <w:left w:type="dxa" w:w="90"/>
+              <w:bottom w:type="dxa" w:w="60"/>
+              <w:right w:type="dxa" w:w="90"/>
+            </w:tcMar>
+          </w:tcPr>
+          <w:p>
+            <w:pPr>
+              <w:spacing w:after="0" w:line="250"/>
+            </w:pPr>
+            <w:r>
+              <w:rPr>
+                <w:rFonts w:ascii="Calibri" w:cs="Calibri" w:eastAsia="Calibri" w:hAnsi="Calibri"/>
+                <w:sz w:val="18"/>
+                <w:szCs w:val="18"/>
+              </w:rPr>
+              <w:t xml:space="preserve">Laufend: Hypercare, tägliches Kurz-Standup, Fehlerliste</w:t>
+            </w:r>
+          </w:p>
+        </w:tc>
+        <w:tc>
+          <w:tcPr>
+            <w:tcW w:type="dxa" w:w="1500"/>
+            <w:tcMar>
+              <w:top w:type="dxa" w:w="60"/>
+              <w:left w:type="dxa" w:w="90"/>
+              <w:bottom w:type="dxa" w:w="60"/>
+              <w:right w:type="dxa" w:w="90"/>
+            </w:tcMar>
+          </w:tcPr>
+          <w:p>
+            <w:pPr>
+              <w:spacing w:after="0" w:line="250"/>
+            </w:pPr>
+            <w:r>
+              <w:rPr>
+                <w:rFonts w:ascii="Calibri" w:cs="Calibri" w:eastAsia="Calibri" w:hAnsi="Calibri"/>
+                <w:sz w:val="18"/>
+                <w:szCs w:val="18"/>
+              </w:rPr>
+              <w:t xml:space="preserve">PL</w:t>
+            </w:r>
+          </w:p>
+        </w:tc>
+        <w:tc>
+          <w:tcPr>
+            <w:tcW w:type="dxa" w:w="2438"/>
+            <w:tcMar>
+              <w:top w:type="dxa" w:w="60"/>
+              <w:left w:type="dxa" w:w="90"/>
+              <w:bottom w:type="dxa" w:w="60"/>
+              <w:right w:type="dxa" w:w="90"/>
+            </w:tcMar>
+          </w:tcPr>
+          <w:p>
+            <w:pPr>
+              <w:spacing w:after="0" w:line="250"/>
+            </w:pPr>
+            <w:r>
+              <w:rPr>
+                <w:rFonts w:ascii="Calibri" w:cs="Calibri" w:eastAsia="Calibri" w:hAnsi="Calibri"/>
+                <w:sz w:val="18"/>
+                <w:szCs w:val="18"/>
+              </w:rPr>
+              <w:t xml:space="preserve">Hypercare läuft</w:t>
+            </w:r>
+          </w:p>
+        </w:tc>
+        <w:tc>
+          <w:tcPr>
+            <w:tcW w:type="dxa" w:w="1000"/>
             <w:tcMar>
               <w:top w:type="dxa" w:w="60"/>
               <w:left w:type="dxa" w:w="90"/>
@@ -12333,6 +13490,588 @@
                 <w:szCs w:val="18"/>
               </w:rPr>
               <w:t xml:space="preserve">nein</w:t>
+            </w:r>
+          </w:p>
+        </w:tc>
+      </w:tr>
+    </w:tbl>
+    <w:p>
+      <w:pPr>
+        <w:spacing w:after="140"/>
+      </w:pPr>
+    </w:p>
+    <w:p>
+      <w:pPr>
+        <w:pStyle w:val="Heading2"/>
+        <w:spacing w:after="140" w:before="260"/>
+      </w:pPr>
+      <w:r>
+        <w:rPr>
+          <w:rFonts w:ascii="Calibri" w:cs="Calibri" w:eastAsia="Calibri" w:hAnsi="Calibri"/>
+          <w:b/>
+          <w:bCs/>
+          <w:color w:val="1F3864"/>
+          <w:sz w:val="24"/>
+          <w:szCs w:val="24"/>
+        </w:rPr>
+        <w:t xml:space="preserve">Nach dem Go-Live · November bis Januar</w:t>
+      </w:r>
+    </w:p>
+    <w:tbl>
+      <w:tblPr>
+        <w:tblW w:type="dxa" w:w="9638"/>
+        <w:tblBorders>
+          <w:top w:val="single" w:color="BFBFBF" w:sz="4"/>
+          <w:left w:val="single" w:color="BFBFBF" w:sz="4"/>
+          <w:bottom w:val="single" w:color="BFBFBF" w:sz="4"/>
+          <w:right w:val="single" w:color="BFBFBF" w:sz="4"/>
+          <w:insideH w:val="single" w:color="BFBFBF" w:sz="4"/>
+          <w:insideV w:val="single" w:color="BFBFBF" w:sz="4"/>
+        </w:tblBorders>
+      </w:tblPr>
+      <w:tblGrid>
+        <w:gridCol w:w="1500"/>
+        <w:gridCol w:w="4200"/>
+        <w:gridCol w:w="3938"/>
+      </w:tblGrid>
+      <w:tr>
+        <w:trPr>
+          <w:tblHeader/>
+        </w:trPr>
+        <w:tc>
+          <w:tcPr>
+            <w:tcW w:type="dxa" w:w="1500"/>
+            <w:shd w:fill="1F3864" w:color="auto" w:val="clear"/>
+            <w:tcMar>
+              <w:top w:type="dxa" w:w="60"/>
+              <w:left w:type="dxa" w:w="90"/>
+              <w:bottom w:type="dxa" w:w="60"/>
+              <w:right w:type="dxa" w:w="90"/>
+            </w:tcMar>
+          </w:tcPr>
+          <w:p>
+            <w:pPr>
+              <w:spacing w:after="0" w:line="250"/>
+            </w:pPr>
+            <w:r>
+              <w:rPr>
+                <w:rFonts w:ascii="Calibri" w:cs="Calibri" w:eastAsia="Calibri" w:hAnsi="Calibri"/>
+                <w:b/>
+                <w:bCs/>
+                <w:color w:val="FFFFFF"/>
+                <w:sz w:val="18"/>
+                <w:szCs w:val="18"/>
+              </w:rPr>
+              <w:t xml:space="preserve">Termin</w:t>
+            </w:r>
+          </w:p>
+        </w:tc>
+        <w:tc>
+          <w:tcPr>
+            <w:tcW w:type="dxa" w:w="4200"/>
+            <w:shd w:fill="1F3864" w:color="auto" w:val="clear"/>
+            <w:tcMar>
+              <w:top w:type="dxa" w:w="60"/>
+              <w:left w:type="dxa" w:w="90"/>
+              <w:bottom w:type="dxa" w:w="60"/>
+              <w:right w:type="dxa" w:w="90"/>
+            </w:tcMar>
+          </w:tcPr>
+          <w:p>
+            <w:pPr>
+              <w:spacing w:after="0" w:line="250"/>
+            </w:pPr>
+            <w:r>
+              <w:rPr>
+                <w:rFonts w:ascii="Calibri" w:cs="Calibri" w:eastAsia="Calibri" w:hAnsi="Calibri"/>
+                <w:b/>
+                <w:bCs/>
+                <w:color w:val="FFFFFF"/>
+                <w:sz w:val="18"/>
+                <w:szCs w:val="18"/>
+              </w:rPr>
+              <w:t xml:space="preserve">Aufgabe</w:t>
+            </w:r>
+          </w:p>
+        </w:tc>
+        <w:tc>
+          <w:tcPr>
+            <w:tcW w:type="dxa" w:w="3938"/>
+            <w:shd w:fill="1F3864" w:color="auto" w:val="clear"/>
+            <w:tcMar>
+              <w:top w:type="dxa" w:w="60"/>
+              <w:left w:type="dxa" w:w="90"/>
+              <w:bottom w:type="dxa" w:w="60"/>
+              <w:right w:type="dxa" w:w="90"/>
+            </w:tcMar>
+          </w:tcPr>
+          <w:p>
+            <w:pPr>
+              <w:spacing w:after="0" w:line="250"/>
+            </w:pPr>
+            <w:r>
+              <w:rPr>
+                <w:rFonts w:ascii="Calibri" w:cs="Calibri" w:eastAsia="Calibri" w:hAnsi="Calibri"/>
+                <w:b/>
+                <w:bCs/>
+                <w:color w:val="FFFFFF"/>
+                <w:sz w:val="18"/>
+                <w:szCs w:val="18"/>
+              </w:rPr>
+              <w:t xml:space="preserve">Ergebnis</w:t>
+            </w:r>
+          </w:p>
+        </w:tc>
+      </w:tr>
+      <w:tr>
+        <w:tc>
+          <w:tcPr>
+            <w:tcW w:type="dxa" w:w="1500"/>
+            <w:tcMar>
+              <w:top w:type="dxa" w:w="60"/>
+              <w:left w:type="dxa" w:w="90"/>
+              <w:bottom w:type="dxa" w:w="60"/>
+              <w:right w:type="dxa" w:w="90"/>
+            </w:tcMar>
+          </w:tcPr>
+          <w:p>
+            <w:pPr>
+              <w:spacing w:after="0" w:line="250"/>
+            </w:pPr>
+            <w:r>
+              <w:rPr>
+                <w:rFonts w:ascii="Calibri" w:cs="Calibri" w:eastAsia="Calibri" w:hAnsi="Calibri"/>
+                <w:sz w:val="18"/>
+                <w:szCs w:val="18"/>
+              </w:rPr>
+              <w:t xml:space="preserve">30.11.2026</w:t>
+            </w:r>
+          </w:p>
+        </w:tc>
+        <w:tc>
+          <w:tcPr>
+            <w:tcW w:type="dxa" w:w="4200"/>
+            <w:tcMar>
+              <w:top w:type="dxa" w:w="60"/>
+              <w:left w:type="dxa" w:w="90"/>
+              <w:bottom w:type="dxa" w:w="60"/>
+              <w:right w:type="dxa" w:w="90"/>
+            </w:tcMar>
+          </w:tcPr>
+          <w:p>
+            <w:pPr>
+              <w:spacing w:after="0" w:line="250"/>
+            </w:pPr>
+            <w:r>
+              <w:rPr>
+                <w:rFonts w:ascii="Calibri" w:cs="Calibri" w:eastAsia="Calibri" w:hAnsi="Calibri"/>
+                <w:sz w:val="18"/>
+                <w:szCs w:val="18"/>
+              </w:rPr>
+              <w:t xml:space="preserve">Zweiter Abgleich: Zahlungseingänge, Rückläufer, offene Posten gegen Kontoauszug</w:t>
+            </w:r>
+          </w:p>
+        </w:tc>
+        <w:tc>
+          <w:tcPr>
+            <w:tcW w:type="dxa" w:w="3938"/>
+            <w:tcMar>
+              <w:top w:type="dxa" w:w="60"/>
+              <w:left w:type="dxa" w:w="90"/>
+              <w:bottom w:type="dxa" w:w="60"/>
+              <w:right w:type="dxa" w:w="90"/>
+            </w:tcMar>
+          </w:tcPr>
+          <w:p>
+            <w:pPr>
+              <w:spacing w:after="0" w:line="250"/>
+            </w:pPr>
+            <w:r>
+              <w:rPr>
+                <w:rFonts w:ascii="Calibri" w:cs="Calibri" w:eastAsia="Calibri" w:hAnsi="Calibri"/>
+                <w:sz w:val="18"/>
+                <w:szCs w:val="18"/>
+              </w:rPr>
+              <w:t xml:space="preserve">jede Abweichung geklärt</w:t>
+            </w:r>
+          </w:p>
+        </w:tc>
+      </w:tr>
+      <w:tr>
+        <w:tc>
+          <w:tcPr>
+            <w:tcW w:type="dxa" w:w="1500"/>
+            <w:shd w:fill="FAFAFA" w:color="auto" w:val="clear"/>
+            <w:tcMar>
+              <w:top w:type="dxa" w:w="60"/>
+              <w:left w:type="dxa" w:w="90"/>
+              <w:bottom w:type="dxa" w:w="60"/>
+              <w:right w:type="dxa" w:w="90"/>
+            </w:tcMar>
+          </w:tcPr>
+          <w:p>
+            <w:pPr>
+              <w:spacing w:after="0" w:line="250"/>
+            </w:pPr>
+            <w:r>
+              <w:rPr>
+                <w:rFonts w:ascii="Calibri" w:cs="Calibri" w:eastAsia="Calibri" w:hAnsi="Calibri"/>
+                <w:sz w:val="18"/>
+                <w:szCs w:val="18"/>
+              </w:rPr>
+              <w:t xml:space="preserve">Dezember</w:t>
+            </w:r>
+          </w:p>
+        </w:tc>
+        <w:tc>
+          <w:tcPr>
+            <w:tcW w:type="dxa" w:w="4200"/>
+            <w:shd w:fill="FAFAFA" w:color="auto" w:val="clear"/>
+            <w:tcMar>
+              <w:top w:type="dxa" w:w="60"/>
+              <w:left w:type="dxa" w:w="90"/>
+              <w:bottom w:type="dxa" w:w="60"/>
+              <w:right w:type="dxa" w:w="90"/>
+            </w:tcMar>
+          </w:tcPr>
+          <w:p>
+            <w:pPr>
+              <w:spacing w:after="0" w:line="250"/>
+            </w:pPr>
+            <w:r>
+              <w:rPr>
+                <w:rFonts w:ascii="Calibri" w:cs="Calibri" w:eastAsia="Calibri" w:hAnsi="Calibri"/>
+                <w:sz w:val="18"/>
+                <w:szCs w:val="18"/>
+              </w:rPr>
+              <w:t xml:space="preserve">Preisanpassung zum 01.01.2027 im System hinterlegen und in der Vorschau prüfen</w:t>
+            </w:r>
+          </w:p>
+        </w:tc>
+        <w:tc>
+          <w:tcPr>
+            <w:tcW w:type="dxa" w:w="3938"/>
+            <w:shd w:fill="FAFAFA" w:color="auto" w:val="clear"/>
+            <w:tcMar>
+              <w:top w:type="dxa" w:w="60"/>
+              <w:left w:type="dxa" w:w="90"/>
+              <w:bottom w:type="dxa" w:w="60"/>
+              <w:right w:type="dxa" w:w="90"/>
+            </w:tcMar>
+          </w:tcPr>
+          <w:p>
+            <w:pPr>
+              <w:spacing w:after="0" w:line="250"/>
+            </w:pPr>
+            <w:r>
+              <w:rPr>
+                <w:rFonts w:ascii="Calibri" w:cs="Calibri" w:eastAsia="Calibri" w:hAnsi="Calibri"/>
+                <w:sz w:val="18"/>
+                <w:szCs w:val="18"/>
+              </w:rPr>
+              <w:t xml:space="preserve">Preise gepflegt</w:t>
+            </w:r>
+          </w:p>
+        </w:tc>
+      </w:tr>
+      <w:tr>
+        <w:tc>
+          <w:tcPr>
+            <w:tcW w:type="dxa" w:w="1500"/>
+            <w:tcMar>
+              <w:top w:type="dxa" w:w="60"/>
+              <w:left w:type="dxa" w:w="90"/>
+              <w:bottom w:type="dxa" w:w="60"/>
+              <w:right w:type="dxa" w:w="90"/>
+            </w:tcMar>
+          </w:tcPr>
+          <w:p>
+            <w:pPr>
+              <w:spacing w:after="0" w:line="250"/>
+            </w:pPr>
+            <w:r>
+              <w:rPr>
+                <w:rFonts w:ascii="Calibri" w:cs="Calibri" w:eastAsia="Calibri" w:hAnsi="Calibri"/>
+                <w:sz w:val="18"/>
+                <w:szCs w:val="18"/>
+              </w:rPr>
+              <w:t xml:space="preserve">Dezember</w:t>
+            </w:r>
+          </w:p>
+        </w:tc>
+        <w:tc>
+          <w:tcPr>
+            <w:tcW w:type="dxa" w:w="4200"/>
+            <w:tcMar>
+              <w:top w:type="dxa" w:w="60"/>
+              <w:left w:type="dxa" w:w="90"/>
+              <w:bottom w:type="dxa" w:w="60"/>
+              <w:right w:type="dxa" w:w="90"/>
+            </w:tcMar>
+          </w:tcPr>
+          <w:p>
+            <w:pPr>
+              <w:spacing w:after="0" w:line="250"/>
+            </w:pPr>
+            <w:r>
+              <w:rPr>
+                <w:rFonts w:ascii="Calibri" w:cs="Calibri" w:eastAsia="Calibri" w:hAnsi="Calibri"/>
+                <w:sz w:val="18"/>
+                <w:szCs w:val="18"/>
+              </w:rPr>
+              <w:t xml:space="preserve">Ankündigung der Preisanpassung an die Kundinnen und Kunden – getrennt von der Umstellungsinformation</w:t>
+            </w:r>
+          </w:p>
+        </w:tc>
+        <w:tc>
+          <w:tcPr>
+            <w:tcW w:type="dxa" w:w="3938"/>
+            <w:tcMar>
+              <w:top w:type="dxa" w:w="60"/>
+              <w:left w:type="dxa" w:w="90"/>
+              <w:bottom w:type="dxa" w:w="60"/>
+              <w:right w:type="dxa" w:w="90"/>
+            </w:tcMar>
+          </w:tcPr>
+          <w:p>
+            <w:pPr>
+              <w:spacing w:after="0" w:line="250"/>
+            </w:pPr>
+            <w:r>
+              <w:rPr>
+                <w:rFonts w:ascii="Calibri" w:cs="Calibri" w:eastAsia="Calibri" w:hAnsi="Calibri"/>
+                <w:sz w:val="18"/>
+                <w:szCs w:val="18"/>
+              </w:rPr>
+              <w:t xml:space="preserve">Schreiben versendet</w:t>
+            </w:r>
+          </w:p>
+        </w:tc>
+      </w:tr>
+      <w:tr>
+        <w:tc>
+          <w:tcPr>
+            <w:tcW w:type="dxa" w:w="1500"/>
+            <w:shd w:fill="FAFAFA" w:color="auto" w:val="clear"/>
+            <w:tcMar>
+              <w:top w:type="dxa" w:w="60"/>
+              <w:left w:type="dxa" w:w="90"/>
+              <w:bottom w:type="dxa" w:w="60"/>
+              <w:right w:type="dxa" w:w="90"/>
+            </w:tcMar>
+          </w:tcPr>
+          <w:p>
+            <w:pPr>
+              <w:spacing w:after="0" w:line="250"/>
+            </w:pPr>
+            <w:r>
+              <w:rPr>
+                <w:rFonts w:ascii="Calibri" w:cs="Calibri" w:eastAsia="Calibri" w:hAnsi="Calibri"/>
+                <w:sz w:val="18"/>
+                <w:szCs w:val="18"/>
+              </w:rPr>
+              <w:t xml:space="preserve">31.12.2026</w:t>
+            </w:r>
+          </w:p>
+        </w:tc>
+        <w:tc>
+          <w:tcPr>
+            <w:tcW w:type="dxa" w:w="4200"/>
+            <w:shd w:fill="FAFAFA" w:color="auto" w:val="clear"/>
+            <w:tcMar>
+              <w:top w:type="dxa" w:w="60"/>
+              <w:left w:type="dxa" w:w="90"/>
+              <w:bottom w:type="dxa" w:w="60"/>
+              <w:right w:type="dxa" w:w="90"/>
+            </w:tcMar>
+          </w:tcPr>
+          <w:p>
+            <w:pPr>
+              <w:spacing w:after="0" w:line="250"/>
+            </w:pPr>
+            <w:r>
+              <w:rPr>
+                <w:rFonts w:ascii="Calibri" w:cs="Calibri" w:eastAsia="Calibri" w:hAnsi="Calibri"/>
+                <w:sz w:val="18"/>
+                <w:szCs w:val="18"/>
+              </w:rPr>
+              <w:t xml:space="preserve">Dritter Abgleich inklusive Buchhaltungsexport des Quartals, Bestätigung der Steuerberatung</w:t>
+            </w:r>
+          </w:p>
+        </w:tc>
+        <w:tc>
+          <w:tcPr>
+            <w:tcW w:type="dxa" w:w="3938"/>
+            <w:shd w:fill="FAFAFA" w:color="auto" w:val="clear"/>
+            <w:tcMar>
+              <w:top w:type="dxa" w:w="60"/>
+              <w:left w:type="dxa" w:w="90"/>
+              <w:bottom w:type="dxa" w:w="60"/>
+              <w:right w:type="dxa" w:w="90"/>
+            </w:tcMar>
+          </w:tcPr>
+          <w:p>
+            <w:pPr>
+              <w:spacing w:after="0" w:line="250"/>
+            </w:pPr>
+            <w:r>
+              <w:rPr>
+                <w:rFonts w:ascii="Calibri" w:cs="Calibri" w:eastAsia="Calibri" w:hAnsi="Calibri"/>
+                <w:sz w:val="18"/>
+                <w:szCs w:val="18"/>
+              </w:rPr>
+              <w:t xml:space="preserve">M9 erreicht</w:t>
+            </w:r>
+          </w:p>
+        </w:tc>
+      </w:tr>
+      <w:tr>
+        <w:tc>
+          <w:tcPr>
+            <w:tcW w:type="dxa" w:w="1500"/>
+            <w:tcMar>
+              <w:top w:type="dxa" w:w="60"/>
+              <w:left w:type="dxa" w:w="90"/>
+              <w:bottom w:type="dxa" w:w="60"/>
+              <w:right w:type="dxa" w:w="90"/>
+            </w:tcMar>
+          </w:tcPr>
+          <w:p>
+            <w:pPr>
+              <w:spacing w:after="0" w:line="250"/>
+            </w:pPr>
+            <w:r>
+              <w:rPr>
+                <w:rFonts w:ascii="Calibri" w:cs="Calibri" w:eastAsia="Calibri" w:hAnsi="Calibri"/>
+                <w:sz w:val="18"/>
+                <w:szCs w:val="18"/>
+              </w:rPr>
+              <w:t xml:space="preserve">Januar 2027</w:t>
+            </w:r>
+          </w:p>
+        </w:tc>
+        <w:tc>
+          <w:tcPr>
+            <w:tcW w:type="dxa" w:w="4200"/>
+            <w:tcMar>
+              <w:top w:type="dxa" w:w="60"/>
+              <w:left w:type="dxa" w:w="90"/>
+              <w:bottom w:type="dxa" w:w="60"/>
+              <w:right w:type="dxa" w:w="90"/>
+            </w:tcMar>
+          </w:tcPr>
+          <w:p>
+            <w:pPr>
+              <w:spacing w:after="0" w:line="250"/>
+            </w:pPr>
+            <w:r>
+              <w:rPr>
+                <w:rFonts w:ascii="Calibri" w:cs="Calibri" w:eastAsia="Calibri" w:hAnsi="Calibri"/>
+                <w:sz w:val="18"/>
+                <w:szCs w:val="18"/>
+              </w:rPr>
+              <w:t xml:space="preserve">Erster Januarlauf mit neuen Preisen im Vier-Augen-Prinzip</w:t>
+            </w:r>
+          </w:p>
+        </w:tc>
+        <w:tc>
+          <w:tcPr>
+            <w:tcW w:type="dxa" w:w="3938"/>
+            <w:tcMar>
+              <w:top w:type="dxa" w:w="60"/>
+              <w:left w:type="dxa" w:w="90"/>
+              <w:bottom w:type="dxa" w:w="60"/>
+              <w:right w:type="dxa" w:w="90"/>
+            </w:tcMar>
+          </w:tcPr>
+          <w:p>
+            <w:pPr>
+              <w:spacing w:after="0" w:line="250"/>
+            </w:pPr>
+            <w:r>
+              <w:rPr>
+                <w:rFonts w:ascii="Calibri" w:cs="Calibri" w:eastAsia="Calibri" w:hAnsi="Calibri"/>
+                <w:sz w:val="18"/>
+                <w:szCs w:val="18"/>
+              </w:rPr>
+              <w:t xml:space="preserve">Rechnungen korrekt</w:t>
+            </w:r>
+          </w:p>
+        </w:tc>
+      </w:tr>
+      <w:tr>
+        <w:tc>
+          <w:tcPr>
+            <w:tcW w:type="dxa" w:w="1500"/>
+            <w:shd w:fill="FAFAFA" w:color="auto" w:val="clear"/>
+            <w:tcMar>
+              <w:top w:type="dxa" w:w="60"/>
+              <w:left w:type="dxa" w:w="90"/>
+              <w:bottom w:type="dxa" w:w="60"/>
+              <w:right w:type="dxa" w:w="90"/>
+            </w:tcMar>
+          </w:tcPr>
+          <w:p>
+            <w:pPr>
+              <w:spacing w:after="0" w:line="250"/>
+            </w:pPr>
+            <w:r>
+              <w:rPr>
+                <w:rFonts w:ascii="Calibri" w:cs="Calibri" w:eastAsia="Calibri" w:hAnsi="Calibri"/>
+                <w:sz w:val="18"/>
+                <w:szCs w:val="18"/>
+              </w:rPr>
+              <w:t xml:space="preserve">bis 31.01.2027</w:t>
+            </w:r>
+          </w:p>
+        </w:tc>
+        <w:tc>
+          <w:tcPr>
+            <w:tcW w:type="dxa" w:w="4200"/>
+            <w:shd w:fill="FAFAFA" w:color="auto" w:val="clear"/>
+            <w:tcMar>
+              <w:top w:type="dxa" w:w="60"/>
+              <w:left w:type="dxa" w:w="90"/>
+              <w:bottom w:type="dxa" w:w="60"/>
+              <w:right w:type="dxa" w:w="90"/>
+            </w:tcMar>
+          </w:tcPr>
+          <w:p>
+            <w:pPr>
+              <w:spacing w:after="0" w:line="250"/>
+            </w:pPr>
+            <w:r>
+              <w:rPr>
+                <w:rFonts w:ascii="Calibri" w:cs="Calibri" w:eastAsia="Calibri" w:hAnsi="Calibri"/>
+                <w:sz w:val="18"/>
+                <w:szCs w:val="18"/>
+              </w:rPr>
+              <w:t xml:space="preserve">Sundown von Zoho: Archiv sichern und prüfen, Abonnement kündigen</w:t>
+            </w:r>
+          </w:p>
+        </w:tc>
+        <w:tc>
+          <w:tcPr>
+            <w:tcW w:type="dxa" w:w="3938"/>
+            <w:shd w:fill="FAFAFA" w:color="auto" w:val="clear"/>
+            <w:tcMar>
+              <w:top w:type="dxa" w:w="60"/>
+              <w:left w:type="dxa" w:w="90"/>
+              <w:bottom w:type="dxa" w:w="60"/>
+              <w:right w:type="dxa" w:w="90"/>
+            </w:tcMar>
+          </w:tcPr>
+          <w:p>
+            <w:pPr>
+              <w:spacing w:after="0" w:line="250"/>
+            </w:pPr>
+            <w:r>
+              <w:rPr>
+                <w:rFonts w:ascii="Calibri" w:cs="Calibri" w:eastAsia="Calibri" w:hAnsi="Calibri"/>
+                <w:sz w:val="18"/>
+                <w:szCs w:val="18"/>
+              </w:rPr>
+              <w:t xml:space="preserve">M10 erreicht</w:t>
             </w:r>
           </w:p>
         </w:tc>
@@ -13686,7 +15425,7 @@
                 <w:sz w:val="18"/>
                 <w:szCs w:val="18"/>
               </w:rPr>
-              <w:t xml:space="preserve">Cutover und Go-Live</w:t>
+              <w:t xml:space="preserve">Migration, Freigabe, Go-Live</w:t>
             </w:r>
           </w:p>
         </w:tc>
@@ -13736,7 +15475,7 @@
                 <w:sz w:val="18"/>
                 <w:szCs w:val="18"/>
               </w:rPr>
-              <w:t xml:space="preserve">Fr 30.10.</w:t>
+              <w:t xml:space="preserve">So 01.11.</w:t>
             </w:r>
           </w:p>
         </w:tc>
@@ -13769,6 +15508,154 @@
           <w:tcPr>
             <w:tcW w:type="dxa" w:w="1338"/>
             <w:shd w:fill="FAFAFA" w:color="auto" w:val="clear"/>
+            <w:tcMar>
+              <w:top w:type="dxa" w:w="60"/>
+              <w:left w:type="dxa" w:w="90"/>
+              <w:bottom w:type="dxa" w:w="60"/>
+              <w:right w:type="dxa" w:w="90"/>
+            </w:tcMar>
+          </w:tcPr>
+          <w:p>
+            <w:pPr>
+              <w:spacing w:after="0" w:line="250"/>
+            </w:pPr>
+            <w:r>
+              <w:rPr>
+                <w:rFonts w:ascii="Calibri" w:cs="Calibri" w:eastAsia="Calibri" w:hAnsi="Calibri"/>
+                <w:sz w:val="18"/>
+                <w:szCs w:val="18"/>
+              </w:rPr>
+              <w:t xml:space="preserve">0</w:t>
+            </w:r>
+          </w:p>
+        </w:tc>
+      </w:tr>
+      <w:tr>
+        <w:tc>
+          <w:tcPr>
+            <w:tcW w:type="dxa" w:w="700"/>
+            <w:tcMar>
+              <w:top w:type="dxa" w:w="60"/>
+              <w:left w:type="dxa" w:w="90"/>
+              <w:bottom w:type="dxa" w:w="60"/>
+              <w:right w:type="dxa" w:w="90"/>
+            </w:tcMar>
+          </w:tcPr>
+          <w:p>
+            <w:pPr>
+              <w:spacing w:after="0" w:line="250"/>
+            </w:pPr>
+            <w:r>
+              <w:rPr>
+                <w:rFonts w:ascii="Calibri" w:cs="Calibri" w:eastAsia="Calibri" w:hAnsi="Calibri"/>
+                <w:b/>
+                <w:bCs/>
+                <w:sz w:val="18"/>
+                <w:szCs w:val="18"/>
+              </w:rPr>
+              <w:t xml:space="preserve">I</w:t>
+            </w:r>
+          </w:p>
+        </w:tc>
+        <w:tc>
+          <w:tcPr>
+            <w:tcW w:type="dxa" w:w="3200"/>
+            <w:tcMar>
+              <w:top w:type="dxa" w:w="60"/>
+              <w:left w:type="dxa" w:w="90"/>
+              <w:bottom w:type="dxa" w:w="60"/>
+              <w:right w:type="dxa" w:w="90"/>
+            </w:tcMar>
+          </w:tcPr>
+          <w:p>
+            <w:pPr>
+              <w:spacing w:after="0" w:line="250"/>
+            </w:pPr>
+            <w:r>
+              <w:rPr>
+                <w:rFonts w:ascii="Calibri" w:cs="Calibri" w:eastAsia="Calibri" w:hAnsi="Calibri"/>
+                <w:sz w:val="18"/>
+                <w:szCs w:val="18"/>
+              </w:rPr>
+              <w:t xml:space="preserve">Operativer Start und erster Abrechnungslauf</w:t>
+            </w:r>
+          </w:p>
+        </w:tc>
+        <w:tc>
+          <w:tcPr>
+            <w:tcW w:type="dxa" w:w="1500"/>
+            <w:tcMar>
+              <w:top w:type="dxa" w:w="60"/>
+              <w:left w:type="dxa" w:w="90"/>
+              <w:bottom w:type="dxa" w:w="60"/>
+              <w:right w:type="dxa" w:w="90"/>
+            </w:tcMar>
+          </w:tcPr>
+          <w:p>
+            <w:pPr>
+              <w:spacing w:after="0" w:line="250"/>
+            </w:pPr>
+            <w:r>
+              <w:rPr>
+                <w:rFonts w:ascii="Calibri" w:cs="Calibri" w:eastAsia="Calibri" w:hAnsi="Calibri"/>
+                <w:sz w:val="18"/>
+                <w:szCs w:val="18"/>
+              </w:rPr>
+              <w:t xml:space="preserve">Mo 02.11.</w:t>
+            </w:r>
+          </w:p>
+        </w:tc>
+        <w:tc>
+          <w:tcPr>
+            <w:tcW w:type="dxa" w:w="1500"/>
+            <w:tcMar>
+              <w:top w:type="dxa" w:w="60"/>
+              <w:left w:type="dxa" w:w="90"/>
+              <w:bottom w:type="dxa" w:w="60"/>
+              <w:right w:type="dxa" w:w="90"/>
+            </w:tcMar>
+          </w:tcPr>
+          <w:p>
+            <w:pPr>
+              <w:spacing w:after="0" w:line="250"/>
+            </w:pPr>
+            <w:r>
+              <w:rPr>
+                <w:rFonts w:ascii="Calibri" w:cs="Calibri" w:eastAsia="Calibri" w:hAnsi="Calibri"/>
+                <w:sz w:val="18"/>
+                <w:szCs w:val="18"/>
+              </w:rPr>
+              <w:t xml:space="preserve">Do 05.11.</w:t>
+            </w:r>
+          </w:p>
+        </w:tc>
+        <w:tc>
+          <w:tcPr>
+            <w:tcW w:type="dxa" w:w="1400"/>
+            <w:tcMar>
+              <w:top w:type="dxa" w:w="60"/>
+              <w:left w:type="dxa" w:w="90"/>
+              <w:bottom w:type="dxa" w:w="60"/>
+              <w:right w:type="dxa" w:w="90"/>
+            </w:tcMar>
+          </w:tcPr>
+          <w:p>
+            <w:pPr>
+              <w:spacing w:after="0" w:line="250"/>
+            </w:pPr>
+            <w:r>
+              <w:rPr>
+                <w:rFonts w:ascii="Calibri" w:cs="Calibri" w:eastAsia="Calibri" w:hAnsi="Calibri"/>
+                <w:sz w:val="18"/>
+                <w:szCs w:val="18"/>
+              </w:rPr>
+              <w:t xml:space="preserve">4 Tage</w:t>
+            </w:r>
+          </w:p>
+        </w:tc>
+        <w:tc>
+          <w:tcPr>
+            <w:tcW w:type="dxa" w:w="1338"/>
             <w:tcMar>
               <w:top w:type="dxa" w:w="60"/>
               <w:left w:type="dxa" w:w="90"/>
@@ -15772,7 +17659,7 @@
                 <w:sz w:val="18"/>
                 <w:szCs w:val="18"/>
               </w:rPr>
-              <w:t xml:space="preserve">H Cutover und Go-Live</w:t>
+              <w:t xml:space="preserve">H Migration und Go-Live</w:t>
             </w:r>
           </w:p>
         </w:tc>
@@ -17176,7 +19063,7 @@
           <w:sz w:val="21"/>
           <w:szCs w:val="21"/>
         </w:rPr>
-        <w:t xml:space="preserve">Aus dem Go-Live am 30.10. ergeben sich zwingend folgende späteste Termine. Sie sind die eigentliche Steuerungsgröße des Projekts:</w:t>
+        <w:t xml:space="preserve">Aus dem Go-Live am 01.11. ergeben sich zwingend folgende späteste Termine. Sie sind die eigentliche Steuerungsgröße des Projekts:</w:t>
       </w:r>
     </w:p>
     <w:tbl>
@@ -17734,6 +19621,80 @@
                 <w:szCs w:val="18"/>
               </w:rPr>
               <w:t xml:space="preserve">entfällt der Cutover in der Folgewoche</w:t>
+            </w:r>
+          </w:p>
+        </w:tc>
+      </w:tr>
+      <w:tr>
+        <w:tc>
+          <w:tcPr>
+            <w:tcW w:type="dxa" w:w="5200"/>
+            <w:tcMar>
+              <w:top w:type="dxa" w:w="60"/>
+              <w:left w:type="dxa" w:w="90"/>
+              <w:bottom w:type="dxa" w:w="60"/>
+              <w:right w:type="dxa" w:w="90"/>
+            </w:tcMar>
+          </w:tcPr>
+          <w:p>
+            <w:pPr>
+              <w:spacing w:after="0" w:line="250"/>
+            </w:pPr>
+            <w:r>
+              <w:rPr>
+                <w:rFonts w:ascii="Calibri" w:cs="Calibri" w:eastAsia="Calibri" w:hAnsi="Calibri"/>
+                <w:sz w:val="18"/>
+                <w:szCs w:val="18"/>
+              </w:rPr>
+              <w:t xml:space="preserve">Migration freigegeben</w:t>
+            </w:r>
+          </w:p>
+        </w:tc>
+        <w:tc>
+          <w:tcPr>
+            <w:tcW w:type="dxa" w:w="2200"/>
+            <w:tcMar>
+              <w:top w:type="dxa" w:w="60"/>
+              <w:left w:type="dxa" w:w="90"/>
+              <w:bottom w:type="dxa" w:w="60"/>
+              <w:right w:type="dxa" w:w="90"/>
+            </w:tcMar>
+          </w:tcPr>
+          <w:p>
+            <w:pPr>
+              <w:spacing w:after="0" w:line="250"/>
+            </w:pPr>
+            <w:r>
+              <w:rPr>
+                <w:rFonts w:ascii="Calibri" w:cs="Calibri" w:eastAsia="Calibri" w:hAnsi="Calibri"/>
+                <w:sz w:val="18"/>
+                <w:szCs w:val="18"/>
+              </w:rPr>
+              <w:t xml:space="preserve">Mi 28.10.</w:t>
+            </w:r>
+          </w:p>
+        </w:tc>
+        <w:tc>
+          <w:tcPr>
+            <w:tcW w:type="dxa" w:w="2238"/>
+            <w:tcMar>
+              <w:top w:type="dxa" w:w="60"/>
+              <w:left w:type="dxa" w:w="90"/>
+              <w:bottom w:type="dxa" w:w="60"/>
+              <w:right w:type="dxa" w:w="90"/>
+            </w:tcMar>
+          </w:tcPr>
+          <w:p>
+            <w:pPr>
+              <w:spacing w:after="0" w:line="250"/>
+            </w:pPr>
+            <w:r>
+              <w:rPr>
+                <w:rFonts w:ascii="Calibri" w:cs="Calibri" w:eastAsia="Calibri" w:hAnsi="Calibri"/>
+                <w:sz w:val="18"/>
+                <w:szCs w:val="18"/>
+              </w:rPr>
+              <w:t xml:space="preserve">ist der Stichtag 01.11. nicht zu halten</w:t>
             </w:r>
           </w:p>
         </w:tc>
@@ -20473,7 +22434,7 @@
           <w:sz w:val="21"/>
           <w:szCs w:val="21"/>
         </w:rPr>
-        <w:t xml:space="preserve">Der Cutover liegt bewusst am Monatsende: Der November beginnt vollständig im neuen System, und es entstehen keine doppelten oder fehlenden Rechnungen.</w:t>
+        <w:t xml:space="preserve">Der Stichtag liegt bewusst auf dem Monatswechsel: Der November beginnt vollständig im neuen System, und es entstehen keine doppelten oder fehlenden Rechnungen. Weil der 1. November ein Sonntag und Allerheiligen ist, wird die Arbeit auf die Woche davor und die Woche danach verteilt.</w:t>
       </w:r>
     </w:p>
     <w:tbl>
@@ -20703,7 +22664,7 @@
                 <w:sz w:val="18"/>
                 <w:szCs w:val="18"/>
               </w:rPr>
-              <w:t xml:space="preserve">Datenannahmestopp in Zoho; finaler Vollexport; produktive Migration; Abgleich nach Prüfkriterien; Deltaliste des Tages führen</w:t>
+              <w:t xml:space="preserve">Finaler Vollexport aus Zoho; produktive Migration</w:t>
             </w:r>
           </w:p>
         </w:tc>
@@ -20728,7 +22689,7 @@
                 <w:sz w:val="18"/>
                 <w:szCs w:val="18"/>
               </w:rPr>
-              <w:t xml:space="preserve">Freigabe der Migration durch Finanzen – ohne Freigabe Abbruch und Rückfall</w:t>
+              <w:t xml:space="preserve">–</w:t>
             </w:r>
           </w:p>
         </w:tc>
@@ -20778,7 +22739,7 @@
                 <w:sz w:val="18"/>
                 <w:szCs w:val="18"/>
               </w:rPr>
-              <w:t xml:space="preserve">Go-Live: alle Neuvorgänge im neuen System; Zutritt stichprobenartig prüfen; Kundeninformation versenden; Kurzanleitungen am Arbeitsplatz</w:t>
+              <w:t xml:space="preserve">Abgleich nach den Prüfkriterien; Nacharbeit bei Abweichungen</w:t>
             </w:r>
           </w:p>
         </w:tc>
@@ -20802,7 +22763,7 @@
                 <w:sz w:val="18"/>
                 <w:szCs w:val="18"/>
               </w:rPr>
-              <w:t xml:space="preserve">Betrieb umgestellt</w:t>
+              <w:t xml:space="preserve">Freigabe der Migration durch Finanzen – ohne Freigabe Abbruch und Rückfall</w:t>
             </w:r>
           </w:p>
         </w:tc>
@@ -20854,7 +22815,7 @@
                 <w:sz w:val="18"/>
                 <w:szCs w:val="18"/>
               </w:rPr>
-              <w:t xml:space="preserve">Abrechnungslauf November in der Vorschau prüfen; Freigabe im Vier-Augen-Prinzip; Versand; Stichprobe von zehn Rechnungen</w:t>
+              <w:t xml:space="preserve">Restkonfiguration; Zutritt stichprobenartig prüfen; Kundeninformation versenden; Kurzanleitungen am Arbeitsplatz</w:t>
             </w:r>
           </w:p>
         </w:tc>
@@ -20879,7 +22840,7 @@
                 <w:sz w:val="18"/>
                 <w:szCs w:val="18"/>
               </w:rPr>
-              <w:t xml:space="preserve">Rechnungen korrekt – sonst Versand stoppen</w:t>
+              <w:t xml:space="preserve">Betrieb vorbereitet</w:t>
             </w:r>
           </w:p>
         </w:tc>
@@ -20929,7 +22890,7 @@
                 <w:sz w:val="18"/>
                 <w:szCs w:val="18"/>
               </w:rPr>
-              <w:t xml:space="preserve">SEPA-Einzug beziehungsweise Zahlungslauf auslösen; Vorabinformationsfrist beachten; Hypercare starten; Archiv des Altsystems prüfen</w:t>
+              <w:t xml:space="preserve">Datenannahmestopp in Zoho; Deltaliste beginnen; Bereitschaft für den Stichtag</w:t>
             </w:r>
           </w:p>
         </w:tc>
@@ -20953,7 +22914,309 @@
                 <w:sz w:val="18"/>
                 <w:szCs w:val="18"/>
               </w:rPr>
-              <w:t xml:space="preserve">Go-Live abgeschlossen (M8)</w:t>
+              <w:t xml:space="preserve">Altsystem eingefroren</w:t>
+            </w:r>
+          </w:p>
+        </w:tc>
+      </w:tr>
+      <w:tr>
+        <w:tc>
+          <w:tcPr>
+            <w:tcW w:type="dxa" w:w="1500"/>
+            <w:shd w:fill="FAFAFA" w:color="auto" w:val="clear"/>
+            <w:tcMar>
+              <w:top w:type="dxa" w:w="60"/>
+              <w:left w:type="dxa" w:w="90"/>
+              <w:bottom w:type="dxa" w:w="60"/>
+              <w:right w:type="dxa" w:w="90"/>
+            </w:tcMar>
+          </w:tcPr>
+          <w:p>
+            <w:pPr>
+              <w:spacing w:after="0" w:line="250"/>
+            </w:pPr>
+            <w:r>
+              <w:rPr>
+                <w:rFonts w:ascii="Calibri" w:cs="Calibri" w:eastAsia="Calibri" w:hAnsi="Calibri"/>
+                <w:sz w:val="18"/>
+                <w:szCs w:val="18"/>
+              </w:rPr>
+              <w:t xml:space="preserve">So 01.11.</w:t>
+            </w:r>
+          </w:p>
+        </w:tc>
+        <w:tc>
+          <w:tcPr>
+            <w:tcW w:type="dxa" w:w="4300"/>
+            <w:shd w:fill="FAFAFA" w:color="auto" w:val="clear"/>
+            <w:tcMar>
+              <w:top w:type="dxa" w:w="60"/>
+              <w:left w:type="dxa" w:w="90"/>
+              <w:bottom w:type="dxa" w:w="60"/>
+              <w:right w:type="dxa" w:w="90"/>
+            </w:tcMar>
+          </w:tcPr>
+          <w:p>
+            <w:pPr>
+              <w:spacing w:after="0" w:line="250"/>
+            </w:pPr>
+            <w:r>
+              <w:rPr>
+                <w:rFonts w:ascii="Calibri" w:cs="Calibri" w:eastAsia="Calibri" w:hAnsi="Calibri"/>
+                <w:sz w:val="18"/>
+                <w:szCs w:val="18"/>
+              </w:rPr>
+              <w:t xml:space="preserve">Go-Live-Stichtag: Vertrags- und Abrechnungsstand liegt im neuen System</w:t>
+            </w:r>
+          </w:p>
+        </w:tc>
+        <w:tc>
+          <w:tcPr>
+            <w:tcW w:type="dxa" w:w="3838"/>
+            <w:shd w:fill="FAFAFA" w:color="auto" w:val="clear"/>
+            <w:tcMar>
+              <w:top w:type="dxa" w:w="60"/>
+              <w:left w:type="dxa" w:w="90"/>
+              <w:bottom w:type="dxa" w:w="60"/>
+              <w:right w:type="dxa" w:w="90"/>
+            </w:tcMar>
+          </w:tcPr>
+          <w:p>
+            <w:pPr>
+              <w:spacing w:after="0" w:line="250"/>
+            </w:pPr>
+            <w:r>
+              <w:rPr>
+                <w:rFonts w:ascii="Calibri" w:cs="Calibri" w:eastAsia="Calibri" w:hAnsi="Calibri"/>
+                <w:sz w:val="18"/>
+                <w:szCs w:val="18"/>
+              </w:rPr>
+              <w:t xml:space="preserve">M8 erreicht</w:t>
+            </w:r>
+          </w:p>
+        </w:tc>
+      </w:tr>
+      <w:tr>
+        <w:tc>
+          <w:tcPr>
+            <w:tcW w:type="dxa" w:w="1500"/>
+            <w:tcMar>
+              <w:top w:type="dxa" w:w="60"/>
+              <w:left w:type="dxa" w:w="90"/>
+              <w:bottom w:type="dxa" w:w="60"/>
+              <w:right w:type="dxa" w:w="90"/>
+            </w:tcMar>
+          </w:tcPr>
+          <w:p>
+            <w:pPr>
+              <w:spacing w:after="0" w:line="250"/>
+            </w:pPr>
+            <w:r>
+              <w:rPr>
+                <w:rFonts w:ascii="Calibri" w:cs="Calibri" w:eastAsia="Calibri" w:hAnsi="Calibri"/>
+                <w:sz w:val="18"/>
+                <w:szCs w:val="18"/>
+              </w:rPr>
+              <w:t xml:space="preserve">Mo 02.11.</w:t>
+            </w:r>
+          </w:p>
+        </w:tc>
+        <w:tc>
+          <w:tcPr>
+            <w:tcW w:type="dxa" w:w="4300"/>
+            <w:tcMar>
+              <w:top w:type="dxa" w:w="60"/>
+              <w:left w:type="dxa" w:w="90"/>
+              <w:bottom w:type="dxa" w:w="60"/>
+              <w:right w:type="dxa" w:w="90"/>
+            </w:tcMar>
+          </w:tcPr>
+          <w:p>
+            <w:pPr>
+              <w:spacing w:after="0" w:line="250"/>
+            </w:pPr>
+            <w:r>
+              <w:rPr>
+                <w:rFonts w:ascii="Calibri" w:cs="Calibri" w:eastAsia="Calibri" w:hAnsi="Calibri"/>
+                <w:sz w:val="18"/>
+                <w:szCs w:val="18"/>
+              </w:rPr>
+              <w:t xml:space="preserve">Operativer Start: alle Neuvorgänge im neuen System</w:t>
+            </w:r>
+          </w:p>
+        </w:tc>
+        <w:tc>
+          <w:tcPr>
+            <w:tcW w:type="dxa" w:w="3838"/>
+            <w:tcMar>
+              <w:top w:type="dxa" w:w="60"/>
+              <w:left w:type="dxa" w:w="90"/>
+              <w:bottom w:type="dxa" w:w="60"/>
+              <w:right w:type="dxa" w:w="90"/>
+            </w:tcMar>
+          </w:tcPr>
+          <w:p>
+            <w:pPr>
+              <w:spacing w:after="0" w:line="250"/>
+            </w:pPr>
+            <w:r>
+              <w:rPr>
+                <w:rFonts w:ascii="Calibri" w:cs="Calibri" w:eastAsia="Calibri" w:hAnsi="Calibri"/>
+                <w:sz w:val="18"/>
+                <w:szCs w:val="18"/>
+              </w:rPr>
+              <w:t xml:space="preserve">Betrieb umgestellt</w:t>
+            </w:r>
+          </w:p>
+        </w:tc>
+      </w:tr>
+      <w:tr>
+        <w:tc>
+          <w:tcPr>
+            <w:tcW w:type="dxa" w:w="1500"/>
+            <w:shd w:fill="FAFAFA" w:color="auto" w:val="clear"/>
+            <w:tcMar>
+              <w:top w:type="dxa" w:w="60"/>
+              <w:left w:type="dxa" w:w="90"/>
+              <w:bottom w:type="dxa" w:w="60"/>
+              <w:right w:type="dxa" w:w="90"/>
+            </w:tcMar>
+          </w:tcPr>
+          <w:p>
+            <w:pPr>
+              <w:spacing w:after="0" w:line="250"/>
+            </w:pPr>
+            <w:r>
+              <w:rPr>
+                <w:rFonts w:ascii="Calibri" w:cs="Calibri" w:eastAsia="Calibri" w:hAnsi="Calibri"/>
+                <w:sz w:val="18"/>
+                <w:szCs w:val="18"/>
+              </w:rPr>
+              <w:t xml:space="preserve">Di/Mi 03.–04.11.</w:t>
+            </w:r>
+          </w:p>
+        </w:tc>
+        <w:tc>
+          <w:tcPr>
+            <w:tcW w:type="dxa" w:w="4300"/>
+            <w:shd w:fill="FAFAFA" w:color="auto" w:val="clear"/>
+            <w:tcMar>
+              <w:top w:type="dxa" w:w="60"/>
+              <w:left w:type="dxa" w:w="90"/>
+              <w:bottom w:type="dxa" w:w="60"/>
+              <w:right w:type="dxa" w:w="90"/>
+            </w:tcMar>
+          </w:tcPr>
+          <w:p>
+            <w:pPr>
+              <w:spacing w:after="0" w:line="250"/>
+            </w:pPr>
+            <w:r>
+              <w:rPr>
+                <w:rFonts w:ascii="Calibri" w:cs="Calibri" w:eastAsia="Calibri" w:hAnsi="Calibri"/>
+                <w:sz w:val="18"/>
+                <w:szCs w:val="18"/>
+              </w:rPr>
+              <w:t xml:space="preserve">Abrechnungslauf November in der Vorschau prüfen; Freigabe im Vier-Augen-Prinzip; Versand; Stichprobe von zehn Rechnungen</w:t>
+            </w:r>
+          </w:p>
+        </w:tc>
+        <w:tc>
+          <w:tcPr>
+            <w:tcW w:type="dxa" w:w="3838"/>
+            <w:shd w:fill="FAFAFA" w:color="auto" w:val="clear"/>
+            <w:tcMar>
+              <w:top w:type="dxa" w:w="60"/>
+              <w:left w:type="dxa" w:w="90"/>
+              <w:bottom w:type="dxa" w:w="60"/>
+              <w:right w:type="dxa" w:w="90"/>
+            </w:tcMar>
+          </w:tcPr>
+          <w:p>
+            <w:pPr>
+              <w:spacing w:after="0" w:line="250"/>
+            </w:pPr>
+            <w:r>
+              <w:rPr>
+                <w:rFonts w:ascii="Calibri" w:cs="Calibri" w:eastAsia="Calibri" w:hAnsi="Calibri"/>
+                <w:sz w:val="18"/>
+                <w:szCs w:val="18"/>
+              </w:rPr>
+              <w:t xml:space="preserve">Rechnungen korrekt – sonst Versand stoppen</w:t>
+            </w:r>
+          </w:p>
+        </w:tc>
+      </w:tr>
+      <w:tr>
+        <w:tc>
+          <w:tcPr>
+            <w:tcW w:type="dxa" w:w="1500"/>
+            <w:tcMar>
+              <w:top w:type="dxa" w:w="60"/>
+              <w:left w:type="dxa" w:w="90"/>
+              <w:bottom w:type="dxa" w:w="60"/>
+              <w:right w:type="dxa" w:w="90"/>
+            </w:tcMar>
+          </w:tcPr>
+          <w:p>
+            <w:pPr>
+              <w:spacing w:after="0" w:line="250"/>
+            </w:pPr>
+            <w:r>
+              <w:rPr>
+                <w:rFonts w:ascii="Calibri" w:cs="Calibri" w:eastAsia="Calibri" w:hAnsi="Calibri"/>
+                <w:sz w:val="18"/>
+                <w:szCs w:val="18"/>
+              </w:rPr>
+              <w:t xml:space="preserve">Do 05.11.</w:t>
+            </w:r>
+          </w:p>
+        </w:tc>
+        <w:tc>
+          <w:tcPr>
+            <w:tcW w:type="dxa" w:w="4300"/>
+            <w:tcMar>
+              <w:top w:type="dxa" w:w="60"/>
+              <w:left w:type="dxa" w:w="90"/>
+              <w:bottom w:type="dxa" w:w="60"/>
+              <w:right w:type="dxa" w:w="90"/>
+            </w:tcMar>
+          </w:tcPr>
+          <w:p>
+            <w:pPr>
+              <w:spacing w:after="0" w:line="250"/>
+            </w:pPr>
+            <w:r>
+              <w:rPr>
+                <w:rFonts w:ascii="Calibri" w:cs="Calibri" w:eastAsia="Calibri" w:hAnsi="Calibri"/>
+                <w:sz w:val="18"/>
+                <w:szCs w:val="18"/>
+              </w:rPr>
+              <w:t xml:space="preserve">SEPA-Einzug auslösen; erster Abgleich gegen den eingefrorenen Zoho-Stand</w:t>
+            </w:r>
+          </w:p>
+        </w:tc>
+        <w:tc>
+          <w:tcPr>
+            <w:tcW w:type="dxa" w:w="3838"/>
+            <w:tcMar>
+              <w:top w:type="dxa" w:w="60"/>
+              <w:left w:type="dxa" w:w="90"/>
+              <w:bottom w:type="dxa" w:w="60"/>
+              <w:right w:type="dxa" w:w="90"/>
+            </w:tcMar>
+          </w:tcPr>
+          <w:p>
+            <w:pPr>
+              <w:spacing w:after="0" w:line="250"/>
+            </w:pPr>
+            <w:r>
+              <w:rPr>
+                <w:rFonts w:ascii="Calibri" w:cs="Calibri" w:eastAsia="Calibri" w:hAnsi="Calibri"/>
+                <w:sz w:val="18"/>
+                <w:szCs w:val="18"/>
+              </w:rPr>
+              <w:t xml:space="preserve">Erster Lauf bestätigt</w:t>
             </w:r>
           </w:p>
         </w:tc>
@@ -20978,7 +23241,50 @@
           <w:sz w:val="24"/>
           <w:szCs w:val="24"/>
         </w:rPr>
-        <w:t xml:space="preserve">9.1  Hypercare</w:t>
+        <w:t xml:space="preserve">9.1  Parallelbetrieb statt hartem Schnitt</w:t>
+      </w:r>
+    </w:p>
+    <w:p>
+      <w:pPr>
+        <w:spacing w:after="120" w:line="276"/>
+      </w:pPr>
+      <w:r>
+        <w:rPr>
+          <w:rFonts w:ascii="Calibri" w:cs="Calibri" w:eastAsia="Calibri" w:hAnsi="Calibri"/>
+          <w:sz w:val="21"/>
+          <w:szCs w:val="21"/>
+        </w:rPr>
+        <w:t xml:space="preserve">Nach Beschluss des Stakeholder-Termins wird Zoho nicht sofort abgeschaltet. Empfohlen wird ein Schattenbetrieb: Ab dem Stichtag ist das neue System führend, Zoho wird nicht mehr bespielt, bleibt aber lesend verfügbar und dient dem Abgleich sowie als Rückfallebene. Ein echter Parallelbetrieb, in dem beide Systeme fakturieren, würde genau die Fehler erzeugen, die das Nebeneinander verhindern soll.</w:t>
+      </w:r>
+    </w:p>
+    <w:p>
+      <w:pPr>
+        <w:spacing w:after="120" w:line="276"/>
+      </w:pPr>
+      <w:r>
+        <w:rPr>
+          <w:rFonts w:ascii="Calibri" w:cs="Calibri" w:eastAsia="Calibri" w:hAnsi="Calibri"/>
+          <w:sz w:val="21"/>
+          <w:szCs w:val="21"/>
+        </w:rPr>
+        <w:t xml:space="preserve">Abgleichtermine: 05.11., 30.11. und 31.12.2026. Sundown des Altsystems und Langzeitarchivierung bis 31.01.2027. Einzelheiten im Repository unter 50_umsetzung/parallelbetrieb_und_sundown.md.</w:t>
+      </w:r>
+    </w:p>
+    <w:p>
+      <w:pPr>
+        <w:pStyle w:val="Heading2"/>
+        <w:spacing w:after="140" w:before="260"/>
+      </w:pPr>
+      <w:r>
+        <w:rPr>
+          <w:rFonts w:ascii="Calibri" w:cs="Calibri" w:eastAsia="Calibri" w:hAnsi="Calibri"/>
+          <w:b/>
+          <w:bCs/>
+          <w:color w:val="1F3864"/>
+          <w:sz w:val="24"/>
+          <w:szCs w:val="24"/>
+        </w:rPr>
+        <w:t xml:space="preserve">9.2  Hypercare</w:t>
       </w:r>
     </w:p>
     <w:p>
@@ -23293,7 +25599,7 @@
           <w:sz w:val="21"/>
           <w:szCs w:val="21"/>
         </w:rPr>
-        <w:t xml:space="preserve">Ausgelöst, wenn die Abnahme am 23.10. nicht erteilt werden kann oder der Migrationsabgleich am 27.10. scheitert. Der Cutover verschiebt sich auf den Monatswechsel November/Dezember (Produktivmigration ab Di 24.11., Go-Live Mi 25.11., Abrechnung Dezember aus dem neuen System). Zoho läuft bis dahin weiter – die Kündigung ist entsprechend zu terminieren.</w:t>
+        <w:t xml:space="preserve">Ausgelöst, wenn die Abnahme am 23.10. nicht erteilt werden kann oder der Migrationsabgleich am 28.10. scheitert. Der Stichtag verschiebt sich auf den Monatswechsel November/Dezember (Produktivmigration ab Di 24.11., Stichtag 01.12.). Zoho läuft ohnehin weiter – der Rückfall ist deshalb weniger schmerzhaft als bei einem harten Schnitt, verschiebt aber den Sundown und die Preisanpassung.</w:t>
       </w:r>
     </w:p>
     <w:p>
@@ -24068,7 +26374,7 @@
                 <w:sz w:val="18"/>
                 <w:szCs w:val="18"/>
               </w:rPr>
-              <w:t xml:space="preserve">Di 27.10.</w:t>
+              <w:t xml:space="preserve">Mi 28.10.</w:t>
             </w:r>
           </w:p>
         </w:tc>
@@ -24119,6 +26425,104 @@
                 <w:szCs w:val="18"/>
               </w:rPr>
               <w:t xml:space="preserve">Finanzen</w:t>
+            </w:r>
+          </w:p>
+        </w:tc>
+      </w:tr>
+      <w:tr>
+        <w:tc>
+          <w:tcPr>
+            <w:tcW w:type="dxa" w:w="1500"/>
+            <w:tcMar>
+              <w:top w:type="dxa" w:w="60"/>
+              <w:left w:type="dxa" w:w="90"/>
+              <w:bottom w:type="dxa" w:w="60"/>
+              <w:right w:type="dxa" w:w="90"/>
+            </w:tcMar>
+          </w:tcPr>
+          <w:p>
+            <w:pPr>
+              <w:spacing w:after="0" w:line="250"/>
+            </w:pPr>
+            <w:r>
+              <w:rPr>
+                <w:rFonts w:ascii="Calibri" w:cs="Calibri" w:eastAsia="Calibri" w:hAnsi="Calibri"/>
+                <w:sz w:val="18"/>
+                <w:szCs w:val="18"/>
+              </w:rPr>
+              <w:t xml:space="preserve">G7</w:t>
+            </w:r>
+          </w:p>
+        </w:tc>
+        <w:tc>
+          <w:tcPr>
+            <w:tcW w:type="dxa" w:w="1500"/>
+            <w:tcMar>
+              <w:top w:type="dxa" w:w="60"/>
+              <w:left w:type="dxa" w:w="90"/>
+              <w:bottom w:type="dxa" w:w="60"/>
+              <w:right w:type="dxa" w:w="90"/>
+            </w:tcMar>
+          </w:tcPr>
+          <w:p>
+            <w:pPr>
+              <w:spacing w:after="0" w:line="250"/>
+            </w:pPr>
+            <w:r>
+              <w:rPr>
+                <w:rFonts w:ascii="Calibri" w:cs="Calibri" w:eastAsia="Calibri" w:hAnsi="Calibri"/>
+                <w:sz w:val="18"/>
+                <w:szCs w:val="18"/>
+              </w:rPr>
+              <w:t xml:space="preserve">Do 31.12.</w:t>
+            </w:r>
+          </w:p>
+        </w:tc>
+        <w:tc>
+          <w:tcPr>
+            <w:tcW w:type="dxa" w:w="3400"/>
+            <w:tcMar>
+              <w:top w:type="dxa" w:w="60"/>
+              <w:left w:type="dxa" w:w="90"/>
+              <w:bottom w:type="dxa" w:w="60"/>
+              <w:right w:type="dxa" w:w="90"/>
+            </w:tcMar>
+          </w:tcPr>
+          <w:p>
+            <w:pPr>
+              <w:spacing w:after="0" w:line="250"/>
+            </w:pPr>
+            <w:r>
+              <w:rPr>
+                <w:rFonts w:ascii="Calibri" w:cs="Calibri" w:eastAsia="Calibri" w:hAnsi="Calibri"/>
+                <w:sz w:val="18"/>
+                <w:szCs w:val="18"/>
+              </w:rPr>
+              <w:t xml:space="preserve">Parallelbetrieb abgeschlossen, Sundown freigegeben</w:t>
+            </w:r>
+          </w:p>
+        </w:tc>
+        <w:tc>
+          <w:tcPr>
+            <w:tcW w:type="dxa" w:w="3238"/>
+            <w:tcMar>
+              <w:top w:type="dxa" w:w="60"/>
+              <w:left w:type="dxa" w:w="90"/>
+              <w:bottom w:type="dxa" w:w="60"/>
+              <w:right w:type="dxa" w:w="90"/>
+            </w:tcMar>
+          </w:tcPr>
+          <w:p>
+            <w:pPr>
+              <w:spacing w:after="0" w:line="250"/>
+            </w:pPr>
+            <w:r>
+              <w:rPr>
+                <w:rFonts w:ascii="Calibri" w:cs="Calibri" w:eastAsia="Calibri" w:hAnsi="Calibri"/>
+                <w:sz w:val="18"/>
+                <w:szCs w:val="18"/>
+              </w:rPr>
+              <w:t xml:space="preserve">GF</w:t>
             </w:r>
           </w:p>
         </w:tc>
@@ -25661,7 +28065,7 @@
                 <w:sz w:val="18"/>
                 <w:szCs w:val="18"/>
               </w:rPr>
-              <w:t xml:space="preserve">Datenannahmestopp und produktive Migration (G6)</w:t>
+              <w:t xml:space="preserve">Produktive Migration</w:t>
             </w:r>
           </w:p>
         </w:tc>
@@ -25686,7 +28090,7 @@
                 <w:sz w:val="18"/>
                 <w:szCs w:val="18"/>
               </w:rPr>
-              <w:t xml:space="preserve">Finanzen</w:t>
+              <w:t xml:space="preserve">Beratung</w:t>
             </w:r>
           </w:p>
         </w:tc>
@@ -25736,7 +28140,7 @@
                 <w:sz w:val="18"/>
                 <w:szCs w:val="18"/>
               </w:rPr>
-              <w:t xml:space="preserve">Go-Live</w:t>
+              <w:t xml:space="preserve">Abgleich und Freigabe der Migration (G6)</w:t>
             </w:r>
           </w:p>
         </w:tc>
@@ -25760,7 +28164,7 @@
                 <w:sz w:val="18"/>
                 <w:szCs w:val="18"/>
               </w:rPr>
-              <w:t xml:space="preserve">alle</w:t>
+              <w:t xml:space="preserve">Finanzen</w:t>
             </w:r>
           </w:p>
         </w:tc>
@@ -25787,7 +28191,7 @@
                 <w:sz w:val="18"/>
                 <w:szCs w:val="18"/>
               </w:rPr>
-              <w:t xml:space="preserve">Do 29.10.</w:t>
+              <w:t xml:space="preserve">Fr 30.10.</w:t>
             </w:r>
           </w:p>
         </w:tc>
@@ -25812,7 +28216,7 @@
                 <w:sz w:val="18"/>
                 <w:szCs w:val="18"/>
               </w:rPr>
-              <w:t xml:space="preserve">Erster Abrechnungslauf November</w:t>
+              <w:t xml:space="preserve">Datenannahmestopp in Zoho</w:t>
             </w:r>
           </w:p>
         </w:tc>
@@ -25837,7 +28241,7 @@
                 <w:sz w:val="18"/>
                 <w:szCs w:val="18"/>
               </w:rPr>
-              <w:t xml:space="preserve">Finanzen</w:t>
+              <w:t xml:space="preserve">alle</w:t>
             </w:r>
           </w:p>
         </w:tc>
@@ -25863,7 +28267,7 @@
                 <w:sz w:val="18"/>
                 <w:szCs w:val="18"/>
               </w:rPr>
-              <w:t xml:space="preserve">Fr 30.10.</w:t>
+              <w:t xml:space="preserve">So 01.11.</w:t>
             </w:r>
           </w:p>
         </w:tc>
@@ -25887,7 +28291,7 @@
                 <w:sz w:val="18"/>
                 <w:szCs w:val="18"/>
               </w:rPr>
-              <w:t xml:space="preserve">M8 – Zahlungslauf, Hypercare, Projektabschluss der Einführung</w:t>
+              <w:t xml:space="preserve">M8 – Go-Live-Stichtag</w:t>
             </w:r>
           </w:p>
         </w:tc>
@@ -25912,6 +28316,385 @@
                 <w:szCs w:val="18"/>
               </w:rPr>
               <w:t xml:space="preserve">PL</w:t>
+            </w:r>
+          </w:p>
+        </w:tc>
+      </w:tr>
+      <w:tr>
+        <w:tc>
+          <w:tcPr>
+            <w:tcW w:type="dxa" w:w="2000"/>
+            <w:shd w:fill="FAFAFA" w:color="auto" w:val="clear"/>
+            <w:tcMar>
+              <w:top w:type="dxa" w:w="60"/>
+              <w:left w:type="dxa" w:w="90"/>
+              <w:bottom w:type="dxa" w:w="60"/>
+              <w:right w:type="dxa" w:w="90"/>
+            </w:tcMar>
+          </w:tcPr>
+          <w:p>
+            <w:pPr>
+              <w:spacing w:after="0" w:line="250"/>
+            </w:pPr>
+            <w:r>
+              <w:rPr>
+                <w:rFonts w:ascii="Calibri" w:cs="Calibri" w:eastAsia="Calibri" w:hAnsi="Calibri"/>
+                <w:sz w:val="18"/>
+                <w:szCs w:val="18"/>
+              </w:rPr>
+              <w:t xml:space="preserve">Mo 02.11.</w:t>
+            </w:r>
+          </w:p>
+        </w:tc>
+        <w:tc>
+          <w:tcPr>
+            <w:tcW w:type="dxa" w:w="4200"/>
+            <w:shd w:fill="FAFAFA" w:color="auto" w:val="clear"/>
+            <w:tcMar>
+              <w:top w:type="dxa" w:w="60"/>
+              <w:left w:type="dxa" w:w="90"/>
+              <w:bottom w:type="dxa" w:w="60"/>
+              <w:right w:type="dxa" w:w="90"/>
+            </w:tcMar>
+          </w:tcPr>
+          <w:p>
+            <w:pPr>
+              <w:spacing w:after="0" w:line="250"/>
+            </w:pPr>
+            <w:r>
+              <w:rPr>
+                <w:rFonts w:ascii="Calibri" w:cs="Calibri" w:eastAsia="Calibri" w:hAnsi="Calibri"/>
+                <w:sz w:val="18"/>
+                <w:szCs w:val="18"/>
+              </w:rPr>
+              <w:t xml:space="preserve">Operativer Start</w:t>
+            </w:r>
+          </w:p>
+        </w:tc>
+        <w:tc>
+          <w:tcPr>
+            <w:tcW w:type="dxa" w:w="3438"/>
+            <w:shd w:fill="FAFAFA" w:color="auto" w:val="clear"/>
+            <w:tcMar>
+              <w:top w:type="dxa" w:w="60"/>
+              <w:left w:type="dxa" w:w="90"/>
+              <w:bottom w:type="dxa" w:w="60"/>
+              <w:right w:type="dxa" w:w="90"/>
+            </w:tcMar>
+          </w:tcPr>
+          <w:p>
+            <w:pPr>
+              <w:spacing w:after="0" w:line="250"/>
+            </w:pPr>
+            <w:r>
+              <w:rPr>
+                <w:rFonts w:ascii="Calibri" w:cs="Calibri" w:eastAsia="Calibri" w:hAnsi="Calibri"/>
+                <w:sz w:val="18"/>
+                <w:szCs w:val="18"/>
+              </w:rPr>
+              <w:t xml:space="preserve">alle</w:t>
+            </w:r>
+          </w:p>
+        </w:tc>
+      </w:tr>
+      <w:tr>
+        <w:tc>
+          <w:tcPr>
+            <w:tcW w:type="dxa" w:w="2000"/>
+            <w:tcMar>
+              <w:top w:type="dxa" w:w="60"/>
+              <w:left w:type="dxa" w:w="90"/>
+              <w:bottom w:type="dxa" w:w="60"/>
+              <w:right w:type="dxa" w:w="90"/>
+            </w:tcMar>
+          </w:tcPr>
+          <w:p>
+            <w:pPr>
+              <w:spacing w:after="0" w:line="250"/>
+            </w:pPr>
+            <w:r>
+              <w:rPr>
+                <w:rFonts w:ascii="Calibri" w:cs="Calibri" w:eastAsia="Calibri" w:hAnsi="Calibri"/>
+                <w:sz w:val="18"/>
+                <w:szCs w:val="18"/>
+              </w:rPr>
+              <w:t xml:space="preserve">Do 05.11.</w:t>
+            </w:r>
+          </w:p>
+        </w:tc>
+        <w:tc>
+          <w:tcPr>
+            <w:tcW w:type="dxa" w:w="4200"/>
+            <w:tcMar>
+              <w:top w:type="dxa" w:w="60"/>
+              <w:left w:type="dxa" w:w="90"/>
+              <w:bottom w:type="dxa" w:w="60"/>
+              <w:right w:type="dxa" w:w="90"/>
+            </w:tcMar>
+          </w:tcPr>
+          <w:p>
+            <w:pPr>
+              <w:spacing w:after="0" w:line="250"/>
+            </w:pPr>
+            <w:r>
+              <w:rPr>
+                <w:rFonts w:ascii="Calibri" w:cs="Calibri" w:eastAsia="Calibri" w:hAnsi="Calibri"/>
+                <w:sz w:val="18"/>
+                <w:szCs w:val="18"/>
+              </w:rPr>
+              <w:t xml:space="preserve">Erster Abrechnungslauf und erster Abgleich</w:t>
+            </w:r>
+          </w:p>
+        </w:tc>
+        <w:tc>
+          <w:tcPr>
+            <w:tcW w:type="dxa" w:w="3438"/>
+            <w:tcMar>
+              <w:top w:type="dxa" w:w="60"/>
+              <w:left w:type="dxa" w:w="90"/>
+              <w:bottom w:type="dxa" w:w="60"/>
+              <w:right w:type="dxa" w:w="90"/>
+            </w:tcMar>
+          </w:tcPr>
+          <w:p>
+            <w:pPr>
+              <w:spacing w:after="0" w:line="250"/>
+            </w:pPr>
+            <w:r>
+              <w:rPr>
+                <w:rFonts w:ascii="Calibri" w:cs="Calibri" w:eastAsia="Calibri" w:hAnsi="Calibri"/>
+                <w:sz w:val="18"/>
+                <w:szCs w:val="18"/>
+              </w:rPr>
+              <w:t xml:space="preserve">Finanzen</w:t>
+            </w:r>
+          </w:p>
+        </w:tc>
+      </w:tr>
+      <w:tr>
+        <w:tc>
+          <w:tcPr>
+            <w:tcW w:type="dxa" w:w="2000"/>
+            <w:shd w:fill="FAFAFA" w:color="auto" w:val="clear"/>
+            <w:tcMar>
+              <w:top w:type="dxa" w:w="60"/>
+              <w:left w:type="dxa" w:w="90"/>
+              <w:bottom w:type="dxa" w:w="60"/>
+              <w:right w:type="dxa" w:w="90"/>
+            </w:tcMar>
+          </w:tcPr>
+          <w:p>
+            <w:pPr>
+              <w:spacing w:after="0" w:line="250"/>
+            </w:pPr>
+            <w:r>
+              <w:rPr>
+                <w:rFonts w:ascii="Calibri" w:cs="Calibri" w:eastAsia="Calibri" w:hAnsi="Calibri"/>
+                <w:sz w:val="18"/>
+                <w:szCs w:val="18"/>
+              </w:rPr>
+              <w:t xml:space="preserve">Mo 30.11.</w:t>
+            </w:r>
+          </w:p>
+        </w:tc>
+        <w:tc>
+          <w:tcPr>
+            <w:tcW w:type="dxa" w:w="4200"/>
+            <w:shd w:fill="FAFAFA" w:color="auto" w:val="clear"/>
+            <w:tcMar>
+              <w:top w:type="dxa" w:w="60"/>
+              <w:left w:type="dxa" w:w="90"/>
+              <w:bottom w:type="dxa" w:w="60"/>
+              <w:right w:type="dxa" w:w="90"/>
+            </w:tcMar>
+          </w:tcPr>
+          <w:p>
+            <w:pPr>
+              <w:spacing w:after="0" w:line="250"/>
+            </w:pPr>
+            <w:r>
+              <w:rPr>
+                <w:rFonts w:ascii="Calibri" w:cs="Calibri" w:eastAsia="Calibri" w:hAnsi="Calibri"/>
+                <w:sz w:val="18"/>
+                <w:szCs w:val="18"/>
+              </w:rPr>
+              <w:t xml:space="preserve">Zweiter Abgleich</w:t>
+            </w:r>
+          </w:p>
+        </w:tc>
+        <w:tc>
+          <w:tcPr>
+            <w:tcW w:type="dxa" w:w="3438"/>
+            <w:shd w:fill="FAFAFA" w:color="auto" w:val="clear"/>
+            <w:tcMar>
+              <w:top w:type="dxa" w:w="60"/>
+              <w:left w:type="dxa" w:w="90"/>
+              <w:bottom w:type="dxa" w:w="60"/>
+              <w:right w:type="dxa" w:w="90"/>
+            </w:tcMar>
+          </w:tcPr>
+          <w:p>
+            <w:pPr>
+              <w:spacing w:after="0" w:line="250"/>
+            </w:pPr>
+            <w:r>
+              <w:rPr>
+                <w:rFonts w:ascii="Calibri" w:cs="Calibri" w:eastAsia="Calibri" w:hAnsi="Calibri"/>
+                <w:sz w:val="18"/>
+                <w:szCs w:val="18"/>
+              </w:rPr>
+              <w:t xml:space="preserve">Finanzen</w:t>
+            </w:r>
+          </w:p>
+        </w:tc>
+      </w:tr>
+      <w:tr>
+        <w:tc>
+          <w:tcPr>
+            <w:tcW w:type="dxa" w:w="2000"/>
+            <w:tcMar>
+              <w:top w:type="dxa" w:w="60"/>
+              <w:left w:type="dxa" w:w="90"/>
+              <w:bottom w:type="dxa" w:w="60"/>
+              <w:right w:type="dxa" w:w="90"/>
+            </w:tcMar>
+          </w:tcPr>
+          <w:p>
+            <w:pPr>
+              <w:spacing w:after="0" w:line="250"/>
+            </w:pPr>
+            <w:r>
+              <w:rPr>
+                <w:rFonts w:ascii="Calibri" w:cs="Calibri" w:eastAsia="Calibri" w:hAnsi="Calibri"/>
+                <w:sz w:val="18"/>
+                <w:szCs w:val="18"/>
+              </w:rPr>
+              <w:t xml:space="preserve">Do 31.12.</w:t>
+            </w:r>
+          </w:p>
+        </w:tc>
+        <w:tc>
+          <w:tcPr>
+            <w:tcW w:type="dxa" w:w="4200"/>
+            <w:tcMar>
+              <w:top w:type="dxa" w:w="60"/>
+              <w:left w:type="dxa" w:w="90"/>
+              <w:bottom w:type="dxa" w:w="60"/>
+              <w:right w:type="dxa" w:w="90"/>
+            </w:tcMar>
+          </w:tcPr>
+          <w:p>
+            <w:pPr>
+              <w:spacing w:after="0" w:line="250"/>
+            </w:pPr>
+            <w:r>
+              <w:rPr>
+                <w:rFonts w:ascii="Calibri" w:cs="Calibri" w:eastAsia="Calibri" w:hAnsi="Calibri"/>
+                <w:sz w:val="18"/>
+                <w:szCs w:val="18"/>
+              </w:rPr>
+              <w:t xml:space="preserve">M9 – dritter Abgleich, Parallelbetrieb abgeschlossen</w:t>
+            </w:r>
+          </w:p>
+        </w:tc>
+        <w:tc>
+          <w:tcPr>
+            <w:tcW w:type="dxa" w:w="3438"/>
+            <w:tcMar>
+              <w:top w:type="dxa" w:w="60"/>
+              <w:left w:type="dxa" w:w="90"/>
+              <w:bottom w:type="dxa" w:w="60"/>
+              <w:right w:type="dxa" w:w="90"/>
+            </w:tcMar>
+          </w:tcPr>
+          <w:p>
+            <w:pPr>
+              <w:spacing w:after="0" w:line="250"/>
+            </w:pPr>
+            <w:r>
+              <w:rPr>
+                <w:rFonts w:ascii="Calibri" w:cs="Calibri" w:eastAsia="Calibri" w:hAnsi="Calibri"/>
+                <w:sz w:val="18"/>
+                <w:szCs w:val="18"/>
+              </w:rPr>
+              <w:t xml:space="preserve">PL</w:t>
+            </w:r>
+          </w:p>
+        </w:tc>
+      </w:tr>
+      <w:tr>
+        <w:tc>
+          <w:tcPr>
+            <w:tcW w:type="dxa" w:w="2000"/>
+            <w:shd w:fill="FAFAFA" w:color="auto" w:val="clear"/>
+            <w:tcMar>
+              <w:top w:type="dxa" w:w="60"/>
+              <w:left w:type="dxa" w:w="90"/>
+              <w:bottom w:type="dxa" w:w="60"/>
+              <w:right w:type="dxa" w:w="90"/>
+            </w:tcMar>
+          </w:tcPr>
+          <w:p>
+            <w:pPr>
+              <w:spacing w:after="0" w:line="250"/>
+            </w:pPr>
+            <w:r>
+              <w:rPr>
+                <w:rFonts w:ascii="Calibri" w:cs="Calibri" w:eastAsia="Calibri" w:hAnsi="Calibri"/>
+                <w:sz w:val="18"/>
+                <w:szCs w:val="18"/>
+              </w:rPr>
+              <w:t xml:space="preserve">So 31.01.2027</w:t>
+            </w:r>
+          </w:p>
+        </w:tc>
+        <w:tc>
+          <w:tcPr>
+            <w:tcW w:type="dxa" w:w="4200"/>
+            <w:shd w:fill="FAFAFA" w:color="auto" w:val="clear"/>
+            <w:tcMar>
+              <w:top w:type="dxa" w:w="60"/>
+              <w:left w:type="dxa" w:w="90"/>
+              <w:bottom w:type="dxa" w:w="60"/>
+              <w:right w:type="dxa" w:w="90"/>
+            </w:tcMar>
+          </w:tcPr>
+          <w:p>
+            <w:pPr>
+              <w:spacing w:after="0" w:line="250"/>
+            </w:pPr>
+            <w:r>
+              <w:rPr>
+                <w:rFonts w:ascii="Calibri" w:cs="Calibri" w:eastAsia="Calibri" w:hAnsi="Calibri"/>
+                <w:sz w:val="18"/>
+                <w:szCs w:val="18"/>
+              </w:rPr>
+              <w:t xml:space="preserve">M10 – Sundown Zoho und Archivierung</w:t>
+            </w:r>
+          </w:p>
+        </w:tc>
+        <w:tc>
+          <w:tcPr>
+            <w:tcW w:type="dxa" w:w="3438"/>
+            <w:shd w:fill="FAFAFA" w:color="auto" w:val="clear"/>
+            <w:tcMar>
+              <w:top w:type="dxa" w:w="60"/>
+              <w:left w:type="dxa" w:w="90"/>
+              <w:bottom w:type="dxa" w:w="60"/>
+              <w:right w:type="dxa" w:w="90"/>
+            </w:tcMar>
+          </w:tcPr>
+          <w:p>
+            <w:pPr>
+              <w:spacing w:after="0" w:line="250"/>
+            </w:pPr>
+            <w:r>
+              <w:rPr>
+                <w:rFonts w:ascii="Calibri" w:cs="Calibri" w:eastAsia="Calibri" w:hAnsi="Calibri"/>
+                <w:sz w:val="18"/>
+                <w:szCs w:val="18"/>
+              </w:rPr>
+              <w:t xml:space="preserve">Martina</w:t>
             </w:r>
           </w:p>
         </w:tc>
@@ -26626,6 +29409,108 @@
           </w:p>
         </w:tc>
       </w:tr>
+      <w:tr>
+        <w:tc>
+          <w:tcPr>
+            <w:tcW w:type="dxa" w:w="3600"/>
+            <w:tcMar>
+              <w:top w:type="dxa" w:w="60"/>
+              <w:left w:type="dxa" w:w="90"/>
+              <w:bottom w:type="dxa" w:w="60"/>
+              <w:right w:type="dxa" w:w="90"/>
+            </w:tcMar>
+          </w:tcPr>
+          <w:p>
+            <w:pPr>
+              <w:spacing w:after="0" w:line="250"/>
+            </w:pPr>
+            <w:r>
+              <w:rPr>
+                <w:rFonts w:ascii="Calibri" w:cs="Calibri" w:eastAsia="Calibri" w:hAnsi="Calibri"/>
+                <w:sz w:val="18"/>
+                <w:szCs w:val="18"/>
+              </w:rPr>
+              <w:t xml:space="preserve">50_umsetzung/parallelbetrieb_und_sundown.md</w:t>
+            </w:r>
+          </w:p>
+        </w:tc>
+        <w:tc>
+          <w:tcPr>
+            <w:tcW w:type="dxa" w:w="6038"/>
+            <w:tcMar>
+              <w:top w:type="dxa" w:w="60"/>
+              <w:left w:type="dxa" w:w="90"/>
+              <w:bottom w:type="dxa" w:w="60"/>
+              <w:right w:type="dxa" w:w="90"/>
+            </w:tcMar>
+          </w:tcPr>
+          <w:p>
+            <w:pPr>
+              <w:spacing w:after="0" w:line="250"/>
+            </w:pPr>
+            <w:r>
+              <w:rPr>
+                <w:rFonts w:ascii="Calibri" w:cs="Calibri" w:eastAsia="Calibri" w:hAnsi="Calibri"/>
+                <w:sz w:val="18"/>
+                <w:szCs w:val="18"/>
+              </w:rPr>
+              <w:t xml:space="preserve">Parallelbetrieb, Abgleichtermine, Sundown und Archivierung</w:t>
+            </w:r>
+          </w:p>
+        </w:tc>
+      </w:tr>
+      <w:tr>
+        <w:tc>
+          <w:tcPr>
+            <w:tcW w:type="dxa" w:w="3600"/>
+            <w:shd w:fill="FAFAFA" w:color="auto" w:val="clear"/>
+            <w:tcMar>
+              <w:top w:type="dxa" w:w="60"/>
+              <w:left w:type="dxa" w:w="90"/>
+              <w:bottom w:type="dxa" w:w="60"/>
+              <w:right w:type="dxa" w:w="90"/>
+            </w:tcMar>
+          </w:tcPr>
+          <w:p>
+            <w:pPr>
+              <w:spacing w:after="0" w:line="250"/>
+            </w:pPr>
+            <w:r>
+              <w:rPr>
+                <w:rFonts w:ascii="Calibri" w:cs="Calibri" w:eastAsia="Calibri" w:hAnsi="Calibri"/>
+                <w:sz w:val="18"/>
+                <w:szCs w:val="18"/>
+              </w:rPr>
+              <w:t xml:space="preserve">40_auswahl/demo_checkliste_kinnovis.md</w:t>
+            </w:r>
+          </w:p>
+        </w:tc>
+        <w:tc>
+          <w:tcPr>
+            <w:tcW w:type="dxa" w:w="6038"/>
+            <w:shd w:fill="FAFAFA" w:color="auto" w:val="clear"/>
+            <w:tcMar>
+              <w:top w:type="dxa" w:w="60"/>
+              <w:left w:type="dxa" w:w="90"/>
+              <w:bottom w:type="dxa" w:w="60"/>
+              <w:right w:type="dxa" w:w="90"/>
+            </w:tcMar>
+          </w:tcPr>
+          <w:p>
+            <w:pPr>
+              <w:spacing w:after="0" w:line="250"/>
+            </w:pPr>
+            <w:r>
+              <w:rPr>
+                <w:rFonts w:ascii="Calibri" w:cs="Calibri" w:eastAsia="Calibri" w:hAnsi="Calibri"/>
+                <w:sz w:val="18"/>
+                <w:szCs w:val="18"/>
+              </w:rPr>
+              <w:t xml:space="preserve">Checkliste für die Kinnovis-Demo</w:t>
+            </w:r>
+          </w:p>
+        </w:tc>
+      </w:tr>
     </w:tbl>
     <w:sectPr>
       <w:footerReference w:type="default" r:id="rId7"/>
@@ -26692,7 +29577,7 @@
         <w:sz w:val="16"/>
         <w:szCs w:val="16"/>
       </w:rPr>
-      <w:t xml:space="preserve">Projektplan Umstellung Kernsystem  |  deinPlatz.at  |  Go-Live 30.10.2026  |  Seite </w:t>
+      <w:t xml:space="preserve">Projektplan Umstellung Kernsystem  |  deinPlatz.at  |  Go-Live 01.11.2026  |  Seite </w:t>
     </w:r>
     <w:r>
       <w:rPr>
